--- a/quote_capsule_liquid.docx
+++ b/quote_capsule_liquid.docx
@@ -3779,6 +3779,19 @@
         <w:t xml:space="preserve">요청 사양</w:t>
       </w:r>
     </w:p>
+    <w:p>
+      <w:pPr>
+        <w:spacing w:after="80" w:before="0" w:line="280"/>
+      </w:pPr>
+      <w:r>
+        <w:rPr>
+          <w:rFonts w:ascii="맑은 고딕" w:cs="맑은 고딕" w:eastAsia="맑은 고딕" w:hAnsi="맑은 고딕"/>
+          <w:sz w:val="18"/>
+          <w:szCs w:val="18"/>
+        </w:rPr>
+        <w:t xml:space="preserve">인증·시험 항목은 현재 시장에서 확인된 최고 수준을 기준으로 잡았습니다. 숫자가 붙는 항목은 시장 최댓값을 넘도록 설정했습니다.</w:t>
+      </w:r>
+    </w:p>
     <w:tbl>
       <w:tblPr>
         <w:tblW w:type="dxa" w:w="9026"/>
@@ -3792,9 +3805,10 @@
         </w:tblBorders>
       </w:tblPr>
       <w:tblGrid>
-        <w:gridCol w:w="900"/>
-        <w:gridCol w:w="3200"/>
-        <w:gridCol w:w="4926"/>
+        <w:gridCol w:w="800"/>
+        <w:gridCol w:w="2600"/>
+        <w:gridCol w:w="2400"/>
+        <w:gridCol w:w="3226"/>
       </w:tblGrid>
       <w:tr>
         <w:trPr>
@@ -3802,7 +3816,7 @@
         </w:trPr>
         <w:tc>
           <w:tcPr>
-            <w:tcW w:type="dxa" w:w="900"/>
+            <w:tcW w:type="dxa" w:w="800"/>
             <w:shd w:fill="1F3864" w:color="auto" w:val="clear"/>
             <w:tcMar>
               <w:top w:type="dxa" w:w="70"/>
@@ -3832,7 +3846,7 @@
         </w:tc>
         <w:tc>
           <w:tcPr>
-            <w:tcW w:type="dxa" w:w="3200"/>
+            <w:tcW w:type="dxa" w:w="2600"/>
             <w:shd w:fill="1F3864" w:color="auto" w:val="clear"/>
             <w:tcMar>
               <w:top w:type="dxa" w:w="70"/>
@@ -3862,7 +3876,7 @@
         </w:tc>
         <w:tc>
           <w:tcPr>
-            <w:tcW w:type="dxa" w:w="4926"/>
+            <w:tcW w:type="dxa" w:w="2400"/>
             <w:shd w:fill="1F3864" w:color="auto" w:val="clear"/>
             <w:tcMar>
               <w:top w:type="dxa" w:w="70"/>
@@ -3886,7 +3900,37 @@
                 <w:sz w:val="17"/>
                 <w:szCs w:val="17"/>
               </w:rPr>
-              <w:t xml:space="preserve">비고</w:t>
+              <w:t xml:space="preserve">시장 기준</w:t>
+            </w:r>
+          </w:p>
+        </w:tc>
+        <w:tc>
+          <w:tcPr>
+            <w:tcW w:type="dxa" w:w="3226"/>
+            <w:shd w:fill="1F3864" w:color="auto" w:val="clear"/>
+            <w:tcMar>
+              <w:top w:type="dxa" w:w="70"/>
+              <w:left w:type="dxa" w:w="110"/>
+              <w:bottom w:type="dxa" w:w="70"/>
+              <w:right w:type="dxa" w:w="110"/>
+            </w:tcMar>
+            <w:vAlign w:val="center"/>
+          </w:tcPr>
+          <w:p>
+            <w:pPr>
+              <w:spacing w:after="0" w:before="0" w:line="280"/>
+              <w:jc w:val="center"/>
+            </w:pPr>
+            <w:r>
+              <w:rPr>
+                <w:rFonts w:ascii="맑은 고딕" w:cs="맑은 고딕" w:eastAsia="맑은 고딕" w:hAnsi="맑은 고딕"/>
+                <w:b/>
+                <w:bCs/>
+                <w:color w:val="FFFFFF"/>
+                <w:sz w:val="17"/>
+                <w:szCs w:val="17"/>
+              </w:rPr>
+              <w:t xml:space="preserve">필요 시험</w:t>
             </w:r>
           </w:p>
         </w:tc>
@@ -3894,7 +3938,7 @@
       <w:tr>
         <w:tc>
           <w:tcPr>
-            <w:tcW w:type="dxa" w:w="900"/>
+            <w:tcW w:type="dxa" w:w="800"/>
             <w:shd w:fill="FBE4D5" w:color="auto" w:val="clear"/>
             <w:tcMar>
               <w:top w:type="dxa" w:w="70"/>
@@ -3917,59 +3961,85 @@
                 <w:sz w:val="17"/>
                 <w:szCs w:val="17"/>
               </w:rPr>
-              <w:t xml:space="preserve">필수</w:t>
-            </w:r>
-          </w:p>
-        </w:tc>
-        <w:tc>
-          <w:tcPr>
-            <w:tcW w:type="dxa" w:w="3200"/>
-            <w:tcMar>
-              <w:top w:type="dxa" w:w="70"/>
-              <w:left w:type="dxa" w:w="110"/>
-              <w:bottom w:type="dxa" w:w="70"/>
-              <w:right w:type="dxa" w:w="110"/>
-            </w:tcMar>
-            <w:vAlign w:val="center"/>
-          </w:tcPr>
-          <w:p>
-            <w:pPr>
-              <w:spacing w:after="0" w:before="0" w:line="280"/>
-            </w:pPr>
-            <w:r>
-              <w:rPr>
-                <w:rFonts w:ascii="맑은 고딕" w:cs="맑은 고딕" w:eastAsia="맑은 고딕" w:hAnsi="맑은 고딕"/>
-                <w:b/>
-                <w:bCs/>
-                <w:sz w:val="17"/>
-                <w:szCs w:val="17"/>
-              </w:rPr>
-              <w:t xml:space="preserve">효소 9종 이상 배합</w:t>
-            </w:r>
-          </w:p>
-        </w:tc>
-        <w:tc>
-          <w:tcPr>
-            <w:tcW w:type="dxa" w:w="4926"/>
-            <w:tcMar>
-              <w:top w:type="dxa" w:w="70"/>
-              <w:left w:type="dxa" w:w="110"/>
-              <w:bottom w:type="dxa" w:w="70"/>
-              <w:right w:type="dxa" w:w="110"/>
-            </w:tcMar>
-            <w:vAlign w:val="center"/>
-          </w:tcPr>
-          <w:p>
-            <w:pPr>
-              <w:spacing w:after="0" w:before="0" w:line="280"/>
-            </w:pPr>
-            <w:r>
-              <w:rPr>
-                <w:rFonts w:ascii="맑은 고딕" w:cs="맑은 고딕" w:eastAsia="맑은 고딕" w:hAnsi="맑은 고딕"/>
-                <w:sz w:val="17"/>
-                <w:szCs w:val="17"/>
-              </w:rPr>
-              <w:t xml:space="preserve">시험: 세정력 시험</w:t>
+              <w:t xml:space="preserve">기본</w:t>
+            </w:r>
+          </w:p>
+        </w:tc>
+        <w:tc>
+          <w:tcPr>
+            <w:tcW w:type="dxa" w:w="2600"/>
+            <w:tcMar>
+              <w:top w:type="dxa" w:w="70"/>
+              <w:left w:type="dxa" w:w="110"/>
+              <w:bottom w:type="dxa" w:w="70"/>
+              <w:right w:type="dxa" w:w="110"/>
+            </w:tcMar>
+            <w:vAlign w:val="center"/>
+          </w:tcPr>
+          <w:p>
+            <w:pPr>
+              <w:spacing w:after="0" w:before="0" w:line="280"/>
+            </w:pPr>
+            <w:r>
+              <w:rPr>
+                <w:rFonts w:ascii="맑은 고딕" w:cs="맑은 고딕" w:eastAsia="맑은 고딕" w:hAnsi="맑은 고딕"/>
+                <w:b/>
+                <w:bCs/>
+                <w:sz w:val="17"/>
+                <w:szCs w:val="17"/>
+              </w:rPr>
+              <w:t xml:space="preserve">효소 10종 이상</w:t>
+            </w:r>
+          </w:p>
+        </w:tc>
+        <w:tc>
+          <w:tcPr>
+            <w:tcW w:type="dxa" w:w="2400"/>
+            <w:tcMar>
+              <w:top w:type="dxa" w:w="70"/>
+              <w:left w:type="dxa" w:w="110"/>
+              <w:bottom w:type="dxa" w:w="70"/>
+              <w:right w:type="dxa" w:w="110"/>
+            </w:tcMar>
+            <w:vAlign w:val="center"/>
+          </w:tcPr>
+          <w:p>
+            <w:pPr>
+              <w:spacing w:after="0" w:before="0" w:line="280"/>
+            </w:pPr>
+            <w:r>
+              <w:rPr>
+                <w:rFonts w:ascii="맑은 고딕" w:cs="맑은 고딕" w:eastAsia="맑은 고딕" w:hAnsi="맑은 고딕"/>
+                <w:color w:val="595959"/>
+                <w:sz w:val="16"/>
+                <w:szCs w:val="16"/>
+              </w:rPr>
+              <w:t xml:space="preserve">맘스럽 9종 / 허니맘 9종</w:t>
+            </w:r>
+          </w:p>
+        </w:tc>
+        <w:tc>
+          <w:tcPr>
+            <w:tcW w:type="dxa" w:w="3226"/>
+            <w:tcMar>
+              <w:top w:type="dxa" w:w="70"/>
+              <w:left w:type="dxa" w:w="110"/>
+              <w:bottom w:type="dxa" w:w="70"/>
+              <w:right w:type="dxa" w:w="110"/>
+            </w:tcMar>
+            <w:vAlign w:val="center"/>
+          </w:tcPr>
+          <w:p>
+            <w:pPr>
+              <w:spacing w:after="0" w:before="0" w:line="280"/>
+            </w:pPr>
+            <w:r>
+              <w:rPr>
+                <w:rFonts w:ascii="맑은 고딕" w:cs="맑은 고딕" w:eastAsia="맑은 고딕" w:hAnsi="맑은 고딕"/>
+                <w:sz w:val="16"/>
+                <w:szCs w:val="16"/>
+              </w:rPr>
+              <w:t xml:space="preserve">세정력 시험</w:t>
             </w:r>
           </w:p>
         </w:tc>
@@ -3977,7 +4047,7 @@
       <w:tr>
         <w:tc>
           <w:tcPr>
-            <w:tcW w:type="dxa" w:w="900"/>
+            <w:tcW w:type="dxa" w:w="800"/>
             <w:shd w:fill="FBE4D5" w:color="auto" w:val="clear"/>
             <w:tcMar>
               <w:top w:type="dxa" w:w="70"/>
@@ -4000,59 +4070,85 @@
                 <w:sz w:val="17"/>
                 <w:szCs w:val="17"/>
               </w:rPr>
-              <w:t xml:space="preserve">필수</w:t>
-            </w:r>
-          </w:p>
-        </w:tc>
-        <w:tc>
-          <w:tcPr>
-            <w:tcW w:type="dxa" w:w="3200"/>
-            <w:tcMar>
-              <w:top w:type="dxa" w:w="70"/>
-              <w:left w:type="dxa" w:w="110"/>
-              <w:bottom w:type="dxa" w:w="70"/>
-              <w:right w:type="dxa" w:w="110"/>
-            </w:tcMar>
-            <w:vAlign w:val="center"/>
-          </w:tcPr>
-          <w:p>
-            <w:pPr>
-              <w:spacing w:after="0" w:before="0" w:line="280"/>
-            </w:pPr>
-            <w:r>
-              <w:rPr>
-                <w:rFonts w:ascii="맑은 고딕" w:cs="맑은 고딕" w:eastAsia="맑은 고딕" w:hAnsi="맑은 고딕"/>
-                <w:b/>
-                <w:bCs/>
-                <w:sz w:val="17"/>
-                <w:szCs w:val="17"/>
-              </w:rPr>
-              <w:t xml:space="preserve">8배 이상 초고농축</w:t>
-            </w:r>
-          </w:p>
-        </w:tc>
-        <w:tc>
-          <w:tcPr>
-            <w:tcW w:type="dxa" w:w="4926"/>
-            <w:tcMar>
-              <w:top w:type="dxa" w:w="70"/>
-              <w:left w:type="dxa" w:w="110"/>
-              <w:bottom w:type="dxa" w:w="70"/>
-              <w:right w:type="dxa" w:w="110"/>
-            </w:tcMar>
-            <w:vAlign w:val="center"/>
-          </w:tcPr>
-          <w:p>
-            <w:pPr>
-              <w:spacing w:after="0" w:before="0" w:line="280"/>
-            </w:pPr>
-            <w:r>
-              <w:rPr>
-                <w:rFonts w:ascii="맑은 고딕" w:cs="맑은 고딕" w:eastAsia="맑은 고딕" w:hAnsi="맑은 고딕"/>
-                <w:sz w:val="17"/>
-                <w:szCs w:val="17"/>
-              </w:rPr>
-              <w:t xml:space="preserve">시험: 1회 사용량 대비 세정력</w:t>
+              <w:t xml:space="preserve">기본</w:t>
+            </w:r>
+          </w:p>
+        </w:tc>
+        <w:tc>
+          <w:tcPr>
+            <w:tcW w:type="dxa" w:w="2600"/>
+            <w:tcMar>
+              <w:top w:type="dxa" w:w="70"/>
+              <w:left w:type="dxa" w:w="110"/>
+              <w:bottom w:type="dxa" w:w="70"/>
+              <w:right w:type="dxa" w:w="110"/>
+            </w:tcMar>
+            <w:vAlign w:val="center"/>
+          </w:tcPr>
+          <w:p>
+            <w:pPr>
+              <w:spacing w:after="0" w:before="0" w:line="280"/>
+            </w:pPr>
+            <w:r>
+              <w:rPr>
+                <w:rFonts w:ascii="맑은 고딕" w:cs="맑은 고딕" w:eastAsia="맑은 고딕" w:hAnsi="맑은 고딕"/>
+                <w:b/>
+                <w:bCs/>
+                <w:sz w:val="17"/>
+                <w:szCs w:val="17"/>
+              </w:rPr>
+              <w:t xml:space="preserve">10배 이상 초고농축</w:t>
+            </w:r>
+          </w:p>
+        </w:tc>
+        <w:tc>
+          <w:tcPr>
+            <w:tcW w:type="dxa" w:w="2400"/>
+            <w:tcMar>
+              <w:top w:type="dxa" w:w="70"/>
+              <w:left w:type="dxa" w:w="110"/>
+              <w:bottom w:type="dxa" w:w="70"/>
+              <w:right w:type="dxa" w:w="110"/>
+            </w:tcMar>
+            <w:vAlign w:val="center"/>
+          </w:tcPr>
+          <w:p>
+            <w:pPr>
+              <w:spacing w:after="0" w:before="0" w:line="280"/>
+            </w:pPr>
+            <w:r>
+              <w:rPr>
+                <w:rFonts w:ascii="맑은 고딕" w:cs="맑은 고딕" w:eastAsia="맑은 고딕" w:hAnsi="맑은 고딕"/>
+                <w:color w:val="595959"/>
+                <w:sz w:val="16"/>
+                <w:szCs w:val="16"/>
+              </w:rPr>
+              <w:t xml:space="preserve">맘스럽 8배</w:t>
+            </w:r>
+          </w:p>
+        </w:tc>
+        <w:tc>
+          <w:tcPr>
+            <w:tcW w:type="dxa" w:w="3226"/>
+            <w:tcMar>
+              <w:top w:type="dxa" w:w="70"/>
+              <w:left w:type="dxa" w:w="110"/>
+              <w:bottom w:type="dxa" w:w="70"/>
+              <w:right w:type="dxa" w:w="110"/>
+            </w:tcMar>
+            <w:vAlign w:val="center"/>
+          </w:tcPr>
+          <w:p>
+            <w:pPr>
+              <w:spacing w:after="0" w:before="0" w:line="280"/>
+            </w:pPr>
+            <w:r>
+              <w:rPr>
+                <w:rFonts w:ascii="맑은 고딕" w:cs="맑은 고딕" w:eastAsia="맑은 고딕" w:hAnsi="맑은 고딕"/>
+                <w:sz w:val="16"/>
+                <w:szCs w:val="16"/>
+              </w:rPr>
+              <w:t xml:space="preserve">1회 사용량 대비 세정력</w:t>
             </w:r>
           </w:p>
         </w:tc>
@@ -4060,7 +4156,7 @@
       <w:tr>
         <w:tc>
           <w:tcPr>
-            <w:tcW w:type="dxa" w:w="900"/>
+            <w:tcW w:type="dxa" w:w="800"/>
             <w:shd w:fill="FBE4D5" w:color="auto" w:val="clear"/>
             <w:tcMar>
               <w:top w:type="dxa" w:w="70"/>
@@ -4083,59 +4179,85 @@
                 <w:sz w:val="17"/>
                 <w:szCs w:val="17"/>
               </w:rPr>
-              <w:t xml:space="preserve">필수</w:t>
-            </w:r>
-          </w:p>
-        </w:tc>
-        <w:tc>
-          <w:tcPr>
-            <w:tcW w:type="dxa" w:w="3200"/>
-            <w:tcMar>
-              <w:top w:type="dxa" w:w="70"/>
-              <w:left w:type="dxa" w:w="110"/>
-              <w:bottom w:type="dxa" w:w="70"/>
-              <w:right w:type="dxa" w:w="110"/>
-            </w:tcMar>
-            <w:vAlign w:val="center"/>
-          </w:tcPr>
-          <w:p>
-            <w:pPr>
-              <w:spacing w:after="0" w:before="0" w:line="280"/>
-            </w:pPr>
-            <w:r>
-              <w:rPr>
-                <w:rFonts w:ascii="맑은 고딕" w:cs="맑은 고딕" w:eastAsia="맑은 고딕" w:hAnsi="맑은 고딕"/>
-                <w:b/>
-                <w:bCs/>
-                <w:sz w:val="17"/>
-                <w:szCs w:val="17"/>
-              </w:rPr>
-              <w:t xml:space="preserve">피부 자극 시험 완료(더마)</w:t>
-            </w:r>
-          </w:p>
-        </w:tc>
-        <w:tc>
-          <w:tcPr>
-            <w:tcW w:type="dxa" w:w="4926"/>
-            <w:tcMar>
-              <w:top w:type="dxa" w:w="70"/>
-              <w:left w:type="dxa" w:w="110"/>
-              <w:bottom w:type="dxa" w:w="70"/>
-              <w:right w:type="dxa" w:w="110"/>
-            </w:tcMar>
-            <w:vAlign w:val="center"/>
-          </w:tcPr>
-          <w:p>
-            <w:pPr>
-              <w:spacing w:after="0" w:before="0" w:line="280"/>
-            </w:pPr>
-            <w:r>
-              <w:rPr>
-                <w:rFonts w:ascii="맑은 고딕" w:cs="맑은 고딕" w:eastAsia="맑은 고딕" w:hAnsi="맑은 고딕"/>
-                <w:sz w:val="17"/>
-                <w:szCs w:val="17"/>
-              </w:rPr>
-              <w:t xml:space="preserve">시험: 인체 첩포 시험 / Dermatest</w:t>
+              <w:t xml:space="preserve">기본</w:t>
+            </w:r>
+          </w:p>
+        </w:tc>
+        <w:tc>
+          <w:tcPr>
+            <w:tcW w:type="dxa" w:w="2600"/>
+            <w:tcMar>
+              <w:top w:type="dxa" w:w="70"/>
+              <w:left w:type="dxa" w:w="110"/>
+              <w:bottom w:type="dxa" w:w="70"/>
+              <w:right w:type="dxa" w:w="110"/>
+            </w:tcMar>
+            <w:vAlign w:val="center"/>
+          </w:tcPr>
+          <w:p>
+            <w:pPr>
+              <w:spacing w:after="0" w:before="0" w:line="280"/>
+            </w:pPr>
+            <w:r>
+              <w:rPr>
+                <w:rFonts w:ascii="맑은 고딕" w:cs="맑은 고딕" w:eastAsia="맑은 고딕" w:hAnsi="맑은 고딕"/>
+                <w:b/>
+                <w:bCs/>
+                <w:sz w:val="17"/>
+                <w:szCs w:val="17"/>
+              </w:rPr>
+              <w:t xml:space="preserve">유해성분 16종 이상 불검출</w:t>
+            </w:r>
+          </w:p>
+        </w:tc>
+        <w:tc>
+          <w:tcPr>
+            <w:tcW w:type="dxa" w:w="2400"/>
+            <w:tcMar>
+              <w:top w:type="dxa" w:w="70"/>
+              <w:left w:type="dxa" w:w="110"/>
+              <w:bottom w:type="dxa" w:w="70"/>
+              <w:right w:type="dxa" w:w="110"/>
+            </w:tcMar>
+            <w:vAlign w:val="center"/>
+          </w:tcPr>
+          <w:p>
+            <w:pPr>
+              <w:spacing w:after="0" w:before="0" w:line="280"/>
+            </w:pPr>
+            <w:r>
+              <w:rPr>
+                <w:rFonts w:ascii="맑은 고딕" w:cs="맑은 고딕" w:eastAsia="맑은 고딕" w:hAnsi="맑은 고딕"/>
+                <w:color w:val="595959"/>
+                <w:sz w:val="16"/>
+                <w:szCs w:val="16"/>
+              </w:rPr>
+              <w:t xml:space="preserve">허글리 11종 / (액상 퍼플리 16종 무첨가)</w:t>
+            </w:r>
+          </w:p>
+        </w:tc>
+        <w:tc>
+          <w:tcPr>
+            <w:tcW w:type="dxa" w:w="3226"/>
+            <w:tcMar>
+              <w:top w:type="dxa" w:w="70"/>
+              <w:left w:type="dxa" w:w="110"/>
+              <w:bottom w:type="dxa" w:w="70"/>
+              <w:right w:type="dxa" w:w="110"/>
+            </w:tcMar>
+            <w:vAlign w:val="center"/>
+          </w:tcPr>
+          <w:p>
+            <w:pPr>
+              <w:spacing w:after="0" w:before="0" w:line="280"/>
+            </w:pPr>
+            <w:r>
+              <w:rPr>
+                <w:rFonts w:ascii="맑은 고딕" w:cs="맑은 고딕" w:eastAsia="맑은 고딕" w:hAnsi="맑은 고딕"/>
+                <w:sz w:val="16"/>
+                <w:szCs w:val="16"/>
+              </w:rPr>
+              <w:t xml:space="preserve">유해물질 불검출 시험</w:t>
             </w:r>
           </w:p>
         </w:tc>
@@ -4143,7 +4265,7 @@
       <w:tr>
         <w:tc>
           <w:tcPr>
-            <w:tcW w:type="dxa" w:w="900"/>
+            <w:tcW w:type="dxa" w:w="800"/>
             <w:shd w:fill="FBE4D5" w:color="auto" w:val="clear"/>
             <w:tcMar>
               <w:top w:type="dxa" w:w="70"/>
@@ -4166,59 +4288,85 @@
                 <w:sz w:val="17"/>
                 <w:szCs w:val="17"/>
               </w:rPr>
-              <w:t xml:space="preserve">필수</w:t>
-            </w:r>
-          </w:p>
-        </w:tc>
-        <w:tc>
-          <w:tcPr>
-            <w:tcW w:type="dxa" w:w="3200"/>
-            <w:tcMar>
-              <w:top w:type="dxa" w:w="70"/>
-              <w:left w:type="dxa" w:w="110"/>
-              <w:bottom w:type="dxa" w:w="70"/>
-              <w:right w:type="dxa" w:w="110"/>
-            </w:tcMar>
-            <w:vAlign w:val="center"/>
-          </w:tcPr>
-          <w:p>
-            <w:pPr>
-              <w:spacing w:after="0" w:before="0" w:line="280"/>
-            </w:pPr>
-            <w:r>
-              <w:rPr>
-                <w:rFonts w:ascii="맑은 고딕" w:cs="맑은 고딕" w:eastAsia="맑은 고딕" w:hAnsi="맑은 고딕"/>
-                <w:b/>
-                <w:bCs/>
-                <w:sz w:val="17"/>
-                <w:szCs w:val="17"/>
-              </w:rPr>
-              <w:t xml:space="preserve">유해성분 11종 이상 불검출</w:t>
-            </w:r>
-          </w:p>
-        </w:tc>
-        <w:tc>
-          <w:tcPr>
-            <w:tcW w:type="dxa" w:w="4926"/>
-            <w:tcMar>
-              <w:top w:type="dxa" w:w="70"/>
-              <w:left w:type="dxa" w:w="110"/>
-              <w:bottom w:type="dxa" w:w="70"/>
-              <w:right w:type="dxa" w:w="110"/>
-            </w:tcMar>
-            <w:vAlign w:val="center"/>
-          </w:tcPr>
-          <w:p>
-            <w:pPr>
-              <w:spacing w:after="0" w:before="0" w:line="280"/>
-            </w:pPr>
-            <w:r>
-              <w:rPr>
-                <w:rFonts w:ascii="맑은 고딕" w:cs="맑은 고딕" w:eastAsia="맑은 고딕" w:hAnsi="맑은 고딕"/>
-                <w:sz w:val="17"/>
-                <w:szCs w:val="17"/>
-              </w:rPr>
-              <w:t xml:space="preserve">시험: 유해물질 불검출 시험</w:t>
+              <w:t xml:space="preserve">기본</w:t>
+            </w:r>
+          </w:p>
+        </w:tc>
+        <w:tc>
+          <w:tcPr>
+            <w:tcW w:type="dxa" w:w="2600"/>
+            <w:tcMar>
+              <w:top w:type="dxa" w:w="70"/>
+              <w:left w:type="dxa" w:w="110"/>
+              <w:bottom w:type="dxa" w:w="70"/>
+              <w:right w:type="dxa" w:w="110"/>
+            </w:tcMar>
+            <w:vAlign w:val="center"/>
+          </w:tcPr>
+          <w:p>
+            <w:pPr>
+              <w:spacing w:after="0" w:before="0" w:line="280"/>
+            </w:pPr>
+            <w:r>
+              <w:rPr>
+                <w:rFonts w:ascii="맑은 고딕" w:cs="맑은 고딕" w:eastAsia="맑은 고딕" w:hAnsi="맑은 고딕"/>
+                <w:b/>
+                <w:bCs/>
+                <w:sz w:val="17"/>
+                <w:szCs w:val="17"/>
+              </w:rPr>
+              <w:t xml:space="preserve">피부 자극 시험 — 국내 + 독일 더마 동시</w:t>
+            </w:r>
+          </w:p>
+        </w:tc>
+        <w:tc>
+          <w:tcPr>
+            <w:tcW w:type="dxa" w:w="2400"/>
+            <w:tcMar>
+              <w:top w:type="dxa" w:w="70"/>
+              <w:left w:type="dxa" w:w="110"/>
+              <w:bottom w:type="dxa" w:w="70"/>
+              <w:right w:type="dxa" w:w="110"/>
+            </w:tcMar>
+            <w:vAlign w:val="center"/>
+          </w:tcPr>
+          <w:p>
+            <w:pPr>
+              <w:spacing w:after="0" w:before="0" w:line="280"/>
+            </w:pPr>
+            <w:r>
+              <w:rPr>
+                <w:rFonts w:ascii="맑은 고딕" w:cs="맑은 고딕" w:eastAsia="맑은 고딕" w:hAnsi="맑은 고딕"/>
+                <w:color w:val="595959"/>
+                <w:sz w:val="16"/>
+                <w:szCs w:val="16"/>
+              </w:rPr>
+              <w:t xml:space="preserve">허글리 독일 더마 / 허니맘 더마</w:t>
+            </w:r>
+          </w:p>
+        </w:tc>
+        <w:tc>
+          <w:tcPr>
+            <w:tcW w:type="dxa" w:w="3226"/>
+            <w:tcMar>
+              <w:top w:type="dxa" w:w="70"/>
+              <w:left w:type="dxa" w:w="110"/>
+              <w:bottom w:type="dxa" w:w="70"/>
+              <w:right w:type="dxa" w:w="110"/>
+            </w:tcMar>
+            <w:vAlign w:val="center"/>
+          </w:tcPr>
+          <w:p>
+            <w:pPr>
+              <w:spacing w:after="0" w:before="0" w:line="280"/>
+            </w:pPr>
+            <w:r>
+              <w:rPr>
+                <w:rFonts w:ascii="맑은 고딕" w:cs="맑은 고딕" w:eastAsia="맑은 고딕" w:hAnsi="맑은 고딕"/>
+                <w:sz w:val="16"/>
+                <w:szCs w:val="16"/>
+              </w:rPr>
+              <w:t xml:space="preserve">인체 첩포 시험 + Dermatest</w:t>
             </w:r>
           </w:p>
         </w:tc>
@@ -4226,7 +4374,7 @@
       <w:tr>
         <w:tc>
           <w:tcPr>
-            <w:tcW w:type="dxa" w:w="900"/>
+            <w:tcW w:type="dxa" w:w="800"/>
             <w:shd w:fill="FBE4D5" w:color="auto" w:val="clear"/>
             <w:tcMar>
               <w:top w:type="dxa" w:w="70"/>
@@ -4249,13 +4397,13 @@
                 <w:sz w:val="17"/>
                 <w:szCs w:val="17"/>
               </w:rPr>
-              <w:t xml:space="preserve">필수</w:t>
-            </w:r>
-          </w:p>
-        </w:tc>
-        <w:tc>
-          <w:tcPr>
-            <w:tcW w:type="dxa" w:w="3200"/>
+              <w:t xml:space="preserve">기본</w:t>
+            </w:r>
+          </w:p>
+        </w:tc>
+        <w:tc>
+          <w:tcPr>
+            <w:tcW w:type="dxa" w:w="2600"/>
             <w:tcMar>
               <w:top w:type="dxa" w:w="70"/>
               <w:left w:type="dxa" w:w="110"/>
@@ -4282,26 +4430,52 @@
         </w:tc>
         <w:tc>
           <w:tcPr>
-            <w:tcW w:type="dxa" w:w="4926"/>
-            <w:tcMar>
-              <w:top w:type="dxa" w:w="70"/>
-              <w:left w:type="dxa" w:w="110"/>
-              <w:bottom w:type="dxa" w:w="70"/>
-              <w:right w:type="dxa" w:w="110"/>
-            </w:tcMar>
-            <w:vAlign w:val="center"/>
-          </w:tcPr>
-          <w:p>
-            <w:pPr>
-              <w:spacing w:after="0" w:before="0" w:line="280"/>
-            </w:pPr>
-            <w:r>
-              <w:rPr>
-                <w:rFonts w:ascii="맑은 고딕" w:cs="맑은 고딕" w:eastAsia="맑은 고딕" w:hAnsi="맑은 고딕"/>
-                <w:sz w:val="17"/>
-                <w:szCs w:val="17"/>
-              </w:rPr>
-              <w:t xml:space="preserve">시험: 고미제 적용 확인 / 어린이보호포장 요건 확인</w:t>
+            <w:tcW w:type="dxa" w:w="2400"/>
+            <w:tcMar>
+              <w:top w:type="dxa" w:w="70"/>
+              <w:left w:type="dxa" w:w="110"/>
+              <w:bottom w:type="dxa" w:w="70"/>
+              <w:right w:type="dxa" w:w="110"/>
+            </w:tcMar>
+            <w:vAlign w:val="center"/>
+          </w:tcPr>
+          <w:p>
+            <w:pPr>
+              <w:spacing w:after="0" w:before="0" w:line="280"/>
+            </w:pPr>
+            <w:r>
+              <w:rPr>
+                <w:rFonts w:ascii="맑은 고딕" w:cs="맑은 고딕" w:eastAsia="맑은 고딕" w:hAnsi="맑은 고딕"/>
+                <w:color w:val="595959"/>
+                <w:sz w:val="16"/>
+                <w:szCs w:val="16"/>
+              </w:rPr>
+              <w:t xml:space="preserve">허글리</w:t>
+            </w:r>
+          </w:p>
+        </w:tc>
+        <w:tc>
+          <w:tcPr>
+            <w:tcW w:type="dxa" w:w="3226"/>
+            <w:tcMar>
+              <w:top w:type="dxa" w:w="70"/>
+              <w:left w:type="dxa" w:w="110"/>
+              <w:bottom w:type="dxa" w:w="70"/>
+              <w:right w:type="dxa" w:w="110"/>
+            </w:tcMar>
+            <w:vAlign w:val="center"/>
+          </w:tcPr>
+          <w:p>
+            <w:pPr>
+              <w:spacing w:after="0" w:before="0" w:line="280"/>
+            </w:pPr>
+            <w:r>
+              <w:rPr>
+                <w:rFonts w:ascii="맑은 고딕" w:cs="맑은 고딕" w:eastAsia="맑은 고딕" w:hAnsi="맑은 고딕"/>
+                <w:sz w:val="16"/>
+                <w:szCs w:val="16"/>
+              </w:rPr>
+              <w:t xml:space="preserve">고미제 적용 확인</w:t>
             </w:r>
           </w:p>
         </w:tc>
@@ -4309,7 +4483,7 @@
       <w:tr>
         <w:tc>
           <w:tcPr>
-            <w:tcW w:type="dxa" w:w="900"/>
+            <w:tcW w:type="dxa" w:w="800"/>
             <w:shd w:fill="FBE4D5" w:color="auto" w:val="clear"/>
             <w:tcMar>
               <w:top w:type="dxa" w:w="70"/>
@@ -4332,13 +4506,13 @@
                 <w:sz w:val="17"/>
                 <w:szCs w:val="17"/>
               </w:rPr>
-              <w:t xml:space="preserve">필수</w:t>
-            </w:r>
-          </w:p>
-        </w:tc>
-        <w:tc>
-          <w:tcPr>
-            <w:tcW w:type="dxa" w:w="3200"/>
+              <w:t xml:space="preserve">기본</w:t>
+            </w:r>
+          </w:p>
+        </w:tc>
+        <w:tc>
+          <w:tcPr>
+            <w:tcW w:type="dxa" w:w="2600"/>
             <w:tcMar>
               <w:top w:type="dxa" w:w="70"/>
               <w:left w:type="dxa" w:w="110"/>
@@ -4365,26 +4539,52 @@
         </w:tc>
         <w:tc>
           <w:tcPr>
-            <w:tcW w:type="dxa" w:w="4926"/>
-            <w:tcMar>
-              <w:top w:type="dxa" w:w="70"/>
-              <w:left w:type="dxa" w:w="110"/>
-              <w:bottom w:type="dxa" w:w="70"/>
-              <w:right w:type="dxa" w:w="110"/>
-            </w:tcMar>
-            <w:vAlign w:val="center"/>
-          </w:tcPr>
-          <w:p>
-            <w:pPr>
-              <w:spacing w:after="0" w:before="0" w:line="280"/>
-            </w:pPr>
-            <w:r>
-              <w:rPr>
-                <w:rFonts w:ascii="맑은 고딕" w:cs="맑은 고딕" w:eastAsia="맑은 고딕" w:hAnsi="맑은 고딕"/>
-                <w:sz w:val="17"/>
-                <w:szCs w:val="17"/>
-              </w:rPr>
-              <w:t xml:space="preserve">시험: 성분 확인서</w:t>
+            <w:tcW w:type="dxa" w:w="2400"/>
+            <w:tcMar>
+              <w:top w:type="dxa" w:w="70"/>
+              <w:left w:type="dxa" w:w="110"/>
+              <w:bottom w:type="dxa" w:w="70"/>
+              <w:right w:type="dxa" w:w="110"/>
+            </w:tcMar>
+            <w:vAlign w:val="center"/>
+          </w:tcPr>
+          <w:p>
+            <w:pPr>
+              <w:spacing w:after="0" w:before="0" w:line="280"/>
+            </w:pPr>
+            <w:r>
+              <w:rPr>
+                <w:rFonts w:ascii="맑은 고딕" w:cs="맑은 고딕" w:eastAsia="맑은 고딕" w:hAnsi="맑은 고딕"/>
+                <w:color w:val="595959"/>
+                <w:sz w:val="16"/>
+                <w:szCs w:val="16"/>
+              </w:rPr>
+              <w:t xml:space="preserve">허글리</w:t>
+            </w:r>
+          </w:p>
+        </w:tc>
+        <w:tc>
+          <w:tcPr>
+            <w:tcW w:type="dxa" w:w="3226"/>
+            <w:tcMar>
+              <w:top w:type="dxa" w:w="70"/>
+              <w:left w:type="dxa" w:w="110"/>
+              <w:bottom w:type="dxa" w:w="70"/>
+              <w:right w:type="dxa" w:w="110"/>
+            </w:tcMar>
+            <w:vAlign w:val="center"/>
+          </w:tcPr>
+          <w:p>
+            <w:pPr>
+              <w:spacing w:after="0" w:before="0" w:line="280"/>
+            </w:pPr>
+            <w:r>
+              <w:rPr>
+                <w:rFonts w:ascii="맑은 고딕" w:cs="맑은 고딕" w:eastAsia="맑은 고딕" w:hAnsi="맑은 고딕"/>
+                <w:sz w:val="16"/>
+                <w:szCs w:val="16"/>
+              </w:rPr>
+              <w:t xml:space="preserve">성분 확인서</w:t>
             </w:r>
           </w:p>
         </w:tc>
@@ -4392,7 +4592,7 @@
       <w:tr>
         <w:tc>
           <w:tcPr>
-            <w:tcW w:type="dxa" w:w="900"/>
+            <w:tcW w:type="dxa" w:w="800"/>
             <w:shd w:fill="FBE4D5" w:color="auto" w:val="clear"/>
             <w:tcMar>
               <w:top w:type="dxa" w:w="70"/>
@@ -4415,59 +4615,85 @@
                 <w:sz w:val="17"/>
                 <w:szCs w:val="17"/>
               </w:rPr>
-              <w:t xml:space="preserve">필수</w:t>
-            </w:r>
-          </w:p>
-        </w:tc>
-        <w:tc>
-          <w:tcPr>
-            <w:tcW w:type="dxa" w:w="3200"/>
-            <w:tcMar>
-              <w:top w:type="dxa" w:w="70"/>
-              <w:left w:type="dxa" w:w="110"/>
-              <w:bottom w:type="dxa" w:w="70"/>
-              <w:right w:type="dxa" w:w="110"/>
-            </w:tcMar>
-            <w:vAlign w:val="center"/>
-          </w:tcPr>
-          <w:p>
-            <w:pPr>
-              <w:spacing w:after="0" w:before="0" w:line="280"/>
-            </w:pPr>
-            <w:r>
-              <w:rPr>
-                <w:rFonts w:ascii="맑은 고딕" w:cs="맑은 고딕" w:eastAsia="맑은 고딕" w:hAnsi="맑은 고딕"/>
-                <w:b/>
-                <w:bCs/>
-                <w:sz w:val="17"/>
-                <w:szCs w:val="17"/>
-              </w:rPr>
-              <w:t xml:space="preserve">국내 생산</w:t>
-            </w:r>
-          </w:p>
-        </w:tc>
-        <w:tc>
-          <w:tcPr>
-            <w:tcW w:type="dxa" w:w="4926"/>
-            <w:tcMar>
-              <w:top w:type="dxa" w:w="70"/>
-              <w:left w:type="dxa" w:w="110"/>
-              <w:bottom w:type="dxa" w:w="70"/>
-              <w:right w:type="dxa" w:w="110"/>
-            </w:tcMar>
-            <w:vAlign w:val="center"/>
-          </w:tcPr>
-          <w:p>
-            <w:pPr>
-              <w:spacing w:after="0" w:before="0" w:line="280"/>
-            </w:pPr>
-            <w:r>
-              <w:rPr>
-                <w:rFonts w:ascii="맑은 고딕" w:cs="맑은 고딕" w:eastAsia="맑은 고딕" w:hAnsi="맑은 고딕"/>
-                <w:sz w:val="17"/>
-                <w:szCs w:val="17"/>
-              </w:rPr>
-              <w:t xml:space="preserve">-</w:t>
+              <w:t xml:space="preserve">기본</w:t>
+            </w:r>
+          </w:p>
+        </w:tc>
+        <w:tc>
+          <w:tcPr>
+            <w:tcW w:type="dxa" w:w="2600"/>
+            <w:tcMar>
+              <w:top w:type="dxa" w:w="70"/>
+              <w:left w:type="dxa" w:w="110"/>
+              <w:bottom w:type="dxa" w:w="70"/>
+              <w:right w:type="dxa" w:w="110"/>
+            </w:tcMar>
+            <w:vAlign w:val="center"/>
+          </w:tcPr>
+          <w:p>
+            <w:pPr>
+              <w:spacing w:after="0" w:before="0" w:line="280"/>
+            </w:pPr>
+            <w:r>
+              <w:rPr>
+                <w:rFonts w:ascii="맑은 고딕" w:cs="맑은 고딕" w:eastAsia="맑은 고딕" w:hAnsi="맑은 고딕"/>
+                <w:b/>
+                <w:bCs/>
+                <w:sz w:val="17"/>
+                <w:szCs w:val="17"/>
+              </w:rPr>
+              <w:t xml:space="preserve">생분해도 95% 이상 + 찬물 분해</w:t>
+            </w:r>
+          </w:p>
+        </w:tc>
+        <w:tc>
+          <w:tcPr>
+            <w:tcW w:type="dxa" w:w="2400"/>
+            <w:tcMar>
+              <w:top w:type="dxa" w:w="70"/>
+              <w:left w:type="dxa" w:w="110"/>
+              <w:bottom w:type="dxa" w:w="70"/>
+              <w:right w:type="dxa" w:w="110"/>
+            </w:tcMar>
+            <w:vAlign w:val="center"/>
+          </w:tcPr>
+          <w:p>
+            <w:pPr>
+              <w:spacing w:after="0" w:before="0" w:line="280"/>
+            </w:pPr>
+            <w:r>
+              <w:rPr>
+                <w:rFonts w:ascii="맑은 고딕" w:cs="맑은 고딕" w:eastAsia="맑은 고딕" w:hAnsi="맑은 고딕"/>
+                <w:color w:val="595959"/>
+                <w:sz w:val="16"/>
+                <w:szCs w:val="16"/>
+              </w:rPr>
+              <w:t xml:space="preserve">허글리 생분해 95%</w:t>
+            </w:r>
+          </w:p>
+        </w:tc>
+        <w:tc>
+          <w:tcPr>
+            <w:tcW w:type="dxa" w:w="3226"/>
+            <w:tcMar>
+              <w:top w:type="dxa" w:w="70"/>
+              <w:left w:type="dxa" w:w="110"/>
+              <w:bottom w:type="dxa" w:w="70"/>
+              <w:right w:type="dxa" w:w="110"/>
+            </w:tcMar>
+            <w:vAlign w:val="center"/>
+          </w:tcPr>
+          <w:p>
+            <w:pPr>
+              <w:spacing w:after="0" w:before="0" w:line="280"/>
+            </w:pPr>
+            <w:r>
+              <w:rPr>
+                <w:rFonts w:ascii="맑은 고딕" w:cs="맑은 고딕" w:eastAsia="맑은 고딕" w:hAnsi="맑은 고딕"/>
+                <w:sz w:val="16"/>
+                <w:szCs w:val="16"/>
+              </w:rPr>
+              <w:t xml:space="preserve">생분해도 시험 + 저온 용해 시험</w:t>
             </w:r>
           </w:p>
         </w:tc>
@@ -4475,8 +4701,8 @@
       <w:tr>
         <w:tc>
           <w:tcPr>
-            <w:tcW w:type="dxa" w:w="900"/>
-            <w:shd w:fill="F2F2F2" w:color="auto" w:val="clear"/>
+            <w:tcW w:type="dxa" w:w="800"/>
+            <w:shd w:fill="FBE4D5" w:color="auto" w:val="clear"/>
             <w:tcMar>
               <w:top w:type="dxa" w:w="70"/>
               <w:left w:type="dxa" w:w="110"/>
@@ -4493,64 +4719,90 @@
             <w:r>
               <w:rPr>
                 <w:rFonts w:ascii="맑은 고딕" w:cs="맑은 고딕" w:eastAsia="맑은 고딕" w:hAnsi="맑은 고딕"/>
-                <w:b w:val="false"/>
-                <w:bCs w:val="false"/>
-                <w:sz w:val="17"/>
-                <w:szCs w:val="17"/>
-              </w:rPr>
-              <w:t xml:space="preserve">차별화</w:t>
-            </w:r>
-          </w:p>
-        </w:tc>
-        <w:tc>
-          <w:tcPr>
-            <w:tcW w:type="dxa" w:w="3200"/>
-            <w:tcMar>
-              <w:top w:type="dxa" w:w="70"/>
-              <w:left w:type="dxa" w:w="110"/>
-              <w:bottom w:type="dxa" w:w="70"/>
-              <w:right w:type="dxa" w:w="110"/>
-            </w:tcMar>
-            <w:vAlign w:val="center"/>
-          </w:tcPr>
-          <w:p>
-            <w:pPr>
-              <w:spacing w:after="0" w:before="0" w:line="280"/>
-            </w:pPr>
-            <w:r>
-              <w:rPr>
-                <w:rFonts w:ascii="맑은 고딕" w:cs="맑은 고딕" w:eastAsia="맑은 고딕" w:hAnsi="맑은 고딕"/>
-                <w:b w:val="false"/>
-                <w:bCs w:val="false"/>
-                <w:sz w:val="17"/>
-                <w:szCs w:val="17"/>
-              </w:rPr>
-              <w:t xml:space="preserve">3챔버 — 세정·효소·소취 성분 분리 보관</w:t>
-            </w:r>
-          </w:p>
-        </w:tc>
-        <w:tc>
-          <w:tcPr>
-            <w:tcW w:type="dxa" w:w="4926"/>
-            <w:tcMar>
-              <w:top w:type="dxa" w:w="70"/>
-              <w:left w:type="dxa" w:w="110"/>
-              <w:bottom w:type="dxa" w:w="70"/>
-              <w:right w:type="dxa" w:w="110"/>
-            </w:tcMar>
-            <w:vAlign w:val="center"/>
-          </w:tcPr>
-          <w:p>
-            <w:pPr>
-              <w:spacing w:after="0" w:before="0" w:line="280"/>
-            </w:pPr>
-            <w:r>
-              <w:rPr>
-                <w:rFonts w:ascii="맑은 고딕" w:cs="맑은 고딕" w:eastAsia="맑은 고딕" w:hAnsi="맑은 고딕"/>
-                <w:sz w:val="17"/>
-                <w:szCs w:val="17"/>
-              </w:rPr>
-              <w:t xml:space="preserve">시험: 분리 보관 vs 혼합 보관 6개월 후 효소 활성 비교</w:t>
+                <w:b/>
+                <w:bCs/>
+                <w:sz w:val="17"/>
+                <w:szCs w:val="17"/>
+              </w:rPr>
+              <w:t xml:space="preserve">기본</w:t>
+            </w:r>
+          </w:p>
+        </w:tc>
+        <w:tc>
+          <w:tcPr>
+            <w:tcW w:type="dxa" w:w="2600"/>
+            <w:tcMar>
+              <w:top w:type="dxa" w:w="70"/>
+              <w:left w:type="dxa" w:w="110"/>
+              <w:bottom w:type="dxa" w:w="70"/>
+              <w:right w:type="dxa" w:w="110"/>
+            </w:tcMar>
+            <w:vAlign w:val="center"/>
+          </w:tcPr>
+          <w:p>
+            <w:pPr>
+              <w:spacing w:after="0" w:before="0" w:line="280"/>
+            </w:pPr>
+            <w:r>
+              <w:rPr>
+                <w:rFonts w:ascii="맑은 고딕" w:cs="맑은 고딕" w:eastAsia="맑은 고딕" w:hAnsi="맑은 고딕"/>
+                <w:b/>
+                <w:bCs/>
+                <w:sz w:val="17"/>
+                <w:szCs w:val="17"/>
+              </w:rPr>
+              <w:t xml:space="preserve">국내 생산</w:t>
+            </w:r>
+          </w:p>
+        </w:tc>
+        <w:tc>
+          <w:tcPr>
+            <w:tcW w:type="dxa" w:w="2400"/>
+            <w:tcMar>
+              <w:top w:type="dxa" w:w="70"/>
+              <w:left w:type="dxa" w:w="110"/>
+              <w:bottom w:type="dxa" w:w="70"/>
+              <w:right w:type="dxa" w:w="110"/>
+            </w:tcMar>
+            <w:vAlign w:val="center"/>
+          </w:tcPr>
+          <w:p>
+            <w:pPr>
+              <w:spacing w:after="0" w:before="0" w:line="280"/>
+            </w:pPr>
+            <w:r>
+              <w:rPr>
+                <w:rFonts w:ascii="맑은 고딕" w:cs="맑은 고딕" w:eastAsia="맑은 고딕" w:hAnsi="맑은 고딕"/>
+                <w:color w:val="595959"/>
+                <w:sz w:val="16"/>
+                <w:szCs w:val="16"/>
+              </w:rPr>
+              <w:t xml:space="preserve">허글리</w:t>
+            </w:r>
+          </w:p>
+        </w:tc>
+        <w:tc>
+          <w:tcPr>
+            <w:tcW w:type="dxa" w:w="3226"/>
+            <w:tcMar>
+              <w:top w:type="dxa" w:w="70"/>
+              <w:left w:type="dxa" w:w="110"/>
+              <w:bottom w:type="dxa" w:w="70"/>
+              <w:right w:type="dxa" w:w="110"/>
+            </w:tcMar>
+            <w:vAlign w:val="center"/>
+          </w:tcPr>
+          <w:p>
+            <w:pPr>
+              <w:spacing w:after="0" w:before="0" w:line="280"/>
+            </w:pPr>
+            <w:r>
+              <w:rPr>
+                <w:rFonts w:ascii="맑은 고딕" w:cs="맑은 고딕" w:eastAsia="맑은 고딕" w:hAnsi="맑은 고딕"/>
+                <w:sz w:val="16"/>
+                <w:szCs w:val="16"/>
+              </w:rPr>
+              <w:t xml:space="preserve">-</w:t>
             </w:r>
           </w:p>
         </w:tc>
@@ -4558,8 +4810,8 @@
       <w:tr>
         <w:tc>
           <w:tcPr>
-            <w:tcW w:type="dxa" w:w="900"/>
-            <w:shd w:fill="F2F2F2" w:color="auto" w:val="clear"/>
+            <w:tcW w:type="dxa" w:w="800"/>
+            <w:shd w:fill="FBE4D5" w:color="auto" w:val="clear"/>
             <w:tcMar>
               <w:top w:type="dxa" w:w="70"/>
               <w:left w:type="dxa" w:w="110"/>
@@ -4576,64 +4828,90 @@
             <w:r>
               <w:rPr>
                 <w:rFonts w:ascii="맑은 고딕" w:cs="맑은 고딕" w:eastAsia="맑은 고딕" w:hAnsi="맑은 고딕"/>
-                <w:b w:val="false"/>
-                <w:bCs w:val="false"/>
-                <w:sz w:val="17"/>
-                <w:szCs w:val="17"/>
-              </w:rPr>
-              <w:t xml:space="preserve">차별화</w:t>
-            </w:r>
-          </w:p>
-        </w:tc>
-        <w:tc>
-          <w:tcPr>
-            <w:tcW w:type="dxa" w:w="3200"/>
-            <w:tcMar>
-              <w:top w:type="dxa" w:w="70"/>
-              <w:left w:type="dxa" w:w="110"/>
-              <w:bottom w:type="dxa" w:w="70"/>
-              <w:right w:type="dxa" w:w="110"/>
-            </w:tcMar>
-            <w:vAlign w:val="center"/>
-          </w:tcPr>
-          <w:p>
-            <w:pPr>
-              <w:spacing w:after="0" w:before="0" w:line="280"/>
-            </w:pPr>
-            <w:r>
-              <w:rPr>
-                <w:rFonts w:ascii="맑은 고딕" w:cs="맑은 고딕" w:eastAsia="맑은 고딕" w:hAnsi="맑은 고딕"/>
-                <w:b w:val="false"/>
-                <w:bCs w:val="false"/>
-                <w:sz w:val="17"/>
-                <w:szCs w:val="17"/>
-              </w:rPr>
-              <w:t xml:space="preserve">찬물 완전 용해(15도)</w:t>
-            </w:r>
-          </w:p>
-        </w:tc>
-        <w:tc>
-          <w:tcPr>
-            <w:tcW w:type="dxa" w:w="4926"/>
-            <w:tcMar>
-              <w:top w:type="dxa" w:w="70"/>
-              <w:left w:type="dxa" w:w="110"/>
-              <w:bottom w:type="dxa" w:w="70"/>
-              <w:right w:type="dxa" w:w="110"/>
-            </w:tcMar>
-            <w:vAlign w:val="center"/>
-          </w:tcPr>
-          <w:p>
-            <w:pPr>
-              <w:spacing w:after="0" w:before="0" w:line="280"/>
-            </w:pPr>
-            <w:r>
-              <w:rPr>
-                <w:rFonts w:ascii="맑은 고딕" w:cs="맑은 고딕" w:eastAsia="맑은 고딕" w:hAnsi="맑은 고딕"/>
-                <w:sz w:val="17"/>
-                <w:szCs w:val="17"/>
-              </w:rPr>
-              <w:t xml:space="preserve">시험: 저온 용해 시간 시험</w:t>
+                <w:b/>
+                <w:bCs/>
+                <w:sz w:val="17"/>
+                <w:szCs w:val="17"/>
+              </w:rPr>
+              <w:t xml:space="preserve">기본</w:t>
+            </w:r>
+          </w:p>
+        </w:tc>
+        <w:tc>
+          <w:tcPr>
+            <w:tcW w:type="dxa" w:w="2600"/>
+            <w:tcMar>
+              <w:top w:type="dxa" w:w="70"/>
+              <w:left w:type="dxa" w:w="110"/>
+              <w:bottom w:type="dxa" w:w="70"/>
+              <w:right w:type="dxa" w:w="110"/>
+            </w:tcMar>
+            <w:vAlign w:val="center"/>
+          </w:tcPr>
+          <w:p>
+            <w:pPr>
+              <w:spacing w:after="0" w:before="0" w:line="280"/>
+            </w:pPr>
+            <w:r>
+              <w:rPr>
+                <w:rFonts w:ascii="맑은 고딕" w:cs="맑은 고딕" w:eastAsia="맑은 고딕" w:hAnsi="맑은 고딕"/>
+                <w:b/>
+                <w:bCs/>
+                <w:sz w:val="17"/>
+                <w:szCs w:val="17"/>
+              </w:rPr>
+              <w:t xml:space="preserve">아토피·미세먼지 관련 협회 인증 2종 이상</w:t>
+            </w:r>
+          </w:p>
+        </w:tc>
+        <w:tc>
+          <w:tcPr>
+            <w:tcW w:type="dxa" w:w="2400"/>
+            <w:tcMar>
+              <w:top w:type="dxa" w:w="70"/>
+              <w:left w:type="dxa" w:w="110"/>
+              <w:bottom w:type="dxa" w:w="70"/>
+              <w:right w:type="dxa" w:w="110"/>
+            </w:tcMar>
+            <w:vAlign w:val="center"/>
+          </w:tcPr>
+          <w:p>
+            <w:pPr>
+              <w:spacing w:after="0" w:before="0" w:line="280"/>
+            </w:pPr>
+            <w:r>
+              <w:rPr>
+                <w:rFonts w:ascii="맑은 고딕" w:cs="맑은 고딕" w:eastAsia="맑은 고딕" w:hAnsi="맑은 고딕"/>
+                <w:color w:val="595959"/>
+                <w:sz w:val="16"/>
+                <w:szCs w:val="16"/>
+              </w:rPr>
+              <w:t xml:space="preserve">허니맘 아토피&amp;미세먼지 / (액상 퍼플리 협회 2종)</w:t>
+            </w:r>
+          </w:p>
+        </w:tc>
+        <w:tc>
+          <w:tcPr>
+            <w:tcW w:type="dxa" w:w="3226"/>
+            <w:tcMar>
+              <w:top w:type="dxa" w:w="70"/>
+              <w:left w:type="dxa" w:w="110"/>
+              <w:bottom w:type="dxa" w:w="70"/>
+              <w:right w:type="dxa" w:w="110"/>
+            </w:tcMar>
+            <w:vAlign w:val="center"/>
+          </w:tcPr>
+          <w:p>
+            <w:pPr>
+              <w:spacing w:after="0" w:before="0" w:line="280"/>
+            </w:pPr>
+            <w:r>
+              <w:rPr>
+                <w:rFonts w:ascii="맑은 고딕" w:cs="맑은 고딕" w:eastAsia="맑은 고딕" w:hAnsi="맑은 고딕"/>
+                <w:sz w:val="16"/>
+                <w:szCs w:val="16"/>
+              </w:rPr>
+              <w:t xml:space="preserve">협회 인증 절차</w:t>
             </w:r>
           </w:p>
         </w:tc>
@@ -4641,8 +4919,8 @@
       <w:tr>
         <w:tc>
           <w:tcPr>
-            <w:tcW w:type="dxa" w:w="900"/>
-            <w:shd w:fill="F2F2F2" w:color="auto" w:val="clear"/>
+            <w:tcW w:type="dxa" w:w="800"/>
+            <w:shd w:fill="FBE4D5" w:color="auto" w:val="clear"/>
             <w:tcMar>
               <w:top w:type="dxa" w:w="70"/>
               <w:left w:type="dxa" w:w="110"/>
@@ -4659,64 +4937,90 @@
             <w:r>
               <w:rPr>
                 <w:rFonts w:ascii="맑은 고딕" w:cs="맑은 고딕" w:eastAsia="맑은 고딕" w:hAnsi="맑은 고딕"/>
-                <w:b w:val="false"/>
-                <w:bCs w:val="false"/>
-                <w:sz w:val="17"/>
-                <w:szCs w:val="17"/>
-              </w:rPr>
-              <w:t xml:space="preserve">차별화</w:t>
-            </w:r>
-          </w:p>
-        </w:tc>
-        <w:tc>
-          <w:tcPr>
-            <w:tcW w:type="dxa" w:w="3200"/>
-            <w:tcMar>
-              <w:top w:type="dxa" w:w="70"/>
-              <w:left w:type="dxa" w:w="110"/>
-              <w:bottom w:type="dxa" w:w="70"/>
-              <w:right w:type="dxa" w:w="110"/>
-            </w:tcMar>
-            <w:vAlign w:val="center"/>
-          </w:tcPr>
-          <w:p>
-            <w:pPr>
-              <w:spacing w:after="0" w:before="0" w:line="280"/>
-            </w:pPr>
-            <w:r>
-              <w:rPr>
-                <w:rFonts w:ascii="맑은 고딕" w:cs="맑은 고딕" w:eastAsia="맑은 고딕" w:hAnsi="맑은 고딕"/>
-                <w:b w:val="false"/>
-                <w:bCs w:val="false"/>
-                <w:sz w:val="17"/>
-                <w:szCs w:val="17"/>
-              </w:rPr>
-              <w:t xml:space="preserve">생분해도 95% 이상</w:t>
-            </w:r>
-          </w:p>
-        </w:tc>
-        <w:tc>
-          <w:tcPr>
-            <w:tcW w:type="dxa" w:w="4926"/>
-            <w:tcMar>
-              <w:top w:type="dxa" w:w="70"/>
-              <w:left w:type="dxa" w:w="110"/>
-              <w:bottom w:type="dxa" w:w="70"/>
-              <w:right w:type="dxa" w:w="110"/>
-            </w:tcMar>
-            <w:vAlign w:val="center"/>
-          </w:tcPr>
-          <w:p>
-            <w:pPr>
-              <w:spacing w:after="0" w:before="0" w:line="280"/>
-            </w:pPr>
-            <w:r>
-              <w:rPr>
-                <w:rFonts w:ascii="맑은 고딕" w:cs="맑은 고딕" w:eastAsia="맑은 고딕" w:hAnsi="맑은 고딕"/>
-                <w:sz w:val="17"/>
-                <w:szCs w:val="17"/>
-              </w:rPr>
-              <w:t xml:space="preserve">시험: 생분해도 시험</w:t>
+                <w:b/>
+                <w:bCs/>
+                <w:sz w:val="17"/>
+                <w:szCs w:val="17"/>
+              </w:rPr>
+              <w:t xml:space="preserve">기본</w:t>
+            </w:r>
+          </w:p>
+        </w:tc>
+        <w:tc>
+          <w:tcPr>
+            <w:tcW w:type="dxa" w:w="2600"/>
+            <w:tcMar>
+              <w:top w:type="dxa" w:w="70"/>
+              <w:left w:type="dxa" w:w="110"/>
+              <w:bottom w:type="dxa" w:w="70"/>
+              <w:right w:type="dxa" w:w="110"/>
+            </w:tcMar>
+            <w:vAlign w:val="center"/>
+          </w:tcPr>
+          <w:p>
+            <w:pPr>
+              <w:spacing w:after="0" w:before="0" w:line="280"/>
+            </w:pPr>
+            <w:r>
+              <w:rPr>
+                <w:rFonts w:ascii="맑은 고딕" w:cs="맑은 고딕" w:eastAsia="맑은 고딕" w:hAnsi="맑은 고딕"/>
+                <w:b/>
+                <w:bCs/>
+                <w:sz w:val="17"/>
+                <w:szCs w:val="17"/>
+              </w:rPr>
+              <w:t xml:space="preserve">미세먼지 오염포 세정 시험</w:t>
+            </w:r>
+          </w:p>
+        </w:tc>
+        <w:tc>
+          <w:tcPr>
+            <w:tcW w:type="dxa" w:w="2400"/>
+            <w:tcMar>
+              <w:top w:type="dxa" w:w="70"/>
+              <w:left w:type="dxa" w:w="110"/>
+              <w:bottom w:type="dxa" w:w="70"/>
+              <w:right w:type="dxa" w:w="110"/>
+            </w:tcMar>
+            <w:vAlign w:val="center"/>
+          </w:tcPr>
+          <w:p>
+            <w:pPr>
+              <w:spacing w:after="0" w:before="0" w:line="280"/>
+            </w:pPr>
+            <w:r>
+              <w:rPr>
+                <w:rFonts w:ascii="맑은 고딕" w:cs="맑은 고딕" w:eastAsia="맑은 고딕" w:hAnsi="맑은 고딕"/>
+                <w:color w:val="595959"/>
+                <w:sz w:val="16"/>
+                <w:szCs w:val="16"/>
+              </w:rPr>
+              <w:t xml:space="preserve">맘스럽</w:t>
+            </w:r>
+          </w:p>
+        </w:tc>
+        <w:tc>
+          <w:tcPr>
+            <w:tcW w:type="dxa" w:w="3226"/>
+            <w:tcMar>
+              <w:top w:type="dxa" w:w="70"/>
+              <w:left w:type="dxa" w:w="110"/>
+              <w:bottom w:type="dxa" w:w="70"/>
+              <w:right w:type="dxa" w:w="110"/>
+            </w:tcMar>
+            <w:vAlign w:val="center"/>
+          </w:tcPr>
+          <w:p>
+            <w:pPr>
+              <w:spacing w:after="0" w:before="0" w:line="280"/>
+            </w:pPr>
+            <w:r>
+              <w:rPr>
+                <w:rFonts w:ascii="맑은 고딕" w:cs="맑은 고딕" w:eastAsia="맑은 고딕" w:hAnsi="맑은 고딕"/>
+                <w:sz w:val="16"/>
+                <w:szCs w:val="16"/>
+              </w:rPr>
+              <w:t xml:space="preserve">미세먼지 오염포 시험</w:t>
             </w:r>
           </w:p>
         </w:tc>
@@ -4724,8 +5028,8 @@
       <w:tr>
         <w:tc>
           <w:tcPr>
-            <w:tcW w:type="dxa" w:w="900"/>
-            <w:shd w:fill="F2F2F2" w:color="auto" w:val="clear"/>
+            <w:tcW w:type="dxa" w:w="800"/>
+            <w:shd w:fill="FBE4D5" w:color="auto" w:val="clear"/>
             <w:tcMar>
               <w:top w:type="dxa" w:w="70"/>
               <w:left w:type="dxa" w:w="110"/>
@@ -4742,8 +5046,117 @@
             <w:r>
               <w:rPr>
                 <w:rFonts w:ascii="맑은 고딕" w:cs="맑은 고딕" w:eastAsia="맑은 고딕" w:hAnsi="맑은 고딕"/>
-                <w:b w:val="false"/>
-                <w:bCs w:val="false"/>
+                <w:b/>
+                <w:bCs/>
+                <w:sz w:val="17"/>
+                <w:szCs w:val="17"/>
+              </w:rPr>
+              <w:t xml:space="preserve">기본</w:t>
+            </w:r>
+          </w:p>
+        </w:tc>
+        <w:tc>
+          <w:tcPr>
+            <w:tcW w:type="dxa" w:w="2600"/>
+            <w:tcMar>
+              <w:top w:type="dxa" w:w="70"/>
+              <w:left w:type="dxa" w:w="110"/>
+              <w:bottom w:type="dxa" w:w="70"/>
+              <w:right w:type="dxa" w:w="110"/>
+            </w:tcMar>
+            <w:vAlign w:val="center"/>
+          </w:tcPr>
+          <w:p>
+            <w:pPr>
+              <w:spacing w:after="0" w:before="0" w:line="280"/>
+            </w:pPr>
+            <w:r>
+              <w:rPr>
+                <w:rFonts w:ascii="맑은 고딕" w:cs="맑은 고딕" w:eastAsia="맑은 고딕" w:hAnsi="맑은 고딕"/>
+                <w:b/>
+                <w:bCs/>
+                <w:sz w:val="17"/>
+                <w:szCs w:val="17"/>
+              </w:rPr>
+              <w:t xml:space="preserve">탈취력·세척력 수치 제시</w:t>
+            </w:r>
+          </w:p>
+        </w:tc>
+        <w:tc>
+          <w:tcPr>
+            <w:tcW w:type="dxa" w:w="2400"/>
+            <w:tcMar>
+              <w:top w:type="dxa" w:w="70"/>
+              <w:left w:type="dxa" w:w="110"/>
+              <w:bottom w:type="dxa" w:w="70"/>
+              <w:right w:type="dxa" w:w="110"/>
+            </w:tcMar>
+            <w:vAlign w:val="center"/>
+          </w:tcPr>
+          <w:p>
+            <w:pPr>
+              <w:spacing w:after="0" w:before="0" w:line="280"/>
+            </w:pPr>
+            <w:r>
+              <w:rPr>
+                <w:rFonts w:ascii="맑은 고딕" w:cs="맑은 고딕" w:eastAsia="맑은 고딕" w:hAnsi="맑은 고딕"/>
+                <w:color w:val="595959"/>
+                <w:sz w:val="16"/>
+                <w:szCs w:val="16"/>
+              </w:rPr>
+              <w:t xml:space="preserve">허글리(문구만)</w:t>
+            </w:r>
+          </w:p>
+        </w:tc>
+        <w:tc>
+          <w:tcPr>
+            <w:tcW w:type="dxa" w:w="3226"/>
+            <w:tcMar>
+              <w:top w:type="dxa" w:w="70"/>
+              <w:left w:type="dxa" w:w="110"/>
+              <w:bottom w:type="dxa" w:w="70"/>
+              <w:right w:type="dxa" w:w="110"/>
+            </w:tcMar>
+            <w:vAlign w:val="center"/>
+          </w:tcPr>
+          <w:p>
+            <w:pPr>
+              <w:spacing w:after="0" w:before="0" w:line="280"/>
+            </w:pPr>
+            <w:r>
+              <w:rPr>
+                <w:rFonts w:ascii="맑은 고딕" w:cs="맑은 고딕" w:eastAsia="맑은 고딕" w:hAnsi="맑은 고딕"/>
+                <w:sz w:val="16"/>
+                <w:szCs w:val="16"/>
+              </w:rPr>
+              <w:t xml:space="preserve">탈취력 시험 + 세정력 시험</w:t>
+            </w:r>
+          </w:p>
+        </w:tc>
+      </w:tr>
+      <w:tr>
+        <w:tc>
+          <w:tcPr>
+            <w:tcW w:type="dxa" w:w="800"/>
+            <w:shd w:fill="E2EFDA" w:color="auto" w:val="clear"/>
+            <w:tcMar>
+              <w:top w:type="dxa" w:w="70"/>
+              <w:left w:type="dxa" w:w="110"/>
+              <w:bottom w:type="dxa" w:w="70"/>
+              <w:right w:type="dxa" w:w="110"/>
+            </w:tcMar>
+            <w:vAlign w:val="center"/>
+          </w:tcPr>
+          <w:p>
+            <w:pPr>
+              <w:spacing w:after="0" w:before="0" w:line="280"/>
+              <w:jc w:val="center"/>
+            </w:pPr>
+            <w:r>
+              <w:rPr>
+                <w:rFonts w:ascii="맑은 고딕" w:cs="맑은 고딕" w:eastAsia="맑은 고딕" w:hAnsi="맑은 고딕"/>
+                <w:b/>
+                <w:bCs/>
                 <w:sz w:val="17"/>
                 <w:szCs w:val="17"/>
               </w:rPr>
@@ -4753,24 +5166,133 @@
         </w:tc>
         <w:tc>
           <w:tcPr>
-            <w:tcW w:type="dxa" w:w="3200"/>
-            <w:tcMar>
-              <w:top w:type="dxa" w:w="70"/>
-              <w:left w:type="dxa" w:w="110"/>
-              <w:bottom w:type="dxa" w:w="70"/>
-              <w:right w:type="dxa" w:w="110"/>
-            </w:tcMar>
-            <w:vAlign w:val="center"/>
-          </w:tcPr>
-          <w:p>
-            <w:pPr>
-              <w:spacing w:after="0" w:before="0" w:line="280"/>
-            </w:pPr>
-            <w:r>
-              <w:rPr>
-                <w:rFonts w:ascii="맑은 고딕" w:cs="맑은 고딕" w:eastAsia="맑은 고딕" w:hAnsi="맑은 고딕"/>
-                <w:b w:val="false"/>
-                <w:bCs w:val="false"/>
+            <w:tcW w:type="dxa" w:w="2600"/>
+            <w:tcMar>
+              <w:top w:type="dxa" w:w="70"/>
+              <w:left w:type="dxa" w:w="110"/>
+              <w:bottom w:type="dxa" w:w="70"/>
+              <w:right w:type="dxa" w:w="110"/>
+            </w:tcMar>
+            <w:vAlign w:val="center"/>
+          </w:tcPr>
+          <w:p>
+            <w:pPr>
+              <w:spacing w:after="0" w:before="0" w:line="280"/>
+            </w:pPr>
+            <w:r>
+              <w:rPr>
+                <w:rFonts w:ascii="맑은 고딕" w:cs="맑은 고딕" w:eastAsia="맑은 고딕" w:hAnsi="맑은 고딕"/>
+                <w:b/>
+                <w:bCs/>
+                <w:sz w:val="17"/>
+                <w:szCs w:val="17"/>
+              </w:rPr>
+              <w:t xml:space="preserve">3챔버 — 세정·효소·소취 성분 분리 보관</w:t>
+            </w:r>
+          </w:p>
+        </w:tc>
+        <w:tc>
+          <w:tcPr>
+            <w:tcW w:type="dxa" w:w="2400"/>
+            <w:tcMar>
+              <w:top w:type="dxa" w:w="70"/>
+              <w:left w:type="dxa" w:w="110"/>
+              <w:bottom w:type="dxa" w:w="70"/>
+              <w:right w:type="dxa" w:w="110"/>
+            </w:tcMar>
+            <w:vAlign w:val="center"/>
+          </w:tcPr>
+          <w:p>
+            <w:pPr>
+              <w:spacing w:after="0" w:before="0" w:line="280"/>
+            </w:pPr>
+            <w:r>
+              <w:rPr>
+                <w:rFonts w:ascii="맑은 고딕" w:cs="맑은 고딕" w:eastAsia="맑은 고딕" w:hAnsi="맑은 고딕"/>
+                <w:color w:val="595959"/>
+                <w:sz w:val="16"/>
+                <w:szCs w:val="16"/>
+              </w:rPr>
+              <w:t xml:space="preserve">조사된 캡슐 소구점 15개 중 챔버 구조 언급 없음</w:t>
+            </w:r>
+          </w:p>
+        </w:tc>
+        <w:tc>
+          <w:tcPr>
+            <w:tcW w:type="dxa" w:w="3226"/>
+            <w:tcMar>
+              <w:top w:type="dxa" w:w="70"/>
+              <w:left w:type="dxa" w:w="110"/>
+              <w:bottom w:type="dxa" w:w="70"/>
+              <w:right w:type="dxa" w:w="110"/>
+            </w:tcMar>
+            <w:vAlign w:val="center"/>
+          </w:tcPr>
+          <w:p>
+            <w:pPr>
+              <w:spacing w:after="0" w:before="0" w:line="280"/>
+            </w:pPr>
+            <w:r>
+              <w:rPr>
+                <w:rFonts w:ascii="맑은 고딕" w:cs="맑은 고딕" w:eastAsia="맑은 고딕" w:hAnsi="맑은 고딕"/>
+                <w:sz w:val="16"/>
+                <w:szCs w:val="16"/>
+              </w:rPr>
+              <w:t xml:space="preserve">분리 보관 vs 혼합 보관 6개월 후 효소 활성 비교</w:t>
+            </w:r>
+          </w:p>
+        </w:tc>
+      </w:tr>
+      <w:tr>
+        <w:tc>
+          <w:tcPr>
+            <w:tcW w:type="dxa" w:w="800"/>
+            <w:shd w:fill="E2EFDA" w:color="auto" w:val="clear"/>
+            <w:tcMar>
+              <w:top w:type="dxa" w:w="70"/>
+              <w:left w:type="dxa" w:w="110"/>
+              <w:bottom w:type="dxa" w:w="70"/>
+              <w:right w:type="dxa" w:w="110"/>
+            </w:tcMar>
+            <w:vAlign w:val="center"/>
+          </w:tcPr>
+          <w:p>
+            <w:pPr>
+              <w:spacing w:after="0" w:before="0" w:line="280"/>
+              <w:jc w:val="center"/>
+            </w:pPr>
+            <w:r>
+              <w:rPr>
+                <w:rFonts w:ascii="맑은 고딕" w:cs="맑은 고딕" w:eastAsia="맑은 고딕" w:hAnsi="맑은 고딕"/>
+                <w:b/>
+                <w:bCs/>
+                <w:sz w:val="17"/>
+                <w:szCs w:val="17"/>
+              </w:rPr>
+              <w:t xml:space="preserve">차별화</w:t>
+            </w:r>
+          </w:p>
+        </w:tc>
+        <w:tc>
+          <w:tcPr>
+            <w:tcW w:type="dxa" w:w="2600"/>
+            <w:tcMar>
+              <w:top w:type="dxa" w:w="70"/>
+              <w:left w:type="dxa" w:w="110"/>
+              <w:bottom w:type="dxa" w:w="70"/>
+              <w:right w:type="dxa" w:w="110"/>
+            </w:tcMar>
+            <w:vAlign w:val="center"/>
+          </w:tcPr>
+          <w:p>
+            <w:pPr>
+              <w:spacing w:after="0" w:before="0" w:line="280"/>
+            </w:pPr>
+            <w:r>
+              <w:rPr>
+                <w:rFonts w:ascii="맑은 고딕" w:cs="맑은 고딕" w:eastAsia="맑은 고딕" w:hAnsi="맑은 고딕"/>
+                <w:b/>
+                <w:bCs/>
                 <w:sz w:val="17"/>
                 <w:szCs w:val="17"/>
               </w:rPr>
@@ -4780,26 +5302,815 @@
         </w:tc>
         <w:tc>
           <w:tcPr>
-            <w:tcW w:type="dxa" w:w="4926"/>
-            <w:tcMar>
-              <w:top w:type="dxa" w:w="70"/>
-              <w:left w:type="dxa" w:w="110"/>
-              <w:bottom w:type="dxa" w:w="70"/>
-              <w:right w:type="dxa" w:w="110"/>
-            </w:tcMar>
-            <w:vAlign w:val="center"/>
-          </w:tcPr>
-          <w:p>
-            <w:pPr>
-              <w:spacing w:after="0" w:before="0" w:line="280"/>
-            </w:pPr>
-            <w:r>
-              <w:rPr>
-                <w:rFonts w:ascii="맑은 고딕" w:cs="맑은 고딕" w:eastAsia="맑은 고딕" w:hAnsi="맑은 고딕"/>
-                <w:sz w:val="17"/>
-                <w:szCs w:val="17"/>
-              </w:rPr>
-              <w:t xml:space="preserve">시험: 쉰내 원인균 억제 시험 + 24/48시간 관능평가</w:t>
+            <w:tcW w:type="dxa" w:w="2400"/>
+            <w:tcMar>
+              <w:top w:type="dxa" w:w="70"/>
+              <w:left w:type="dxa" w:w="110"/>
+              <w:bottom w:type="dxa" w:w="70"/>
+              <w:right w:type="dxa" w:w="110"/>
+            </w:tcMar>
+            <w:vAlign w:val="center"/>
+          </w:tcPr>
+          <w:p>
+            <w:pPr>
+              <w:spacing w:after="0" w:before="0" w:line="280"/>
+            </w:pPr>
+            <w:r>
+              <w:rPr>
+                <w:rFonts w:ascii="맑은 고딕" w:cs="맑은 고딕" w:eastAsia="맑은 고딕" w:hAnsi="맑은 고딕"/>
+                <w:color w:val="595959"/>
+                <w:sz w:val="16"/>
+                <w:szCs w:val="16"/>
+              </w:rPr>
+              <w:t xml:space="preserve">액상에는 있으나(피지 1위의 핵심 무기) 캡슐 소구점에는 없음</w:t>
+            </w:r>
+          </w:p>
+        </w:tc>
+        <w:tc>
+          <w:tcPr>
+            <w:tcW w:type="dxa" w:w="3226"/>
+            <w:tcMar>
+              <w:top w:type="dxa" w:w="70"/>
+              <w:left w:type="dxa" w:w="110"/>
+              <w:bottom w:type="dxa" w:w="70"/>
+              <w:right w:type="dxa" w:w="110"/>
+            </w:tcMar>
+            <w:vAlign w:val="center"/>
+          </w:tcPr>
+          <w:p>
+            <w:pPr>
+              <w:spacing w:after="0" w:before="0" w:line="280"/>
+            </w:pPr>
+            <w:r>
+              <w:rPr>
+                <w:rFonts w:ascii="맑은 고딕" w:cs="맑은 고딕" w:eastAsia="맑은 고딕" w:hAnsi="맑은 고딕"/>
+                <w:sz w:val="16"/>
+                <w:szCs w:val="16"/>
+              </w:rPr>
+              <w:t xml:space="preserve">쉰내 원인균 억제 시험 + 24/48시간 관능평가</w:t>
+            </w:r>
+          </w:p>
+        </w:tc>
+      </w:tr>
+      <w:tr>
+        <w:tc>
+          <w:tcPr>
+            <w:tcW w:type="dxa" w:w="800"/>
+            <w:shd w:fill="E2EFDA" w:color="auto" w:val="clear"/>
+            <w:tcMar>
+              <w:top w:type="dxa" w:w="70"/>
+              <w:left w:type="dxa" w:w="110"/>
+              <w:bottom w:type="dxa" w:w="70"/>
+              <w:right w:type="dxa" w:w="110"/>
+            </w:tcMar>
+            <w:vAlign w:val="center"/>
+          </w:tcPr>
+          <w:p>
+            <w:pPr>
+              <w:spacing w:after="0" w:before="0" w:line="280"/>
+              <w:jc w:val="center"/>
+            </w:pPr>
+            <w:r>
+              <w:rPr>
+                <w:rFonts w:ascii="맑은 고딕" w:cs="맑은 고딕" w:eastAsia="맑은 고딕" w:hAnsi="맑은 고딕"/>
+                <w:b/>
+                <w:bCs/>
+                <w:sz w:val="17"/>
+                <w:szCs w:val="17"/>
+              </w:rPr>
+              <w:t xml:space="preserve">차별화</w:t>
+            </w:r>
+          </w:p>
+        </w:tc>
+        <w:tc>
+          <w:tcPr>
+            <w:tcW w:type="dxa" w:w="2600"/>
+            <w:tcMar>
+              <w:top w:type="dxa" w:w="70"/>
+              <w:left w:type="dxa" w:w="110"/>
+              <w:bottom w:type="dxa" w:w="70"/>
+              <w:right w:type="dxa" w:w="110"/>
+            </w:tcMar>
+            <w:vAlign w:val="center"/>
+          </w:tcPr>
+          <w:p>
+            <w:pPr>
+              <w:spacing w:after="0" w:before="0" w:line="280"/>
+            </w:pPr>
+            <w:r>
+              <w:rPr>
+                <w:rFonts w:ascii="맑은 고딕" w:cs="맑은 고딕" w:eastAsia="맑은 고딕" w:hAnsi="맑은 고딕"/>
+                <w:b/>
+                <w:bCs/>
+                <w:sz w:val="17"/>
+                <w:szCs w:val="17"/>
+              </w:rPr>
+              <w:t xml:space="preserve">찬물 15도 완전 용해 — 초 단위 실측</w:t>
+            </w:r>
+          </w:p>
+        </w:tc>
+        <w:tc>
+          <w:tcPr>
+            <w:tcW w:type="dxa" w:w="2400"/>
+            <w:tcMar>
+              <w:top w:type="dxa" w:w="70"/>
+              <w:left w:type="dxa" w:w="110"/>
+              <w:bottom w:type="dxa" w:w="70"/>
+              <w:right w:type="dxa" w:w="110"/>
+            </w:tcMar>
+            <w:vAlign w:val="center"/>
+          </w:tcPr>
+          <w:p>
+            <w:pPr>
+              <w:spacing w:after="0" w:before="0" w:line="280"/>
+            </w:pPr>
+            <w:r>
+              <w:rPr>
+                <w:rFonts w:ascii="맑은 고딕" w:cs="맑은 고딕" w:eastAsia="맑은 고딕" w:hAnsi="맑은 고딕"/>
+                <w:color w:val="595959"/>
+                <w:sz w:val="16"/>
+                <w:szCs w:val="16"/>
+              </w:rPr>
+              <w:t xml:space="preserve">허글리 '찬물분해' 표기뿐, 수치 없음</w:t>
+            </w:r>
+          </w:p>
+        </w:tc>
+        <w:tc>
+          <w:tcPr>
+            <w:tcW w:type="dxa" w:w="3226"/>
+            <w:tcMar>
+              <w:top w:type="dxa" w:w="70"/>
+              <w:left w:type="dxa" w:w="110"/>
+              <w:bottom w:type="dxa" w:w="70"/>
+              <w:right w:type="dxa" w:w="110"/>
+            </w:tcMar>
+            <w:vAlign w:val="center"/>
+          </w:tcPr>
+          <w:p>
+            <w:pPr>
+              <w:spacing w:after="0" w:before="0" w:line="280"/>
+            </w:pPr>
+            <w:r>
+              <w:rPr>
+                <w:rFonts w:ascii="맑은 고딕" w:cs="맑은 고딕" w:eastAsia="맑은 고딕" w:hAnsi="맑은 고딕"/>
+                <w:sz w:val="16"/>
+                <w:szCs w:val="16"/>
+              </w:rPr>
+              <w:t xml:space="preserve">저온 용해 시간 시험</w:t>
+            </w:r>
+          </w:p>
+        </w:tc>
+      </w:tr>
+      <w:tr>
+        <w:tc>
+          <w:tcPr>
+            <w:tcW w:type="dxa" w:w="800"/>
+            <w:shd w:fill="E2EFDA" w:color="auto" w:val="clear"/>
+            <w:tcMar>
+              <w:top w:type="dxa" w:w="70"/>
+              <w:left w:type="dxa" w:w="110"/>
+              <w:bottom w:type="dxa" w:w="70"/>
+              <w:right w:type="dxa" w:w="110"/>
+            </w:tcMar>
+            <w:vAlign w:val="center"/>
+          </w:tcPr>
+          <w:p>
+            <w:pPr>
+              <w:spacing w:after="0" w:before="0" w:line="280"/>
+              <w:jc w:val="center"/>
+            </w:pPr>
+            <w:r>
+              <w:rPr>
+                <w:rFonts w:ascii="맑은 고딕" w:cs="맑은 고딕" w:eastAsia="맑은 고딕" w:hAnsi="맑은 고딕"/>
+                <w:b/>
+                <w:bCs/>
+                <w:sz w:val="17"/>
+                <w:szCs w:val="17"/>
+              </w:rPr>
+              <w:t xml:space="preserve">차별화</w:t>
+            </w:r>
+          </w:p>
+        </w:tc>
+        <w:tc>
+          <w:tcPr>
+            <w:tcW w:type="dxa" w:w="2600"/>
+            <w:tcMar>
+              <w:top w:type="dxa" w:w="70"/>
+              <w:left w:type="dxa" w:w="110"/>
+              <w:bottom w:type="dxa" w:w="70"/>
+              <w:right w:type="dxa" w:w="110"/>
+            </w:tcMar>
+            <w:vAlign w:val="center"/>
+          </w:tcPr>
+          <w:p>
+            <w:pPr>
+              <w:spacing w:after="0" w:before="0" w:line="280"/>
+            </w:pPr>
+            <w:r>
+              <w:rPr>
+                <w:rFonts w:ascii="맑은 고딕" w:cs="맑은 고딕" w:eastAsia="맑은 고딕" w:hAnsi="맑은 고딕"/>
+                <w:b/>
+                <w:bCs/>
+                <w:sz w:val="17"/>
+                <w:szCs w:val="17"/>
+              </w:rPr>
+              <w:t xml:space="preserve">반복 세탁 30회 후 옷감 손상도 수치</w:t>
+            </w:r>
+          </w:p>
+        </w:tc>
+        <w:tc>
+          <w:tcPr>
+            <w:tcW w:type="dxa" w:w="2400"/>
+            <w:tcMar>
+              <w:top w:type="dxa" w:w="70"/>
+              <w:left w:type="dxa" w:w="110"/>
+              <w:bottom w:type="dxa" w:w="70"/>
+              <w:right w:type="dxa" w:w="110"/>
+            </w:tcMar>
+            <w:vAlign w:val="center"/>
+          </w:tcPr>
+          <w:p>
+            <w:pPr>
+              <w:spacing w:after="0" w:before="0" w:line="280"/>
+            </w:pPr>
+            <w:r>
+              <w:rPr>
+                <w:rFonts w:ascii="맑은 고딕" w:cs="맑은 고딕" w:eastAsia="맑은 고딕" w:hAnsi="맑은 고딕"/>
+                <w:color w:val="595959"/>
+                <w:sz w:val="16"/>
+                <w:szCs w:val="16"/>
+              </w:rPr>
+              <w:t xml:space="preserve">캡슐 소구점에 없음</w:t>
+            </w:r>
+          </w:p>
+        </w:tc>
+        <w:tc>
+          <w:tcPr>
+            <w:tcW w:type="dxa" w:w="3226"/>
+            <w:tcMar>
+              <w:top w:type="dxa" w:w="70"/>
+              <w:left w:type="dxa" w:w="110"/>
+              <w:bottom w:type="dxa" w:w="70"/>
+              <w:right w:type="dxa" w:w="110"/>
+            </w:tcMar>
+            <w:vAlign w:val="center"/>
+          </w:tcPr>
+          <w:p>
+            <w:pPr>
+              <w:spacing w:after="0" w:before="0" w:line="280"/>
+            </w:pPr>
+            <w:r>
+              <w:rPr>
+                <w:rFonts w:ascii="맑은 고딕" w:cs="맑은 고딕" w:eastAsia="맑은 고딕" w:hAnsi="맑은 고딕"/>
+                <w:sz w:val="16"/>
+                <w:szCs w:val="16"/>
+              </w:rPr>
+              <w:t xml:space="preserve">반복 세탁 후 색차·인장강도 측정</w:t>
+            </w:r>
+          </w:p>
+        </w:tc>
+      </w:tr>
+      <w:tr>
+        <w:tc>
+          <w:tcPr>
+            <w:tcW w:type="dxa" w:w="800"/>
+            <w:shd w:fill="E2EFDA" w:color="auto" w:val="clear"/>
+            <w:tcMar>
+              <w:top w:type="dxa" w:w="70"/>
+              <w:left w:type="dxa" w:w="110"/>
+              <w:bottom w:type="dxa" w:w="70"/>
+              <w:right w:type="dxa" w:w="110"/>
+            </w:tcMar>
+            <w:vAlign w:val="center"/>
+          </w:tcPr>
+          <w:p>
+            <w:pPr>
+              <w:spacing w:after="0" w:before="0" w:line="280"/>
+              <w:jc w:val="center"/>
+            </w:pPr>
+            <w:r>
+              <w:rPr>
+                <w:rFonts w:ascii="맑은 고딕" w:cs="맑은 고딕" w:eastAsia="맑은 고딕" w:hAnsi="맑은 고딕"/>
+                <w:b/>
+                <w:bCs/>
+                <w:sz w:val="17"/>
+                <w:szCs w:val="17"/>
+              </w:rPr>
+              <w:t xml:space="preserve">차별화</w:t>
+            </w:r>
+          </w:p>
+        </w:tc>
+        <w:tc>
+          <w:tcPr>
+            <w:tcW w:type="dxa" w:w="2600"/>
+            <w:tcMar>
+              <w:top w:type="dxa" w:w="70"/>
+              <w:left w:type="dxa" w:w="110"/>
+              <w:bottom w:type="dxa" w:w="70"/>
+              <w:right w:type="dxa" w:w="110"/>
+            </w:tcMar>
+            <w:vAlign w:val="center"/>
+          </w:tcPr>
+          <w:p>
+            <w:pPr>
+              <w:spacing w:after="0" w:before="0" w:line="280"/>
+            </w:pPr>
+            <w:r>
+              <w:rPr>
+                <w:rFonts w:ascii="맑은 고딕" w:cs="맑은 고딕" w:eastAsia="맑은 고딕" w:hAnsi="맑은 고딕"/>
+                <w:b/>
+                <w:bCs/>
+                <w:sz w:val="17"/>
+                <w:szCs w:val="17"/>
+              </w:rPr>
+              <w:t xml:space="preserve">경수에서도 세정력 유지</w:t>
+            </w:r>
+          </w:p>
+        </w:tc>
+        <w:tc>
+          <w:tcPr>
+            <w:tcW w:type="dxa" w:w="2400"/>
+            <w:tcMar>
+              <w:top w:type="dxa" w:w="70"/>
+              <w:left w:type="dxa" w:w="110"/>
+              <w:bottom w:type="dxa" w:w="70"/>
+              <w:right w:type="dxa" w:w="110"/>
+            </w:tcMar>
+            <w:vAlign w:val="center"/>
+          </w:tcPr>
+          <w:p>
+            <w:pPr>
+              <w:spacing w:after="0" w:before="0" w:line="280"/>
+            </w:pPr>
+            <w:r>
+              <w:rPr>
+                <w:rFonts w:ascii="맑은 고딕" w:cs="맑은 고딕" w:eastAsia="맑은 고딕" w:hAnsi="맑은 고딕"/>
+                <w:color w:val="595959"/>
+                <w:sz w:val="16"/>
+                <w:szCs w:val="16"/>
+              </w:rPr>
+              <w:t xml:space="preserve">캡슐·액상 모두 없음</w:t>
+            </w:r>
+          </w:p>
+        </w:tc>
+        <w:tc>
+          <w:tcPr>
+            <w:tcW w:type="dxa" w:w="3226"/>
+            <w:tcMar>
+              <w:top w:type="dxa" w:w="70"/>
+              <w:left w:type="dxa" w:w="110"/>
+              <w:bottom w:type="dxa" w:w="70"/>
+              <w:right w:type="dxa" w:w="110"/>
+            </w:tcMar>
+            <w:vAlign w:val="center"/>
+          </w:tcPr>
+          <w:p>
+            <w:pPr>
+              <w:spacing w:after="0" w:before="0" w:line="280"/>
+            </w:pPr>
+            <w:r>
+              <w:rPr>
+                <w:rFonts w:ascii="맑은 고딕" w:cs="맑은 고딕" w:eastAsia="맑은 고딕" w:hAnsi="맑은 고딕"/>
+                <w:sz w:val="16"/>
+                <w:szCs w:val="16"/>
+              </w:rPr>
+              <w:t xml:space="preserve">경도별 세정력 시험</w:t>
+            </w:r>
+          </w:p>
+        </w:tc>
+      </w:tr>
+      <w:tr>
+        <w:tc>
+          <w:tcPr>
+            <w:tcW w:type="dxa" w:w="800"/>
+            <w:shd w:fill="E2EFDA" w:color="auto" w:val="clear"/>
+            <w:tcMar>
+              <w:top w:type="dxa" w:w="70"/>
+              <w:left w:type="dxa" w:w="110"/>
+              <w:bottom w:type="dxa" w:w="70"/>
+              <w:right w:type="dxa" w:w="110"/>
+            </w:tcMar>
+            <w:vAlign w:val="center"/>
+          </w:tcPr>
+          <w:p>
+            <w:pPr>
+              <w:spacing w:after="0" w:before="0" w:line="280"/>
+              <w:jc w:val="center"/>
+            </w:pPr>
+            <w:r>
+              <w:rPr>
+                <w:rFonts w:ascii="맑은 고딕" w:cs="맑은 고딕" w:eastAsia="맑은 고딕" w:hAnsi="맑은 고딕"/>
+                <w:b/>
+                <w:bCs/>
+                <w:sz w:val="17"/>
+                <w:szCs w:val="17"/>
+              </w:rPr>
+              <w:t xml:space="preserve">차별화</w:t>
+            </w:r>
+          </w:p>
+        </w:tc>
+        <w:tc>
+          <w:tcPr>
+            <w:tcW w:type="dxa" w:w="2600"/>
+            <w:tcMar>
+              <w:top w:type="dxa" w:w="70"/>
+              <w:left w:type="dxa" w:w="110"/>
+              <w:bottom w:type="dxa" w:w="70"/>
+              <w:right w:type="dxa" w:w="110"/>
+            </w:tcMar>
+            <w:vAlign w:val="center"/>
+          </w:tcPr>
+          <w:p>
+            <w:pPr>
+              <w:spacing w:after="0" w:before="0" w:line="280"/>
+            </w:pPr>
+            <w:r>
+              <w:rPr>
+                <w:rFonts w:ascii="맑은 고딕" w:cs="맑은 고딕" w:eastAsia="맑은 고딕" w:hAnsi="맑은 고딕"/>
+                <w:b/>
+                <w:bCs/>
+                <w:sz w:val="17"/>
+                <w:szCs w:val="17"/>
+              </w:rPr>
+              <w:t xml:space="preserve">1회 세탁당 비용 표기</w:t>
+            </w:r>
+          </w:p>
+        </w:tc>
+        <w:tc>
+          <w:tcPr>
+            <w:tcW w:type="dxa" w:w="2400"/>
+            <w:tcMar>
+              <w:top w:type="dxa" w:w="70"/>
+              <w:left w:type="dxa" w:w="110"/>
+              <w:bottom w:type="dxa" w:w="70"/>
+              <w:right w:type="dxa" w:w="110"/>
+            </w:tcMar>
+            <w:vAlign w:val="center"/>
+          </w:tcPr>
+          <w:p>
+            <w:pPr>
+              <w:spacing w:after="0" w:before="0" w:line="280"/>
+            </w:pPr>
+            <w:r>
+              <w:rPr>
+                <w:rFonts w:ascii="맑은 고딕" w:cs="맑은 고딕" w:eastAsia="맑은 고딕" w:hAnsi="맑은 고딕"/>
+                <w:color w:val="595959"/>
+                <w:sz w:val="16"/>
+                <w:szCs w:val="16"/>
+              </w:rPr>
+              <w:t xml:space="preserve">전부 '1개당 단가'로만 말함</w:t>
+            </w:r>
+          </w:p>
+        </w:tc>
+        <w:tc>
+          <w:tcPr>
+            <w:tcW w:type="dxa" w:w="3226"/>
+            <w:tcMar>
+              <w:top w:type="dxa" w:w="70"/>
+              <w:left w:type="dxa" w:w="110"/>
+              <w:bottom w:type="dxa" w:w="70"/>
+              <w:right w:type="dxa" w:w="110"/>
+            </w:tcMar>
+            <w:vAlign w:val="center"/>
+          </w:tcPr>
+          <w:p>
+            <w:pPr>
+              <w:spacing w:after="0" w:before="0" w:line="280"/>
+            </w:pPr>
+            <w:r>
+              <w:rPr>
+                <w:rFonts w:ascii="맑은 고딕" w:cs="맑은 고딕" w:eastAsia="맑은 고딕" w:hAnsi="맑은 고딕"/>
+                <w:sz w:val="16"/>
+                <w:szCs w:val="16"/>
+              </w:rPr>
+              <w:t xml:space="preserve">-</w:t>
+            </w:r>
+          </w:p>
+        </w:tc>
+      </w:tr>
+      <w:tr>
+        <w:tc>
+          <w:tcPr>
+            <w:tcW w:type="dxa" w:w="800"/>
+            <w:shd w:fill="E2EFDA" w:color="auto" w:val="clear"/>
+            <w:tcMar>
+              <w:top w:type="dxa" w:w="70"/>
+              <w:left w:type="dxa" w:w="110"/>
+              <w:bottom w:type="dxa" w:w="70"/>
+              <w:right w:type="dxa" w:w="110"/>
+            </w:tcMar>
+            <w:vAlign w:val="center"/>
+          </w:tcPr>
+          <w:p>
+            <w:pPr>
+              <w:spacing w:after="0" w:before="0" w:line="280"/>
+              <w:jc w:val="center"/>
+            </w:pPr>
+            <w:r>
+              <w:rPr>
+                <w:rFonts w:ascii="맑은 고딕" w:cs="맑은 고딕" w:eastAsia="맑은 고딕" w:hAnsi="맑은 고딕"/>
+                <w:b/>
+                <w:bCs/>
+                <w:sz w:val="17"/>
+                <w:szCs w:val="17"/>
+              </w:rPr>
+              <w:t xml:space="preserve">차별화</w:t>
+            </w:r>
+          </w:p>
+        </w:tc>
+        <w:tc>
+          <w:tcPr>
+            <w:tcW w:type="dxa" w:w="2600"/>
+            <w:tcMar>
+              <w:top w:type="dxa" w:w="70"/>
+              <w:left w:type="dxa" w:w="110"/>
+              <w:bottom w:type="dxa" w:w="70"/>
+              <w:right w:type="dxa" w:w="110"/>
+            </w:tcMar>
+            <w:vAlign w:val="center"/>
+          </w:tcPr>
+          <w:p>
+            <w:pPr>
+              <w:spacing w:after="0" w:before="0" w:line="280"/>
+            </w:pPr>
+            <w:r>
+              <w:rPr>
+                <w:rFonts w:ascii="맑은 고딕" w:cs="맑은 고딕" w:eastAsia="맑은 고딕" w:hAnsi="맑은 고딕"/>
+                <w:b/>
+                <w:bCs/>
+                <w:sz w:val="17"/>
+                <w:szCs w:val="17"/>
+              </w:rPr>
+              <w:t xml:space="preserve">정량 투입 — 계량 불필요</w:t>
+            </w:r>
+          </w:p>
+        </w:tc>
+        <w:tc>
+          <w:tcPr>
+            <w:tcW w:type="dxa" w:w="2400"/>
+            <w:tcMar>
+              <w:top w:type="dxa" w:w="70"/>
+              <w:left w:type="dxa" w:w="110"/>
+              <w:bottom w:type="dxa" w:w="70"/>
+              <w:right w:type="dxa" w:w="110"/>
+            </w:tcMar>
+            <w:vAlign w:val="center"/>
+          </w:tcPr>
+          <w:p>
+            <w:pPr>
+              <w:spacing w:after="0" w:before="0" w:line="280"/>
+            </w:pPr>
+            <w:r>
+              <w:rPr>
+                <w:rFonts w:ascii="맑은 고딕" w:cs="맑은 고딕" w:eastAsia="맑은 고딕" w:hAnsi="맑은 고딕"/>
+                <w:color w:val="595959"/>
+                <w:sz w:val="16"/>
+                <w:szCs w:val="16"/>
+              </w:rPr>
+              <w:t xml:space="preserve">캡슐의 구조적 장점인데 아무도 쓰지 않음</w:t>
+            </w:r>
+          </w:p>
+        </w:tc>
+        <w:tc>
+          <w:tcPr>
+            <w:tcW w:type="dxa" w:w="3226"/>
+            <w:tcMar>
+              <w:top w:type="dxa" w:w="70"/>
+              <w:left w:type="dxa" w:w="110"/>
+              <w:bottom w:type="dxa" w:w="70"/>
+              <w:right w:type="dxa" w:w="110"/>
+            </w:tcMar>
+            <w:vAlign w:val="center"/>
+          </w:tcPr>
+          <w:p>
+            <w:pPr>
+              <w:spacing w:after="0" w:before="0" w:line="280"/>
+            </w:pPr>
+            <w:r>
+              <w:rPr>
+                <w:rFonts w:ascii="맑은 고딕" w:cs="맑은 고딕" w:eastAsia="맑은 고딕" w:hAnsi="맑은 고딕"/>
+                <w:sz w:val="16"/>
+                <w:szCs w:val="16"/>
+              </w:rPr>
+              <w:t xml:space="preserve">-</w:t>
+            </w:r>
+          </w:p>
+        </w:tc>
+      </w:tr>
+      <w:tr>
+        <w:tc>
+          <w:tcPr>
+            <w:tcW w:type="dxa" w:w="800"/>
+            <w:shd w:fill="E2EFDA" w:color="auto" w:val="clear"/>
+            <w:tcMar>
+              <w:top w:type="dxa" w:w="70"/>
+              <w:left w:type="dxa" w:w="110"/>
+              <w:bottom w:type="dxa" w:w="70"/>
+              <w:right w:type="dxa" w:w="110"/>
+            </w:tcMar>
+            <w:vAlign w:val="center"/>
+          </w:tcPr>
+          <w:p>
+            <w:pPr>
+              <w:spacing w:after="0" w:before="0" w:line="280"/>
+              <w:jc w:val="center"/>
+            </w:pPr>
+            <w:r>
+              <w:rPr>
+                <w:rFonts w:ascii="맑은 고딕" w:cs="맑은 고딕" w:eastAsia="맑은 고딕" w:hAnsi="맑은 고딕"/>
+                <w:b/>
+                <w:bCs/>
+                <w:sz w:val="17"/>
+                <w:szCs w:val="17"/>
+              </w:rPr>
+              <w:t xml:space="preserve">차별화</w:t>
+            </w:r>
+          </w:p>
+        </w:tc>
+        <w:tc>
+          <w:tcPr>
+            <w:tcW w:type="dxa" w:w="2600"/>
+            <w:tcMar>
+              <w:top w:type="dxa" w:w="70"/>
+              <w:left w:type="dxa" w:w="110"/>
+              <w:bottom w:type="dxa" w:w="70"/>
+              <w:right w:type="dxa" w:w="110"/>
+            </w:tcMar>
+            <w:vAlign w:val="center"/>
+          </w:tcPr>
+          <w:p>
+            <w:pPr>
+              <w:spacing w:after="0" w:before="0" w:line="280"/>
+            </w:pPr>
+            <w:r>
+              <w:rPr>
+                <w:rFonts w:ascii="맑은 고딕" w:cs="맑은 고딕" w:eastAsia="맑은 고딕" w:hAnsi="맑은 고딕"/>
+                <w:b/>
+                <w:bCs/>
+                <w:sz w:val="17"/>
+                <w:szCs w:val="17"/>
+              </w:rPr>
+              <w:t xml:space="preserve">재밀봉 지퍼 파우치 — 굳음 방지</w:t>
+            </w:r>
+          </w:p>
+        </w:tc>
+        <w:tc>
+          <w:tcPr>
+            <w:tcW w:type="dxa" w:w="2400"/>
+            <w:tcMar>
+              <w:top w:type="dxa" w:w="70"/>
+              <w:left w:type="dxa" w:w="110"/>
+              <w:bottom w:type="dxa" w:w="70"/>
+              <w:right w:type="dxa" w:w="110"/>
+            </w:tcMar>
+            <w:vAlign w:val="center"/>
+          </w:tcPr>
+          <w:p>
+            <w:pPr>
+              <w:spacing w:after="0" w:before="0" w:line="280"/>
+            </w:pPr>
+            <w:r>
+              <w:rPr>
+                <w:rFonts w:ascii="맑은 고딕" w:cs="맑은 고딕" w:eastAsia="맑은 고딕" w:hAnsi="맑은 고딕"/>
+                <w:color w:val="595959"/>
+                <w:sz w:val="16"/>
+                <w:szCs w:val="16"/>
+              </w:rPr>
+              <w:t xml:space="preserve">없음</w:t>
+            </w:r>
+          </w:p>
+        </w:tc>
+        <w:tc>
+          <w:tcPr>
+            <w:tcW w:type="dxa" w:w="3226"/>
+            <w:tcMar>
+              <w:top w:type="dxa" w:w="70"/>
+              <w:left w:type="dxa" w:w="110"/>
+              <w:bottom w:type="dxa" w:w="70"/>
+              <w:right w:type="dxa" w:w="110"/>
+            </w:tcMar>
+            <w:vAlign w:val="center"/>
+          </w:tcPr>
+          <w:p>
+            <w:pPr>
+              <w:spacing w:after="0" w:before="0" w:line="280"/>
+            </w:pPr>
+            <w:r>
+              <w:rPr>
+                <w:rFonts w:ascii="맑은 고딕" w:cs="맑은 고딕" w:eastAsia="맑은 고딕" w:hAnsi="맑은 고딕"/>
+                <w:sz w:val="16"/>
+                <w:szCs w:val="16"/>
+              </w:rPr>
+              <w:t xml:space="preserve">개봉 후 보관 안정성</w:t>
+            </w:r>
+          </w:p>
+        </w:tc>
+      </w:tr>
+      <w:tr>
+        <w:tc>
+          <w:tcPr>
+            <w:tcW w:type="dxa" w:w="800"/>
+            <w:shd w:fill="E2EFDA" w:color="auto" w:val="clear"/>
+            <w:tcMar>
+              <w:top w:type="dxa" w:w="70"/>
+              <w:left w:type="dxa" w:w="110"/>
+              <w:bottom w:type="dxa" w:w="70"/>
+              <w:right w:type="dxa" w:w="110"/>
+            </w:tcMar>
+            <w:vAlign w:val="center"/>
+          </w:tcPr>
+          <w:p>
+            <w:pPr>
+              <w:spacing w:after="0" w:before="0" w:line="280"/>
+              <w:jc w:val="center"/>
+            </w:pPr>
+            <w:r>
+              <w:rPr>
+                <w:rFonts w:ascii="맑은 고딕" w:cs="맑은 고딕" w:eastAsia="맑은 고딕" w:hAnsi="맑은 고딕"/>
+                <w:b/>
+                <w:bCs/>
+                <w:sz w:val="17"/>
+                <w:szCs w:val="17"/>
+              </w:rPr>
+              <w:t xml:space="preserve">차별화</w:t>
+            </w:r>
+          </w:p>
+        </w:tc>
+        <w:tc>
+          <w:tcPr>
+            <w:tcW w:type="dxa" w:w="2600"/>
+            <w:tcMar>
+              <w:top w:type="dxa" w:w="70"/>
+              <w:left w:type="dxa" w:w="110"/>
+              <w:bottom w:type="dxa" w:w="70"/>
+              <w:right w:type="dxa" w:w="110"/>
+            </w:tcMar>
+            <w:vAlign w:val="center"/>
+          </w:tcPr>
+          <w:p>
+            <w:pPr>
+              <w:spacing w:after="0" w:before="0" w:line="280"/>
+            </w:pPr>
+            <w:r>
+              <w:rPr>
+                <w:rFonts w:ascii="맑은 고딕" w:cs="맑은 고딕" w:eastAsia="맑은 고딕" w:hAnsi="맑은 고딕"/>
+                <w:b/>
+                <w:bCs/>
+                <w:sz w:val="17"/>
+                <w:szCs w:val="17"/>
+              </w:rPr>
+              <w:t xml:space="preserve">알레르기 유발 향료 26종 미함유</w:t>
+            </w:r>
+          </w:p>
+        </w:tc>
+        <w:tc>
+          <w:tcPr>
+            <w:tcW w:type="dxa" w:w="2400"/>
+            <w:tcMar>
+              <w:top w:type="dxa" w:w="70"/>
+              <w:left w:type="dxa" w:w="110"/>
+              <w:bottom w:type="dxa" w:w="70"/>
+              <w:right w:type="dxa" w:w="110"/>
+            </w:tcMar>
+            <w:vAlign w:val="center"/>
+          </w:tcPr>
+          <w:p>
+            <w:pPr>
+              <w:spacing w:after="0" w:before="0" w:line="280"/>
+            </w:pPr>
+            <w:r>
+              <w:rPr>
+                <w:rFonts w:ascii="맑은 고딕" w:cs="맑은 고딕" w:eastAsia="맑은 고딕" w:hAnsi="맑은 고딕"/>
+                <w:color w:val="595959"/>
+                <w:sz w:val="16"/>
+                <w:szCs w:val="16"/>
+              </w:rPr>
+              <w:t xml:space="preserve">없음</w:t>
+            </w:r>
+          </w:p>
+        </w:tc>
+        <w:tc>
+          <w:tcPr>
+            <w:tcW w:type="dxa" w:w="3226"/>
+            <w:tcMar>
+              <w:top w:type="dxa" w:w="70"/>
+              <w:left w:type="dxa" w:w="110"/>
+              <w:bottom w:type="dxa" w:w="70"/>
+              <w:right w:type="dxa" w:w="110"/>
+            </w:tcMar>
+            <w:vAlign w:val="center"/>
+          </w:tcPr>
+          <w:p>
+            <w:pPr>
+              <w:spacing w:after="0" w:before="0" w:line="280"/>
+            </w:pPr>
+            <w:r>
+              <w:rPr>
+                <w:rFonts w:ascii="맑은 고딕" w:cs="맑은 고딕" w:eastAsia="맑은 고딕" w:hAnsi="맑은 고딕"/>
+                <w:sz w:val="16"/>
+                <w:szCs w:val="16"/>
+              </w:rPr>
+              <w:t xml:space="preserve">향료 성분 분석</w:t>
             </w:r>
           </w:p>
         </w:tc>
@@ -4816,7 +6127,7 @@
           <w:sz w:val="17"/>
           <w:szCs w:val="17"/>
         </w:rPr>
-        <w:t xml:space="preserve">'필수'는 시장에서 표준이 된 사양으로, 없으면 비교 대상에서 제외됩니다. '차별화'는 이 제품의 핵심 소구점입니다.</w:t>
+        <w:t xml:space="preserve">'기본'은 현재 시장 제품들이 갖춘 것을 최대치로 모은 사양입니다. 빼면 비교에서 밀립니다. '차별화'는 그 위에 더하는 항목입니다.</w:t>
       </w:r>
     </w:p>
     <w:p>
@@ -6933,6 +8244,19 @@
         <w:t xml:space="preserve">요청 사양</w:t>
       </w:r>
     </w:p>
+    <w:p>
+      <w:pPr>
+        <w:spacing w:after="80" w:before="0" w:line="280"/>
+      </w:pPr>
+      <w:r>
+        <w:rPr>
+          <w:rFonts w:ascii="맑은 고딕" w:cs="맑은 고딕" w:eastAsia="맑은 고딕" w:hAnsi="맑은 고딕"/>
+          <w:sz w:val="18"/>
+          <w:szCs w:val="18"/>
+        </w:rPr>
+        <w:t xml:space="preserve">인증·시험 항목은 현재 시장에서 확인된 최고 수준을 기준으로 잡았습니다. 숫자가 붙는 항목은 시장 최댓값을 넘도록 설정했습니다.</w:t>
+      </w:r>
+    </w:p>
     <w:tbl>
       <w:tblPr>
         <w:tblW w:type="dxa" w:w="9026"/>
@@ -6946,9 +8270,10 @@
         </w:tblBorders>
       </w:tblPr>
       <w:tblGrid>
-        <w:gridCol w:w="900"/>
-        <w:gridCol w:w="3200"/>
-        <w:gridCol w:w="4926"/>
+        <w:gridCol w:w="800"/>
+        <w:gridCol w:w="2600"/>
+        <w:gridCol w:w="2400"/>
+        <w:gridCol w:w="3226"/>
       </w:tblGrid>
       <w:tr>
         <w:trPr>
@@ -6956,7 +8281,7 @@
         </w:trPr>
         <w:tc>
           <w:tcPr>
-            <w:tcW w:type="dxa" w:w="900"/>
+            <w:tcW w:type="dxa" w:w="800"/>
             <w:shd w:fill="1F3864" w:color="auto" w:val="clear"/>
             <w:tcMar>
               <w:top w:type="dxa" w:w="70"/>
@@ -6986,7 +8311,7 @@
         </w:tc>
         <w:tc>
           <w:tcPr>
-            <w:tcW w:type="dxa" w:w="3200"/>
+            <w:tcW w:type="dxa" w:w="2600"/>
             <w:shd w:fill="1F3864" w:color="auto" w:val="clear"/>
             <w:tcMar>
               <w:top w:type="dxa" w:w="70"/>
@@ -7016,7 +8341,7 @@
         </w:tc>
         <w:tc>
           <w:tcPr>
-            <w:tcW w:type="dxa" w:w="4926"/>
+            <w:tcW w:type="dxa" w:w="2400"/>
             <w:shd w:fill="1F3864" w:color="auto" w:val="clear"/>
             <w:tcMar>
               <w:top w:type="dxa" w:w="70"/>
@@ -7040,7 +8365,37 @@
                 <w:sz w:val="17"/>
                 <w:szCs w:val="17"/>
               </w:rPr>
-              <w:t xml:space="preserve">비고</w:t>
+              <w:t xml:space="preserve">시장 기준</w:t>
+            </w:r>
+          </w:p>
+        </w:tc>
+        <w:tc>
+          <w:tcPr>
+            <w:tcW w:type="dxa" w:w="3226"/>
+            <w:shd w:fill="1F3864" w:color="auto" w:val="clear"/>
+            <w:tcMar>
+              <w:top w:type="dxa" w:w="70"/>
+              <w:left w:type="dxa" w:w="110"/>
+              <w:bottom w:type="dxa" w:w="70"/>
+              <w:right w:type="dxa" w:w="110"/>
+            </w:tcMar>
+            <w:vAlign w:val="center"/>
+          </w:tcPr>
+          <w:p>
+            <w:pPr>
+              <w:spacing w:after="0" w:before="0" w:line="280"/>
+              <w:jc w:val="center"/>
+            </w:pPr>
+            <w:r>
+              <w:rPr>
+                <w:rFonts w:ascii="맑은 고딕" w:cs="맑은 고딕" w:eastAsia="맑은 고딕" w:hAnsi="맑은 고딕"/>
+                <w:b/>
+                <w:bCs/>
+                <w:color w:val="FFFFFF"/>
+                <w:sz w:val="17"/>
+                <w:szCs w:val="17"/>
+              </w:rPr>
+              <w:t xml:space="preserve">필요 시험</w:t>
             </w:r>
           </w:p>
         </w:tc>
@@ -7048,7 +8403,7 @@
       <w:tr>
         <w:tc>
           <w:tcPr>
-            <w:tcW w:type="dxa" w:w="900"/>
+            <w:tcW w:type="dxa" w:w="800"/>
             <w:shd w:fill="FBE4D5" w:color="auto" w:val="clear"/>
             <w:tcMar>
               <w:top w:type="dxa" w:w="70"/>
@@ -7071,59 +8426,85 @@
                 <w:sz w:val="17"/>
                 <w:szCs w:val="17"/>
               </w:rPr>
-              <w:t xml:space="preserve">필수</w:t>
-            </w:r>
-          </w:p>
-        </w:tc>
-        <w:tc>
-          <w:tcPr>
-            <w:tcW w:type="dxa" w:w="3200"/>
-            <w:tcMar>
-              <w:top w:type="dxa" w:w="70"/>
-              <w:left w:type="dxa" w:w="110"/>
-              <w:bottom w:type="dxa" w:w="70"/>
-              <w:right w:type="dxa" w:w="110"/>
-            </w:tcMar>
-            <w:vAlign w:val="center"/>
-          </w:tcPr>
-          <w:p>
-            <w:pPr>
-              <w:spacing w:after="0" w:before="0" w:line="280"/>
-            </w:pPr>
-            <w:r>
-              <w:rPr>
-                <w:rFonts w:ascii="맑은 고딕" w:cs="맑은 고딕" w:eastAsia="맑은 고딕" w:hAnsi="맑은 고딕"/>
-                <w:b/>
-                <w:bCs/>
-                <w:sz w:val="17"/>
-                <w:szCs w:val="17"/>
-              </w:rPr>
-              <w:t xml:space="preserve">효소 8종 이상 배합</w:t>
-            </w:r>
-          </w:p>
-        </w:tc>
-        <w:tc>
-          <w:tcPr>
-            <w:tcW w:type="dxa" w:w="4926"/>
-            <w:tcMar>
-              <w:top w:type="dxa" w:w="70"/>
-              <w:left w:type="dxa" w:w="110"/>
-              <w:bottom w:type="dxa" w:w="70"/>
-              <w:right w:type="dxa" w:w="110"/>
-            </w:tcMar>
-            <w:vAlign w:val="center"/>
-          </w:tcPr>
-          <w:p>
-            <w:pPr>
-              <w:spacing w:after="0" w:before="0" w:line="280"/>
-            </w:pPr>
-            <w:r>
-              <w:rPr>
-                <w:rFonts w:ascii="맑은 고딕" w:cs="맑은 고딕" w:eastAsia="맑은 고딕" w:hAnsi="맑은 고딕"/>
-                <w:sz w:val="17"/>
-                <w:szCs w:val="17"/>
-              </w:rPr>
-              <w:t xml:space="preserve">시험: 세정력 시험</w:t>
+              <w:t xml:space="preserve">기본</w:t>
+            </w:r>
+          </w:p>
+        </w:tc>
+        <w:tc>
+          <w:tcPr>
+            <w:tcW w:type="dxa" w:w="2600"/>
+            <w:tcMar>
+              <w:top w:type="dxa" w:w="70"/>
+              <w:left w:type="dxa" w:w="110"/>
+              <w:bottom w:type="dxa" w:w="70"/>
+              <w:right w:type="dxa" w:w="110"/>
+            </w:tcMar>
+            <w:vAlign w:val="center"/>
+          </w:tcPr>
+          <w:p>
+            <w:pPr>
+              <w:spacing w:after="0" w:before="0" w:line="280"/>
+            </w:pPr>
+            <w:r>
+              <w:rPr>
+                <w:rFonts w:ascii="맑은 고딕" w:cs="맑은 고딕" w:eastAsia="맑은 고딕" w:hAnsi="맑은 고딕"/>
+                <w:b/>
+                <w:bCs/>
+                <w:sz w:val="17"/>
+                <w:szCs w:val="17"/>
+              </w:rPr>
+              <w:t xml:space="preserve">효소 10종 이상</w:t>
+            </w:r>
+          </w:p>
+        </w:tc>
+        <w:tc>
+          <w:tcPr>
+            <w:tcW w:type="dxa" w:w="2400"/>
+            <w:tcMar>
+              <w:top w:type="dxa" w:w="70"/>
+              <w:left w:type="dxa" w:w="110"/>
+              <w:bottom w:type="dxa" w:w="70"/>
+              <w:right w:type="dxa" w:w="110"/>
+            </w:tcMar>
+            <w:vAlign w:val="center"/>
+          </w:tcPr>
+          <w:p>
+            <w:pPr>
+              <w:spacing w:after="0" w:before="0" w:line="280"/>
+            </w:pPr>
+            <w:r>
+              <w:rPr>
+                <w:rFonts w:ascii="맑은 고딕" w:cs="맑은 고딕" w:eastAsia="맑은 고딕" w:hAnsi="맑은 고딕"/>
+                <w:color w:val="595959"/>
+                <w:sz w:val="16"/>
+                <w:szCs w:val="16"/>
+              </w:rPr>
+              <w:t xml:space="preserve">퍼플리 9종 / 피지 8종 / 액츠 8종</w:t>
+            </w:r>
+          </w:p>
+        </w:tc>
+        <w:tc>
+          <w:tcPr>
+            <w:tcW w:type="dxa" w:w="3226"/>
+            <w:tcMar>
+              <w:top w:type="dxa" w:w="70"/>
+              <w:left w:type="dxa" w:w="110"/>
+              <w:bottom w:type="dxa" w:w="70"/>
+              <w:right w:type="dxa" w:w="110"/>
+            </w:tcMar>
+            <w:vAlign w:val="center"/>
+          </w:tcPr>
+          <w:p>
+            <w:pPr>
+              <w:spacing w:after="0" w:before="0" w:line="280"/>
+            </w:pPr>
+            <w:r>
+              <w:rPr>
+                <w:rFonts w:ascii="맑은 고딕" w:cs="맑은 고딕" w:eastAsia="맑은 고딕" w:hAnsi="맑은 고딕"/>
+                <w:sz w:val="16"/>
+                <w:szCs w:val="16"/>
+              </w:rPr>
+              <w:t xml:space="preserve">세정력 시험</w:t>
             </w:r>
           </w:p>
         </w:tc>
@@ -7131,7 +8512,7 @@
       <w:tr>
         <w:tc>
           <w:tcPr>
-            <w:tcW w:type="dxa" w:w="900"/>
+            <w:tcW w:type="dxa" w:w="800"/>
             <w:shd w:fill="FBE4D5" w:color="auto" w:val="clear"/>
             <w:tcMar>
               <w:top w:type="dxa" w:w="70"/>
@@ -7154,59 +8535,85 @@
                 <w:sz w:val="17"/>
                 <w:szCs w:val="17"/>
               </w:rPr>
-              <w:t xml:space="preserve">필수</w:t>
-            </w:r>
-          </w:p>
-        </w:tc>
-        <w:tc>
-          <w:tcPr>
-            <w:tcW w:type="dxa" w:w="3200"/>
-            <w:tcMar>
-              <w:top w:type="dxa" w:w="70"/>
-              <w:left w:type="dxa" w:w="110"/>
-              <w:bottom w:type="dxa" w:w="70"/>
-              <w:right w:type="dxa" w:w="110"/>
-            </w:tcMar>
-            <w:vAlign w:val="center"/>
-          </w:tcPr>
-          <w:p>
-            <w:pPr>
-              <w:spacing w:after="0" w:before="0" w:line="280"/>
-            </w:pPr>
-            <w:r>
-              <w:rPr>
-                <w:rFonts w:ascii="맑은 고딕" w:cs="맑은 고딕" w:eastAsia="맑은 고딕" w:hAnsi="맑은 고딕"/>
-                <w:b/>
-                <w:bCs/>
-                <w:sz w:val="17"/>
-                <w:szCs w:val="17"/>
-              </w:rPr>
-              <w:t xml:space="preserve">고농축(배수 표기)</w:t>
-            </w:r>
-          </w:p>
-        </w:tc>
-        <w:tc>
-          <w:tcPr>
-            <w:tcW w:type="dxa" w:w="4926"/>
-            <w:tcMar>
-              <w:top w:type="dxa" w:w="70"/>
-              <w:left w:type="dxa" w:w="110"/>
-              <w:bottom w:type="dxa" w:w="70"/>
-              <w:right w:type="dxa" w:w="110"/>
-            </w:tcMar>
-            <w:vAlign w:val="center"/>
-          </w:tcPr>
-          <w:p>
-            <w:pPr>
-              <w:spacing w:after="0" w:before="0" w:line="280"/>
-            </w:pPr>
-            <w:r>
-              <w:rPr>
-                <w:rFonts w:ascii="맑은 고딕" w:cs="맑은 고딕" w:eastAsia="맑은 고딕" w:hAnsi="맑은 고딕"/>
-                <w:sz w:val="17"/>
-                <w:szCs w:val="17"/>
-              </w:rPr>
-              <w:t xml:space="preserve">시험: 1회 사용량 대비 세정력</w:t>
+              <w:t xml:space="preserve">기본</w:t>
+            </w:r>
+          </w:p>
+        </w:tc>
+        <w:tc>
+          <w:tcPr>
+            <w:tcW w:type="dxa" w:w="2600"/>
+            <w:tcMar>
+              <w:top w:type="dxa" w:w="70"/>
+              <w:left w:type="dxa" w:w="110"/>
+              <w:bottom w:type="dxa" w:w="70"/>
+              <w:right w:type="dxa" w:w="110"/>
+            </w:tcMar>
+            <w:vAlign w:val="center"/>
+          </w:tcPr>
+          <w:p>
+            <w:pPr>
+              <w:spacing w:after="0" w:before="0" w:line="280"/>
+            </w:pPr>
+            <w:r>
+              <w:rPr>
+                <w:rFonts w:ascii="맑은 고딕" w:cs="맑은 고딕" w:eastAsia="맑은 고딕" w:hAnsi="맑은 고딕"/>
+                <w:b/>
+                <w:bCs/>
+                <w:sz w:val="17"/>
+                <w:szCs w:val="17"/>
+              </w:rPr>
+              <w:t xml:space="preserve">10배 이상 고농축</w:t>
+            </w:r>
+          </w:p>
+        </w:tc>
+        <w:tc>
+          <w:tcPr>
+            <w:tcW w:type="dxa" w:w="2400"/>
+            <w:tcMar>
+              <w:top w:type="dxa" w:w="70"/>
+              <w:left w:type="dxa" w:w="110"/>
+              <w:bottom w:type="dxa" w:w="70"/>
+              <w:right w:type="dxa" w:w="110"/>
+            </w:tcMar>
+            <w:vAlign w:val="center"/>
+          </w:tcPr>
+          <w:p>
+            <w:pPr>
+              <w:spacing w:after="0" w:before="0" w:line="280"/>
+            </w:pPr>
+            <w:r>
+              <w:rPr>
+                <w:rFonts w:ascii="맑은 고딕" w:cs="맑은 고딕" w:eastAsia="맑은 고딕" w:hAnsi="맑은 고딕"/>
+                <w:color w:val="595959"/>
+                <w:sz w:val="16"/>
+                <w:szCs w:val="16"/>
+              </w:rPr>
+              <w:t xml:space="preserve">리퀴드 10배</w:t>
+            </w:r>
+          </w:p>
+        </w:tc>
+        <w:tc>
+          <w:tcPr>
+            <w:tcW w:type="dxa" w:w="3226"/>
+            <w:tcMar>
+              <w:top w:type="dxa" w:w="70"/>
+              <w:left w:type="dxa" w:w="110"/>
+              <w:bottom w:type="dxa" w:w="70"/>
+              <w:right w:type="dxa" w:w="110"/>
+            </w:tcMar>
+            <w:vAlign w:val="center"/>
+          </w:tcPr>
+          <w:p>
+            <w:pPr>
+              <w:spacing w:after="0" w:before="0" w:line="280"/>
+            </w:pPr>
+            <w:r>
+              <w:rPr>
+                <w:rFonts w:ascii="맑은 고딕" w:cs="맑은 고딕" w:eastAsia="맑은 고딕" w:hAnsi="맑은 고딕"/>
+                <w:sz w:val="16"/>
+                <w:szCs w:val="16"/>
+              </w:rPr>
+              <w:t xml:space="preserve">1회 사용량 대비 세정력</w:t>
             </w:r>
           </w:p>
         </w:tc>
@@ -7214,7 +8621,7 @@
       <w:tr>
         <w:tc>
           <w:tcPr>
-            <w:tcW w:type="dxa" w:w="900"/>
+            <w:tcW w:type="dxa" w:w="800"/>
             <w:shd w:fill="FBE4D5" w:color="auto" w:val="clear"/>
             <w:tcMar>
               <w:top w:type="dxa" w:w="70"/>
@@ -7237,59 +8644,85 @@
                 <w:sz w:val="17"/>
                 <w:szCs w:val="17"/>
               </w:rPr>
-              <w:t xml:space="preserve">필수</w:t>
-            </w:r>
-          </w:p>
-        </w:tc>
-        <w:tc>
-          <w:tcPr>
-            <w:tcW w:type="dxa" w:w="3200"/>
-            <w:tcMar>
-              <w:top w:type="dxa" w:w="70"/>
-              <w:left w:type="dxa" w:w="110"/>
-              <w:bottom w:type="dxa" w:w="70"/>
-              <w:right w:type="dxa" w:w="110"/>
-            </w:tcMar>
-            <w:vAlign w:val="center"/>
-          </w:tcPr>
-          <w:p>
-            <w:pPr>
-              <w:spacing w:after="0" w:before="0" w:line="280"/>
-            </w:pPr>
-            <w:r>
-              <w:rPr>
-                <w:rFonts w:ascii="맑은 고딕" w:cs="맑은 고딕" w:eastAsia="맑은 고딕" w:hAnsi="맑은 고딕"/>
-                <w:b/>
-                <w:bCs/>
-                <w:sz w:val="17"/>
-                <w:szCs w:val="17"/>
-              </w:rPr>
-              <w:t xml:space="preserve">중성 — 섬유·세탁조 보호</w:t>
-            </w:r>
-          </w:p>
-        </w:tc>
-        <w:tc>
-          <w:tcPr>
-            <w:tcW w:type="dxa" w:w="4926"/>
-            <w:tcMar>
-              <w:top w:type="dxa" w:w="70"/>
-              <w:left w:type="dxa" w:w="110"/>
-              <w:bottom w:type="dxa" w:w="70"/>
-              <w:right w:type="dxa" w:w="110"/>
-            </w:tcMar>
-            <w:vAlign w:val="center"/>
-          </w:tcPr>
-          <w:p>
-            <w:pPr>
-              <w:spacing w:after="0" w:before="0" w:line="280"/>
-            </w:pPr>
-            <w:r>
-              <w:rPr>
-                <w:rFonts w:ascii="맑은 고딕" w:cs="맑은 고딕" w:eastAsia="맑은 고딕" w:hAnsi="맑은 고딕"/>
-                <w:sz w:val="17"/>
-                <w:szCs w:val="17"/>
-              </w:rPr>
-              <w:t xml:space="preserve">시험: pH 측정</w:t>
+              <w:t xml:space="preserve">기본</w:t>
+            </w:r>
+          </w:p>
+        </w:tc>
+        <w:tc>
+          <w:tcPr>
+            <w:tcW w:type="dxa" w:w="2600"/>
+            <w:tcMar>
+              <w:top w:type="dxa" w:w="70"/>
+              <w:left w:type="dxa" w:w="110"/>
+              <w:bottom w:type="dxa" w:w="70"/>
+              <w:right w:type="dxa" w:w="110"/>
+            </w:tcMar>
+            <w:vAlign w:val="center"/>
+          </w:tcPr>
+          <w:p>
+            <w:pPr>
+              <w:spacing w:after="0" w:before="0" w:line="280"/>
+            </w:pPr>
+            <w:r>
+              <w:rPr>
+                <w:rFonts w:ascii="맑은 고딕" w:cs="맑은 고딕" w:eastAsia="맑은 고딕" w:hAnsi="맑은 고딕"/>
+                <w:b/>
+                <w:bCs/>
+                <w:sz w:val="17"/>
+                <w:szCs w:val="17"/>
+              </w:rPr>
+              <w:t xml:space="preserve">세정성분 3배 강화</w:t>
+            </w:r>
+          </w:p>
+        </w:tc>
+        <w:tc>
+          <w:tcPr>
+            <w:tcW w:type="dxa" w:w="2400"/>
+            <w:tcMar>
+              <w:top w:type="dxa" w:w="70"/>
+              <w:left w:type="dxa" w:w="110"/>
+              <w:bottom w:type="dxa" w:w="70"/>
+              <w:right w:type="dxa" w:w="110"/>
+            </w:tcMar>
+            <w:vAlign w:val="center"/>
+          </w:tcPr>
+          <w:p>
+            <w:pPr>
+              <w:spacing w:after="0" w:before="0" w:line="280"/>
+            </w:pPr>
+            <w:r>
+              <w:rPr>
+                <w:rFonts w:ascii="맑은 고딕" w:cs="맑은 고딕" w:eastAsia="맑은 고딕" w:hAnsi="맑은 고딕"/>
+                <w:color w:val="595959"/>
+                <w:sz w:val="16"/>
+                <w:szCs w:val="16"/>
+              </w:rPr>
+              <w:t xml:space="preserve">피지(1위)</w:t>
+            </w:r>
+          </w:p>
+        </w:tc>
+        <w:tc>
+          <w:tcPr>
+            <w:tcW w:type="dxa" w:w="3226"/>
+            <w:tcMar>
+              <w:top w:type="dxa" w:w="70"/>
+              <w:left w:type="dxa" w:w="110"/>
+              <w:bottom w:type="dxa" w:w="70"/>
+              <w:right w:type="dxa" w:w="110"/>
+            </w:tcMar>
+            <w:vAlign w:val="center"/>
+          </w:tcPr>
+          <w:p>
+            <w:pPr>
+              <w:spacing w:after="0" w:before="0" w:line="280"/>
+            </w:pPr>
+            <w:r>
+              <w:rPr>
+                <w:rFonts w:ascii="맑은 고딕" w:cs="맑은 고딕" w:eastAsia="맑은 고딕" w:hAnsi="맑은 고딕"/>
+                <w:sz w:val="16"/>
+                <w:szCs w:val="16"/>
+              </w:rPr>
+              <w:t xml:space="preserve">세정력 시험</w:t>
             </w:r>
           </w:p>
         </w:tc>
@@ -7297,7 +8730,7 @@
       <w:tr>
         <w:tc>
           <w:tcPr>
-            <w:tcW w:type="dxa" w:w="900"/>
+            <w:tcW w:type="dxa" w:w="800"/>
             <w:shd w:fill="FBE4D5" w:color="auto" w:val="clear"/>
             <w:tcMar>
               <w:top w:type="dxa" w:w="70"/>
@@ -7320,59 +8753,85 @@
                 <w:sz w:val="17"/>
                 <w:szCs w:val="17"/>
               </w:rPr>
-              <w:t xml:space="preserve">필수</w:t>
-            </w:r>
-          </w:p>
-        </w:tc>
-        <w:tc>
-          <w:tcPr>
-            <w:tcW w:type="dxa" w:w="3200"/>
-            <w:tcMar>
-              <w:top w:type="dxa" w:w="70"/>
-              <w:left w:type="dxa" w:w="110"/>
-              <w:bottom w:type="dxa" w:w="70"/>
-              <w:right w:type="dxa" w:w="110"/>
-            </w:tcMar>
-            <w:vAlign w:val="center"/>
-          </w:tcPr>
-          <w:p>
-            <w:pPr>
-              <w:spacing w:after="0" w:before="0" w:line="280"/>
-            </w:pPr>
-            <w:r>
-              <w:rPr>
-                <w:rFonts w:ascii="맑은 고딕" w:cs="맑은 고딕" w:eastAsia="맑은 고딕" w:hAnsi="맑은 고딕"/>
-                <w:b/>
-                <w:bCs/>
-                <w:sz w:val="17"/>
-                <w:szCs w:val="17"/>
-              </w:rPr>
-              <w:t xml:space="preserve">드럼/통돌이 겸용</w:t>
-            </w:r>
-          </w:p>
-        </w:tc>
-        <w:tc>
-          <w:tcPr>
-            <w:tcW w:type="dxa" w:w="4926"/>
-            <w:tcMar>
-              <w:top w:type="dxa" w:w="70"/>
-              <w:left w:type="dxa" w:w="110"/>
-              <w:bottom w:type="dxa" w:w="70"/>
-              <w:right w:type="dxa" w:w="110"/>
-            </w:tcMar>
-            <w:vAlign w:val="center"/>
-          </w:tcPr>
-          <w:p>
-            <w:pPr>
-              <w:spacing w:after="0" w:before="0" w:line="280"/>
-            </w:pPr>
-            <w:r>
-              <w:rPr>
-                <w:rFonts w:ascii="맑은 고딕" w:cs="맑은 고딕" w:eastAsia="맑은 고딕" w:hAnsi="맑은 고딕"/>
-                <w:sz w:val="17"/>
-                <w:szCs w:val="17"/>
-              </w:rPr>
-              <w:t xml:space="preserve">-</w:t>
+              <w:t xml:space="preserve">기본</w:t>
+            </w:r>
+          </w:p>
+        </w:tc>
+        <w:tc>
+          <w:tcPr>
+            <w:tcW w:type="dxa" w:w="2600"/>
+            <w:tcMar>
+              <w:top w:type="dxa" w:w="70"/>
+              <w:left w:type="dxa" w:w="110"/>
+              <w:bottom w:type="dxa" w:w="70"/>
+              <w:right w:type="dxa" w:w="110"/>
+            </w:tcMar>
+            <w:vAlign w:val="center"/>
+          </w:tcPr>
+          <w:p>
+            <w:pPr>
+              <w:spacing w:after="0" w:before="0" w:line="280"/>
+            </w:pPr>
+            <w:r>
+              <w:rPr>
+                <w:rFonts w:ascii="맑은 고딕" w:cs="맑은 고딕" w:eastAsia="맑은 고딕" w:hAnsi="맑은 고딕"/>
+                <w:b/>
+                <w:bCs/>
+                <w:sz w:val="17"/>
+                <w:szCs w:val="17"/>
+              </w:rPr>
+              <w:t xml:space="preserve">다성분 배합 15종 이상</w:t>
+            </w:r>
+          </w:p>
+        </w:tc>
+        <w:tc>
+          <w:tcPr>
+            <w:tcW w:type="dxa" w:w="2400"/>
+            <w:tcMar>
+              <w:top w:type="dxa" w:w="70"/>
+              <w:left w:type="dxa" w:w="110"/>
+              <w:bottom w:type="dxa" w:w="70"/>
+              <w:right w:type="dxa" w:w="110"/>
+            </w:tcMar>
+            <w:vAlign w:val="center"/>
+          </w:tcPr>
+          <w:p>
+            <w:pPr>
+              <w:spacing w:after="0" w:before="0" w:line="280"/>
+            </w:pPr>
+            <w:r>
+              <w:rPr>
+                <w:rFonts w:ascii="맑은 고딕" w:cs="맑은 고딕" w:eastAsia="맑은 고딕" w:hAnsi="맑은 고딕"/>
+                <w:color w:val="595959"/>
+                <w:sz w:val="16"/>
+                <w:szCs w:val="16"/>
+              </w:rPr>
+              <w:t xml:space="preserve">피지 15가지 성분(8종효소·소취특허성분·피톤치드·녹차·감잎·유칼립투스·오렌지·페퍼민트)</w:t>
+            </w:r>
+          </w:p>
+        </w:tc>
+        <w:tc>
+          <w:tcPr>
+            <w:tcW w:type="dxa" w:w="3226"/>
+            <w:tcMar>
+              <w:top w:type="dxa" w:w="70"/>
+              <w:left w:type="dxa" w:w="110"/>
+              <w:bottom w:type="dxa" w:w="70"/>
+              <w:right w:type="dxa" w:w="110"/>
+            </w:tcMar>
+            <w:vAlign w:val="center"/>
+          </w:tcPr>
+          <w:p>
+            <w:pPr>
+              <w:spacing w:after="0" w:before="0" w:line="280"/>
+            </w:pPr>
+            <w:r>
+              <w:rPr>
+                <w:rFonts w:ascii="맑은 고딕" w:cs="맑은 고딕" w:eastAsia="맑은 고딕" w:hAnsi="맑은 고딕"/>
+                <w:sz w:val="16"/>
+                <w:szCs w:val="16"/>
+              </w:rPr>
+              <w:t xml:space="preserve">성분 확인서</w:t>
             </w:r>
           </w:p>
         </w:tc>
@@ -7380,7 +8839,7 @@
       <w:tr>
         <w:tc>
           <w:tcPr>
-            <w:tcW w:type="dxa" w:w="900"/>
+            <w:tcW w:type="dxa" w:w="800"/>
             <w:shd w:fill="FBE4D5" w:color="auto" w:val="clear"/>
             <w:tcMar>
               <w:top w:type="dxa" w:w="70"/>
@@ -7403,59 +8862,85 @@
                 <w:sz w:val="17"/>
                 <w:szCs w:val="17"/>
               </w:rPr>
-              <w:t xml:space="preserve">필수</w:t>
-            </w:r>
-          </w:p>
-        </w:tc>
-        <w:tc>
-          <w:tcPr>
-            <w:tcW w:type="dxa" w:w="3200"/>
-            <w:tcMar>
-              <w:top w:type="dxa" w:w="70"/>
-              <w:left w:type="dxa" w:w="110"/>
-              <w:bottom w:type="dxa" w:w="70"/>
-              <w:right w:type="dxa" w:w="110"/>
-            </w:tcMar>
-            <w:vAlign w:val="center"/>
-          </w:tcPr>
-          <w:p>
-            <w:pPr>
-              <w:spacing w:after="0" w:before="0" w:line="280"/>
-            </w:pPr>
-            <w:r>
-              <w:rPr>
-                <w:rFonts w:ascii="맑은 고딕" w:cs="맑은 고딕" w:eastAsia="맑은 고딕" w:hAnsi="맑은 고딕"/>
-                <w:b/>
-                <w:bCs/>
-                <w:sz w:val="17"/>
-                <w:szCs w:val="17"/>
-              </w:rPr>
-              <w:t xml:space="preserve">MIT·CMIT·형광증백제 불검출</w:t>
-            </w:r>
-          </w:p>
-        </w:tc>
-        <w:tc>
-          <w:tcPr>
-            <w:tcW w:type="dxa" w:w="4926"/>
-            <w:tcMar>
-              <w:top w:type="dxa" w:w="70"/>
-              <w:left w:type="dxa" w:w="110"/>
-              <w:bottom w:type="dxa" w:w="70"/>
-              <w:right w:type="dxa" w:w="110"/>
-            </w:tcMar>
-            <w:vAlign w:val="center"/>
-          </w:tcPr>
-          <w:p>
-            <w:pPr>
-              <w:spacing w:after="0" w:before="0" w:line="280"/>
-            </w:pPr>
-            <w:r>
-              <w:rPr>
-                <w:rFonts w:ascii="맑은 고딕" w:cs="맑은 고딕" w:eastAsia="맑은 고딕" w:hAnsi="맑은 고딕"/>
-                <w:sz w:val="17"/>
-                <w:szCs w:val="17"/>
-              </w:rPr>
-              <w:t xml:space="preserve">시험: 유해물질 불검출 시험</w:t>
+              <w:t xml:space="preserve">기본</w:t>
+            </w:r>
+          </w:p>
+        </w:tc>
+        <w:tc>
+          <w:tcPr>
+            <w:tcW w:type="dxa" w:w="2600"/>
+            <w:tcMar>
+              <w:top w:type="dxa" w:w="70"/>
+              <w:left w:type="dxa" w:w="110"/>
+              <w:bottom w:type="dxa" w:w="70"/>
+              <w:right w:type="dxa" w:w="110"/>
+            </w:tcMar>
+            <w:vAlign w:val="center"/>
+          </w:tcPr>
+          <w:p>
+            <w:pPr>
+              <w:spacing w:after="0" w:before="0" w:line="280"/>
+            </w:pPr>
+            <w:r>
+              <w:rPr>
+                <w:rFonts w:ascii="맑은 고딕" w:cs="맑은 고딕" w:eastAsia="맑은 고딕" w:hAnsi="맑은 고딕"/>
+                <w:b/>
+                <w:bCs/>
+                <w:sz w:val="17"/>
+                <w:szCs w:val="17"/>
+              </w:rPr>
+              <w:t xml:space="preserve">재오염 방지 성분</w:t>
+            </w:r>
+          </w:p>
+        </w:tc>
+        <w:tc>
+          <w:tcPr>
+            <w:tcW w:type="dxa" w:w="2400"/>
+            <w:tcMar>
+              <w:top w:type="dxa" w:w="70"/>
+              <w:left w:type="dxa" w:w="110"/>
+              <w:bottom w:type="dxa" w:w="70"/>
+              <w:right w:type="dxa" w:w="110"/>
+            </w:tcMar>
+            <w:vAlign w:val="center"/>
+          </w:tcPr>
+          <w:p>
+            <w:pPr>
+              <w:spacing w:after="0" w:before="0" w:line="280"/>
+            </w:pPr>
+            <w:r>
+              <w:rPr>
+                <w:rFonts w:ascii="맑은 고딕" w:cs="맑은 고딕" w:eastAsia="맑은 고딕" w:hAnsi="맑은 고딕"/>
+                <w:color w:val="595959"/>
+                <w:sz w:val="16"/>
+                <w:szCs w:val="16"/>
+              </w:rPr>
+              <w:t xml:space="preserve">탐사(2위) 폴리비닐피롤리돈</w:t>
+            </w:r>
+          </w:p>
+        </w:tc>
+        <w:tc>
+          <w:tcPr>
+            <w:tcW w:type="dxa" w:w="3226"/>
+            <w:tcMar>
+              <w:top w:type="dxa" w:w="70"/>
+              <w:left w:type="dxa" w:w="110"/>
+              <w:bottom w:type="dxa" w:w="70"/>
+              <w:right w:type="dxa" w:w="110"/>
+            </w:tcMar>
+            <w:vAlign w:val="center"/>
+          </w:tcPr>
+          <w:p>
+            <w:pPr>
+              <w:spacing w:after="0" w:before="0" w:line="280"/>
+            </w:pPr>
+            <w:r>
+              <w:rPr>
+                <w:rFonts w:ascii="맑은 고딕" w:cs="맑은 고딕" w:eastAsia="맑은 고딕" w:hAnsi="맑은 고딕"/>
+                <w:sz w:val="16"/>
+                <w:szCs w:val="16"/>
+              </w:rPr>
+              <w:t xml:space="preserve">재오염 방지 시험</w:t>
             </w:r>
           </w:p>
         </w:tc>
@@ -7463,7 +8948,7 @@
       <w:tr>
         <w:tc>
           <w:tcPr>
-            <w:tcW w:type="dxa" w:w="900"/>
+            <w:tcW w:type="dxa" w:w="800"/>
             <w:shd w:fill="FBE4D5" w:color="auto" w:val="clear"/>
             <w:tcMar>
               <w:top w:type="dxa" w:w="70"/>
@@ -7486,59 +8971,85 @@
                 <w:sz w:val="17"/>
                 <w:szCs w:val="17"/>
               </w:rPr>
-              <w:t xml:space="preserve">필수</w:t>
-            </w:r>
-          </w:p>
-        </w:tc>
-        <w:tc>
-          <w:tcPr>
-            <w:tcW w:type="dxa" w:w="3200"/>
-            <w:tcMar>
-              <w:top w:type="dxa" w:w="70"/>
-              <w:left w:type="dxa" w:w="110"/>
-              <w:bottom w:type="dxa" w:w="70"/>
-              <w:right w:type="dxa" w:w="110"/>
-            </w:tcMar>
-            <w:vAlign w:val="center"/>
-          </w:tcPr>
-          <w:p>
-            <w:pPr>
-              <w:spacing w:after="0" w:before="0" w:line="280"/>
-            </w:pPr>
-            <w:r>
-              <w:rPr>
-                <w:rFonts w:ascii="맑은 고딕" w:cs="맑은 고딕" w:eastAsia="맑은 고딕" w:hAnsi="맑은 고딕"/>
-                <w:b/>
-                <w:bCs/>
-                <w:sz w:val="17"/>
-                <w:szCs w:val="17"/>
-              </w:rPr>
-              <w:t xml:space="preserve">피부 자극 시험 완료</w:t>
-            </w:r>
-          </w:p>
-        </w:tc>
-        <w:tc>
-          <w:tcPr>
-            <w:tcW w:type="dxa" w:w="4926"/>
-            <w:tcMar>
-              <w:top w:type="dxa" w:w="70"/>
-              <w:left w:type="dxa" w:w="110"/>
-              <w:bottom w:type="dxa" w:w="70"/>
-              <w:right w:type="dxa" w:w="110"/>
-            </w:tcMar>
-            <w:vAlign w:val="center"/>
-          </w:tcPr>
-          <w:p>
-            <w:pPr>
-              <w:spacing w:after="0" w:before="0" w:line="280"/>
-            </w:pPr>
-            <w:r>
-              <w:rPr>
-                <w:rFonts w:ascii="맑은 고딕" w:cs="맑은 고딕" w:eastAsia="맑은 고딕" w:hAnsi="맑은 고딕"/>
-                <w:sz w:val="17"/>
-                <w:szCs w:val="17"/>
-              </w:rPr>
-              <w:t xml:space="preserve">시험: 인체 첩포 시험 / Dermatest</w:t>
+              <w:t xml:space="preserve">기본</w:t>
+            </w:r>
+          </w:p>
+        </w:tc>
+        <w:tc>
+          <w:tcPr>
+            <w:tcW w:type="dxa" w:w="2600"/>
+            <w:tcMar>
+              <w:top w:type="dxa" w:w="70"/>
+              <w:left w:type="dxa" w:w="110"/>
+              <w:bottom w:type="dxa" w:w="70"/>
+              <w:right w:type="dxa" w:w="110"/>
+            </w:tcMar>
+            <w:vAlign w:val="center"/>
+          </w:tcPr>
+          <w:p>
+            <w:pPr>
+              <w:spacing w:after="0" w:before="0" w:line="280"/>
+            </w:pPr>
+            <w:r>
+              <w:rPr>
+                <w:rFonts w:ascii="맑은 고딕" w:cs="맑은 고딕" w:eastAsia="맑은 고딕" w:hAnsi="맑은 고딕"/>
+                <w:b/>
+                <w:bCs/>
+                <w:sz w:val="17"/>
+                <w:szCs w:val="17"/>
+              </w:rPr>
+              <w:t xml:space="preserve">유해성분 16종 이상 무첨가 + MIT·CMIT·형광증백제 불검출</w:t>
+            </w:r>
+          </w:p>
+        </w:tc>
+        <w:tc>
+          <w:tcPr>
+            <w:tcW w:type="dxa" w:w="2400"/>
+            <w:tcMar>
+              <w:top w:type="dxa" w:w="70"/>
+              <w:left w:type="dxa" w:w="110"/>
+              <w:bottom w:type="dxa" w:w="70"/>
+              <w:right w:type="dxa" w:w="110"/>
+            </w:tcMar>
+            <w:vAlign w:val="center"/>
+          </w:tcPr>
+          <w:p>
+            <w:pPr>
+              <w:spacing w:after="0" w:before="0" w:line="280"/>
+            </w:pPr>
+            <w:r>
+              <w:rPr>
+                <w:rFonts w:ascii="맑은 고딕" w:cs="맑은 고딕" w:eastAsia="맑은 고딕" w:hAnsi="맑은 고딕"/>
+                <w:color w:val="595959"/>
+                <w:sz w:val="16"/>
+                <w:szCs w:val="16"/>
+              </w:rPr>
+              <w:t xml:space="preserve">퍼플리 16종 무첨가 / 탐사 불검출 3종 / 리큐 유해성분 무첨가</w:t>
+            </w:r>
+          </w:p>
+        </w:tc>
+        <w:tc>
+          <w:tcPr>
+            <w:tcW w:type="dxa" w:w="3226"/>
+            <w:tcMar>
+              <w:top w:type="dxa" w:w="70"/>
+              <w:left w:type="dxa" w:w="110"/>
+              <w:bottom w:type="dxa" w:w="70"/>
+              <w:right w:type="dxa" w:w="110"/>
+            </w:tcMar>
+            <w:vAlign w:val="center"/>
+          </w:tcPr>
+          <w:p>
+            <w:pPr>
+              <w:spacing w:after="0" w:before="0" w:line="280"/>
+            </w:pPr>
+            <w:r>
+              <w:rPr>
+                <w:rFonts w:ascii="맑은 고딕" w:cs="맑은 고딕" w:eastAsia="맑은 고딕" w:hAnsi="맑은 고딕"/>
+                <w:sz w:val="16"/>
+                <w:szCs w:val="16"/>
+              </w:rPr>
+              <w:t xml:space="preserve">유해물질 불검출 시험</w:t>
             </w:r>
           </w:p>
         </w:tc>
@@ -7546,7 +9057,7 @@
       <w:tr>
         <w:tc>
           <w:tcPr>
-            <w:tcW w:type="dxa" w:w="900"/>
+            <w:tcW w:type="dxa" w:w="800"/>
             <w:shd w:fill="FBE4D5" w:color="auto" w:val="clear"/>
             <w:tcMar>
               <w:top w:type="dxa" w:w="70"/>
@@ -7569,59 +9080,85 @@
                 <w:sz w:val="17"/>
                 <w:szCs w:val="17"/>
               </w:rPr>
-              <w:t xml:space="preserve">필수</w:t>
-            </w:r>
-          </w:p>
-        </w:tc>
-        <w:tc>
-          <w:tcPr>
-            <w:tcW w:type="dxa" w:w="3200"/>
-            <w:tcMar>
-              <w:top w:type="dxa" w:w="70"/>
-              <w:left w:type="dxa" w:w="110"/>
-              <w:bottom w:type="dxa" w:w="70"/>
-              <w:right w:type="dxa" w:w="110"/>
-            </w:tcMar>
-            <w:vAlign w:val="center"/>
-          </w:tcPr>
-          <w:p>
-            <w:pPr>
-              <w:spacing w:after="0" w:before="0" w:line="280"/>
-            </w:pPr>
-            <w:r>
-              <w:rPr>
-                <w:rFonts w:ascii="맑은 고딕" w:cs="맑은 고딕" w:eastAsia="맑은 고딕" w:hAnsi="맑은 고딕"/>
-                <w:b/>
-                <w:bCs/>
-                <w:sz w:val="17"/>
-                <w:szCs w:val="17"/>
-              </w:rPr>
-              <w:t xml:space="preserve">재오염 방지 성분</w:t>
-            </w:r>
-          </w:p>
-        </w:tc>
-        <w:tc>
-          <w:tcPr>
-            <w:tcW w:type="dxa" w:w="4926"/>
-            <w:tcMar>
-              <w:top w:type="dxa" w:w="70"/>
-              <w:left w:type="dxa" w:w="110"/>
-              <w:bottom w:type="dxa" w:w="70"/>
-              <w:right w:type="dxa" w:w="110"/>
-            </w:tcMar>
-            <w:vAlign w:val="center"/>
-          </w:tcPr>
-          <w:p>
-            <w:pPr>
-              <w:spacing w:after="0" w:before="0" w:line="280"/>
-            </w:pPr>
-            <w:r>
-              <w:rPr>
-                <w:rFonts w:ascii="맑은 고딕" w:cs="맑은 고딕" w:eastAsia="맑은 고딕" w:hAnsi="맑은 고딕"/>
-                <w:sz w:val="17"/>
-                <w:szCs w:val="17"/>
-              </w:rPr>
-              <w:t xml:space="preserve">시험: 재오염 방지 시험</w:t>
+              <w:t xml:space="preserve">기본</w:t>
+            </w:r>
+          </w:p>
+        </w:tc>
+        <w:tc>
+          <w:tcPr>
+            <w:tcW w:type="dxa" w:w="2600"/>
+            <w:tcMar>
+              <w:top w:type="dxa" w:w="70"/>
+              <w:left w:type="dxa" w:w="110"/>
+              <w:bottom w:type="dxa" w:w="70"/>
+              <w:right w:type="dxa" w:w="110"/>
+            </w:tcMar>
+            <w:vAlign w:val="center"/>
+          </w:tcPr>
+          <w:p>
+            <w:pPr>
+              <w:spacing w:after="0" w:before="0" w:line="280"/>
+            </w:pPr>
+            <w:r>
+              <w:rPr>
+                <w:rFonts w:ascii="맑은 고딕" w:cs="맑은 고딕" w:eastAsia="맑은 고딕" w:hAnsi="맑은 고딕"/>
+                <w:b/>
+                <w:bCs/>
+                <w:sz w:val="17"/>
+                <w:szCs w:val="17"/>
+              </w:rPr>
+              <w:t xml:space="preserve">피부 자극 시험 — 국내 + 독일 더마 동시</w:t>
+            </w:r>
+          </w:p>
+        </w:tc>
+        <w:tc>
+          <w:tcPr>
+            <w:tcW w:type="dxa" w:w="2400"/>
+            <w:tcMar>
+              <w:top w:type="dxa" w:w="70"/>
+              <w:left w:type="dxa" w:w="110"/>
+              <w:bottom w:type="dxa" w:w="70"/>
+              <w:right w:type="dxa" w:w="110"/>
+            </w:tcMar>
+            <w:vAlign w:val="center"/>
+          </w:tcPr>
+          <w:p>
+            <w:pPr>
+              <w:spacing w:after="0" w:before="0" w:line="280"/>
+            </w:pPr>
+            <w:r>
+              <w:rPr>
+                <w:rFonts w:ascii="맑은 고딕" w:cs="맑은 고딕" w:eastAsia="맑은 고딕" w:hAnsi="맑은 고딕"/>
+                <w:color w:val="595959"/>
+                <w:sz w:val="16"/>
+                <w:szCs w:val="16"/>
+              </w:rPr>
+              <w:t xml:space="preserve">퍼실 피부자극 테스트 / 퍼플리 더마</w:t>
+            </w:r>
+          </w:p>
+        </w:tc>
+        <w:tc>
+          <w:tcPr>
+            <w:tcW w:type="dxa" w:w="3226"/>
+            <w:tcMar>
+              <w:top w:type="dxa" w:w="70"/>
+              <w:left w:type="dxa" w:w="110"/>
+              <w:bottom w:type="dxa" w:w="70"/>
+              <w:right w:type="dxa" w:w="110"/>
+            </w:tcMar>
+            <w:vAlign w:val="center"/>
+          </w:tcPr>
+          <w:p>
+            <w:pPr>
+              <w:spacing w:after="0" w:before="0" w:line="280"/>
+            </w:pPr>
+            <w:r>
+              <w:rPr>
+                <w:rFonts w:ascii="맑은 고딕" w:cs="맑은 고딕" w:eastAsia="맑은 고딕" w:hAnsi="맑은 고딕"/>
+                <w:sz w:val="16"/>
+                <w:szCs w:val="16"/>
+              </w:rPr>
+              <w:t xml:space="preserve">인체 첩포 시험 + Dermatest</w:t>
             </w:r>
           </w:p>
         </w:tc>
@@ -7629,8 +9166,8 @@
       <w:tr>
         <w:tc>
           <w:tcPr>
-            <w:tcW w:type="dxa" w:w="900"/>
-            <w:shd w:fill="F2F2F2" w:color="auto" w:val="clear"/>
+            <w:tcW w:type="dxa" w:w="800"/>
+            <w:shd w:fill="FBE4D5" w:color="auto" w:val="clear"/>
             <w:tcMar>
               <w:top w:type="dxa" w:w="70"/>
               <w:left w:type="dxa" w:w="110"/>
@@ -7647,64 +9184,90 @@
             <w:r>
               <w:rPr>
                 <w:rFonts w:ascii="맑은 고딕" w:cs="맑은 고딕" w:eastAsia="맑은 고딕" w:hAnsi="맑은 고딕"/>
-                <w:b w:val="false"/>
-                <w:bCs w:val="false"/>
-                <w:sz w:val="17"/>
-                <w:szCs w:val="17"/>
-              </w:rPr>
-              <w:t xml:space="preserve">차별화</w:t>
-            </w:r>
-          </w:p>
-        </w:tc>
-        <w:tc>
-          <w:tcPr>
-            <w:tcW w:type="dxa" w:w="3200"/>
-            <w:tcMar>
-              <w:top w:type="dxa" w:w="70"/>
-              <w:left w:type="dxa" w:w="110"/>
-              <w:bottom w:type="dxa" w:w="70"/>
-              <w:right w:type="dxa" w:w="110"/>
-            </w:tcMar>
-            <w:vAlign w:val="center"/>
-          </w:tcPr>
-          <w:p>
-            <w:pPr>
-              <w:spacing w:after="0" w:before="0" w:line="280"/>
-            </w:pPr>
-            <w:r>
-              <w:rPr>
-                <w:rFonts w:ascii="맑은 고딕" w:cs="맑은 고딕" w:eastAsia="맑은 고딕" w:hAnsi="맑은 고딕"/>
-                <w:b w:val="false"/>
-                <w:bCs w:val="false"/>
-                <w:sz w:val="17"/>
-                <w:szCs w:val="17"/>
-              </w:rPr>
-              <w:t xml:space="preserve">실내건조 쉰내 억제</w:t>
-            </w:r>
-          </w:p>
-        </w:tc>
-        <w:tc>
-          <w:tcPr>
-            <w:tcW w:type="dxa" w:w="4926"/>
-            <w:tcMar>
-              <w:top w:type="dxa" w:w="70"/>
-              <w:left w:type="dxa" w:w="110"/>
-              <w:bottom w:type="dxa" w:w="70"/>
-              <w:right w:type="dxa" w:w="110"/>
-            </w:tcMar>
-            <w:vAlign w:val="center"/>
-          </w:tcPr>
-          <w:p>
-            <w:pPr>
-              <w:spacing w:after="0" w:before="0" w:line="280"/>
-            </w:pPr>
-            <w:r>
-              <w:rPr>
-                <w:rFonts w:ascii="맑은 고딕" w:cs="맑은 고딕" w:eastAsia="맑은 고딕" w:hAnsi="맑은 고딕"/>
-                <w:sz w:val="17"/>
-                <w:szCs w:val="17"/>
-              </w:rPr>
-              <w:t xml:space="preserve">시험: 쉰내 원인균 억제 시험 + 24/48시간 관능평가</w:t>
+                <w:b/>
+                <w:bCs/>
+                <w:sz w:val="17"/>
+                <w:szCs w:val="17"/>
+              </w:rPr>
+              <w:t xml:space="preserve">기본</w:t>
+            </w:r>
+          </w:p>
+        </w:tc>
+        <w:tc>
+          <w:tcPr>
+            <w:tcW w:type="dxa" w:w="2600"/>
+            <w:tcMar>
+              <w:top w:type="dxa" w:w="70"/>
+              <w:left w:type="dxa" w:w="110"/>
+              <w:bottom w:type="dxa" w:w="70"/>
+              <w:right w:type="dxa" w:w="110"/>
+            </w:tcMar>
+            <w:vAlign w:val="center"/>
+          </w:tcPr>
+          <w:p>
+            <w:pPr>
+              <w:spacing w:after="0" w:before="0" w:line="280"/>
+            </w:pPr>
+            <w:r>
+              <w:rPr>
+                <w:rFonts w:ascii="맑은 고딕" w:cs="맑은 고딕" w:eastAsia="맑은 고딕" w:hAnsi="맑은 고딕"/>
+                <w:b/>
+                <w:bCs/>
+                <w:sz w:val="17"/>
+                <w:szCs w:val="17"/>
+              </w:rPr>
+              <w:t xml:space="preserve">협회 인증 2종 이상 + 로하스</w:t>
+            </w:r>
+          </w:p>
+        </w:tc>
+        <w:tc>
+          <w:tcPr>
+            <w:tcW w:type="dxa" w:w="2400"/>
+            <w:tcMar>
+              <w:top w:type="dxa" w:w="70"/>
+              <w:left w:type="dxa" w:w="110"/>
+              <w:bottom w:type="dxa" w:w="70"/>
+              <w:right w:type="dxa" w:w="110"/>
+            </w:tcMar>
+            <w:vAlign w:val="center"/>
+          </w:tcPr>
+          <w:p>
+            <w:pPr>
+              <w:spacing w:after="0" w:before="0" w:line="280"/>
+            </w:pPr>
+            <w:r>
+              <w:rPr>
+                <w:rFonts w:ascii="맑은 고딕" w:cs="맑은 고딕" w:eastAsia="맑은 고딕" w:hAnsi="맑은 고딕"/>
+                <w:color w:val="595959"/>
+                <w:sz w:val="16"/>
+                <w:szCs w:val="16"/>
+              </w:rPr>
+              <w:t xml:space="preserve">퍼플리 세계아토피협회·대한미세먼지예방협회 / 탐사 로하스</w:t>
+            </w:r>
+          </w:p>
+        </w:tc>
+        <w:tc>
+          <w:tcPr>
+            <w:tcW w:type="dxa" w:w="3226"/>
+            <w:tcMar>
+              <w:top w:type="dxa" w:w="70"/>
+              <w:left w:type="dxa" w:w="110"/>
+              <w:bottom w:type="dxa" w:w="70"/>
+              <w:right w:type="dxa" w:w="110"/>
+            </w:tcMar>
+            <w:vAlign w:val="center"/>
+          </w:tcPr>
+          <w:p>
+            <w:pPr>
+              <w:spacing w:after="0" w:before="0" w:line="280"/>
+            </w:pPr>
+            <w:r>
+              <w:rPr>
+                <w:rFonts w:ascii="맑은 고딕" w:cs="맑은 고딕" w:eastAsia="맑은 고딕" w:hAnsi="맑은 고딕"/>
+                <w:sz w:val="16"/>
+                <w:szCs w:val="16"/>
+              </w:rPr>
+              <w:t xml:space="preserve">각 인증 절차</w:t>
             </w:r>
           </w:p>
         </w:tc>
@@ -7712,8 +9275,8 @@
       <w:tr>
         <w:tc>
           <w:tcPr>
-            <w:tcW w:type="dxa" w:w="900"/>
-            <w:shd w:fill="F2F2F2" w:color="auto" w:val="clear"/>
+            <w:tcW w:type="dxa" w:w="800"/>
+            <w:shd w:fill="FBE4D5" w:color="auto" w:val="clear"/>
             <w:tcMar>
               <w:top w:type="dxa" w:w="70"/>
               <w:left w:type="dxa" w:w="110"/>
@@ -7730,64 +9293,90 @@
             <w:r>
               <w:rPr>
                 <w:rFonts w:ascii="맑은 고딕" w:cs="맑은 고딕" w:eastAsia="맑은 고딕" w:hAnsi="맑은 고딕"/>
-                <w:b w:val="false"/>
-                <w:bCs w:val="false"/>
-                <w:sz w:val="17"/>
-                <w:szCs w:val="17"/>
-              </w:rPr>
-              <w:t xml:space="preserve">차별화</w:t>
-            </w:r>
-          </w:p>
-        </w:tc>
-        <w:tc>
-          <w:tcPr>
-            <w:tcW w:type="dxa" w:w="3200"/>
-            <w:tcMar>
-              <w:top w:type="dxa" w:w="70"/>
-              <w:left w:type="dxa" w:w="110"/>
-              <w:bottom w:type="dxa" w:w="70"/>
-              <w:right w:type="dxa" w:w="110"/>
-            </w:tcMar>
-            <w:vAlign w:val="center"/>
-          </w:tcPr>
-          <w:p>
-            <w:pPr>
-              <w:spacing w:after="0" w:before="0" w:line="280"/>
-            </w:pPr>
-            <w:r>
-              <w:rPr>
-                <w:rFonts w:ascii="맑은 고딕" w:cs="맑은 고딕" w:eastAsia="맑은 고딕" w:hAnsi="맑은 고딕"/>
-                <w:b w:val="false"/>
-                <w:bCs w:val="false"/>
-                <w:sz w:val="17"/>
-                <w:szCs w:val="17"/>
-              </w:rPr>
-              <w:t xml:space="preserve">변색·탈색 방지 / 보풀 방지</w:t>
-            </w:r>
-          </w:p>
-        </w:tc>
-        <w:tc>
-          <w:tcPr>
-            <w:tcW w:type="dxa" w:w="4926"/>
-            <w:tcMar>
-              <w:top w:type="dxa" w:w="70"/>
-              <w:left w:type="dxa" w:w="110"/>
-              <w:bottom w:type="dxa" w:w="70"/>
-              <w:right w:type="dxa" w:w="110"/>
-            </w:tcMar>
-            <w:vAlign w:val="center"/>
-          </w:tcPr>
-          <w:p>
-            <w:pPr>
-              <w:spacing w:after="0" w:before="0" w:line="280"/>
-            </w:pPr>
-            <w:r>
-              <w:rPr>
-                <w:rFonts w:ascii="맑은 고딕" w:cs="맑은 고딕" w:eastAsia="맑은 고딕" w:hAnsi="맑은 고딕"/>
-                <w:sz w:val="17"/>
-                <w:szCs w:val="17"/>
-              </w:rPr>
-              <w:t xml:space="preserve">시험: 반복 세탁 30회 후 색차·인장강도 측정</w:t>
+                <w:b/>
+                <w:bCs/>
+                <w:sz w:val="17"/>
+                <w:szCs w:val="17"/>
+              </w:rPr>
+              <w:t xml:space="preserve">기본</w:t>
+            </w:r>
+          </w:p>
+        </w:tc>
+        <w:tc>
+          <w:tcPr>
+            <w:tcW w:type="dxa" w:w="2600"/>
+            <w:tcMar>
+              <w:top w:type="dxa" w:w="70"/>
+              <w:left w:type="dxa" w:w="110"/>
+              <w:bottom w:type="dxa" w:w="70"/>
+              <w:right w:type="dxa" w:w="110"/>
+            </w:tcMar>
+            <w:vAlign w:val="center"/>
+          </w:tcPr>
+          <w:p>
+            <w:pPr>
+              <w:spacing w:after="0" w:before="0" w:line="280"/>
+            </w:pPr>
+            <w:r>
+              <w:rPr>
+                <w:rFonts w:ascii="맑은 고딕" w:cs="맑은 고딕" w:eastAsia="맑은 고딕" w:hAnsi="맑은 고딕"/>
+                <w:b/>
+                <w:bCs/>
+                <w:sz w:val="17"/>
+                <w:szCs w:val="17"/>
+              </w:rPr>
+              <w:t xml:space="preserve">중성 — 섬유·세탁조 보호</w:t>
+            </w:r>
+          </w:p>
+        </w:tc>
+        <w:tc>
+          <w:tcPr>
+            <w:tcW w:type="dxa" w:w="2400"/>
+            <w:tcMar>
+              <w:top w:type="dxa" w:w="70"/>
+              <w:left w:type="dxa" w:w="110"/>
+              <w:bottom w:type="dxa" w:w="70"/>
+              <w:right w:type="dxa" w:w="110"/>
+            </w:tcMar>
+            <w:vAlign w:val="center"/>
+          </w:tcPr>
+          <w:p>
+            <w:pPr>
+              <w:spacing w:after="0" w:before="0" w:line="280"/>
+            </w:pPr>
+            <w:r>
+              <w:rPr>
+                <w:rFonts w:ascii="맑은 고딕" w:cs="맑은 고딕" w:eastAsia="맑은 고딕" w:hAnsi="맑은 고딕"/>
+                <w:color w:val="595959"/>
+                <w:sz w:val="16"/>
+                <w:szCs w:val="16"/>
+              </w:rPr>
+              <w:t xml:space="preserve">리퀴드 / 봉쥬르끌레어</w:t>
+            </w:r>
+          </w:p>
+        </w:tc>
+        <w:tc>
+          <w:tcPr>
+            <w:tcW w:type="dxa" w:w="3226"/>
+            <w:tcMar>
+              <w:top w:type="dxa" w:w="70"/>
+              <w:left w:type="dxa" w:w="110"/>
+              <w:bottom w:type="dxa" w:w="70"/>
+              <w:right w:type="dxa" w:w="110"/>
+            </w:tcMar>
+            <w:vAlign w:val="center"/>
+          </w:tcPr>
+          <w:p>
+            <w:pPr>
+              <w:spacing w:after="0" w:before="0" w:line="280"/>
+            </w:pPr>
+            <w:r>
+              <w:rPr>
+                <w:rFonts w:ascii="맑은 고딕" w:cs="맑은 고딕" w:eastAsia="맑은 고딕" w:hAnsi="맑은 고딕"/>
+                <w:sz w:val="16"/>
+                <w:szCs w:val="16"/>
+              </w:rPr>
+              <w:t xml:space="preserve">pH 측정</w:t>
             </w:r>
           </w:p>
         </w:tc>
@@ -7795,8 +9384,8 @@
       <w:tr>
         <w:tc>
           <w:tcPr>
-            <w:tcW w:type="dxa" w:w="900"/>
-            <w:shd w:fill="F2F2F2" w:color="auto" w:val="clear"/>
+            <w:tcW w:type="dxa" w:w="800"/>
+            <w:shd w:fill="FBE4D5" w:color="auto" w:val="clear"/>
             <w:tcMar>
               <w:top w:type="dxa" w:w="70"/>
               <w:left w:type="dxa" w:w="110"/>
@@ -7813,64 +9402,90 @@
             <w:r>
               <w:rPr>
                 <w:rFonts w:ascii="맑은 고딕" w:cs="맑은 고딕" w:eastAsia="맑은 고딕" w:hAnsi="맑은 고딕"/>
-                <w:b w:val="false"/>
-                <w:bCs w:val="false"/>
-                <w:sz w:val="17"/>
-                <w:szCs w:val="17"/>
-              </w:rPr>
-              <w:t xml:space="preserve">차별화</w:t>
-            </w:r>
-          </w:p>
-        </w:tc>
-        <w:tc>
-          <w:tcPr>
-            <w:tcW w:type="dxa" w:w="3200"/>
-            <w:tcMar>
-              <w:top w:type="dxa" w:w="70"/>
-              <w:left w:type="dxa" w:w="110"/>
-              <w:bottom w:type="dxa" w:w="70"/>
-              <w:right w:type="dxa" w:w="110"/>
-            </w:tcMar>
-            <w:vAlign w:val="center"/>
-          </w:tcPr>
-          <w:p>
-            <w:pPr>
-              <w:spacing w:after="0" w:before="0" w:line="280"/>
-            </w:pPr>
-            <w:r>
-              <w:rPr>
-                <w:rFonts w:ascii="맑은 고딕" w:cs="맑은 고딕" w:eastAsia="맑은 고딕" w:hAnsi="맑은 고딕"/>
-                <w:b w:val="false"/>
-                <w:bCs w:val="false"/>
-                <w:sz w:val="17"/>
-                <w:szCs w:val="17"/>
-              </w:rPr>
-              <w:t xml:space="preserve">세탁조 오염 저감</w:t>
-            </w:r>
-          </w:p>
-        </w:tc>
-        <w:tc>
-          <w:tcPr>
-            <w:tcW w:type="dxa" w:w="4926"/>
-            <w:tcMar>
-              <w:top w:type="dxa" w:w="70"/>
-              <w:left w:type="dxa" w:w="110"/>
-              <w:bottom w:type="dxa" w:w="70"/>
-              <w:right w:type="dxa" w:w="110"/>
-            </w:tcMar>
-            <w:vAlign w:val="center"/>
-          </w:tcPr>
-          <w:p>
-            <w:pPr>
-              <w:spacing w:after="0" w:before="0" w:line="280"/>
-            </w:pPr>
-            <w:r>
-              <w:rPr>
-                <w:rFonts w:ascii="맑은 고딕" w:cs="맑은 고딕" w:eastAsia="맑은 고딕" w:hAnsi="맑은 고딕"/>
-                <w:sz w:val="17"/>
-                <w:szCs w:val="17"/>
-              </w:rPr>
-              <w:t xml:space="preserve">시험: 세탁조 오염 저감 시험</w:t>
+                <w:b/>
+                <w:bCs/>
+                <w:sz w:val="17"/>
+                <w:szCs w:val="17"/>
+              </w:rPr>
+              <w:t xml:space="preserve">기본</w:t>
+            </w:r>
+          </w:p>
+        </w:tc>
+        <w:tc>
+          <w:tcPr>
+            <w:tcW w:type="dxa" w:w="2600"/>
+            <w:tcMar>
+              <w:top w:type="dxa" w:w="70"/>
+              <w:left w:type="dxa" w:w="110"/>
+              <w:bottom w:type="dxa" w:w="70"/>
+              <w:right w:type="dxa" w:w="110"/>
+            </w:tcMar>
+            <w:vAlign w:val="center"/>
+          </w:tcPr>
+          <w:p>
+            <w:pPr>
+              <w:spacing w:after="0" w:before="0" w:line="280"/>
+            </w:pPr>
+            <w:r>
+              <w:rPr>
+                <w:rFonts w:ascii="맑은 고딕" w:cs="맑은 고딕" w:eastAsia="맑은 고딕" w:hAnsi="맑은 고딕"/>
+                <w:b/>
+                <w:bCs/>
+                <w:sz w:val="17"/>
+                <w:szCs w:val="17"/>
+              </w:rPr>
+              <w:t xml:space="preserve">드럼/통돌이 겸용</w:t>
+            </w:r>
+          </w:p>
+        </w:tc>
+        <w:tc>
+          <w:tcPr>
+            <w:tcW w:type="dxa" w:w="2400"/>
+            <w:tcMar>
+              <w:top w:type="dxa" w:w="70"/>
+              <w:left w:type="dxa" w:w="110"/>
+              <w:bottom w:type="dxa" w:w="70"/>
+              <w:right w:type="dxa" w:w="110"/>
+            </w:tcMar>
+            <w:vAlign w:val="center"/>
+          </w:tcPr>
+          <w:p>
+            <w:pPr>
+              <w:spacing w:after="0" w:before="0" w:line="280"/>
+            </w:pPr>
+            <w:r>
+              <w:rPr>
+                <w:rFonts w:ascii="맑은 고딕" w:cs="맑은 고딕" w:eastAsia="맑은 고딕" w:hAnsi="맑은 고딕"/>
+                <w:color w:val="595959"/>
+                <w:sz w:val="16"/>
+                <w:szCs w:val="16"/>
+              </w:rPr>
+              <w:t xml:space="preserve">피지(1위)</w:t>
+            </w:r>
+          </w:p>
+        </w:tc>
+        <w:tc>
+          <w:tcPr>
+            <w:tcW w:type="dxa" w:w="3226"/>
+            <w:tcMar>
+              <w:top w:type="dxa" w:w="70"/>
+              <w:left w:type="dxa" w:w="110"/>
+              <w:bottom w:type="dxa" w:w="70"/>
+              <w:right w:type="dxa" w:w="110"/>
+            </w:tcMar>
+            <w:vAlign w:val="center"/>
+          </w:tcPr>
+          <w:p>
+            <w:pPr>
+              <w:spacing w:after="0" w:before="0" w:line="280"/>
+            </w:pPr>
+            <w:r>
+              <w:rPr>
+                <w:rFonts w:ascii="맑은 고딕" w:cs="맑은 고딕" w:eastAsia="맑은 고딕" w:hAnsi="맑은 고딕"/>
+                <w:sz w:val="16"/>
+                <w:szCs w:val="16"/>
+              </w:rPr>
+              <w:t xml:space="preserve">-</w:t>
             </w:r>
           </w:p>
         </w:tc>
@@ -7878,8 +9493,8 @@
       <w:tr>
         <w:tc>
           <w:tcPr>
-            <w:tcW w:type="dxa" w:w="900"/>
-            <w:shd w:fill="F2F2F2" w:color="auto" w:val="clear"/>
+            <w:tcW w:type="dxa" w:w="800"/>
+            <w:shd w:fill="FBE4D5" w:color="auto" w:val="clear"/>
             <w:tcMar>
               <w:top w:type="dxa" w:w="70"/>
               <w:left w:type="dxa" w:w="110"/>
@@ -7896,8 +9511,553 @@
             <w:r>
               <w:rPr>
                 <w:rFonts w:ascii="맑은 고딕" w:cs="맑은 고딕" w:eastAsia="맑은 고딕" w:hAnsi="맑은 고딕"/>
-                <w:b w:val="false"/>
-                <w:bCs w:val="false"/>
+                <w:b/>
+                <w:bCs/>
+                <w:sz w:val="17"/>
+                <w:szCs w:val="17"/>
+              </w:rPr>
+              <w:t xml:space="preserve">기본</w:t>
+            </w:r>
+          </w:p>
+        </w:tc>
+        <w:tc>
+          <w:tcPr>
+            <w:tcW w:type="dxa" w:w="2600"/>
+            <w:tcMar>
+              <w:top w:type="dxa" w:w="70"/>
+              <w:left w:type="dxa" w:w="110"/>
+              <w:bottom w:type="dxa" w:w="70"/>
+              <w:right w:type="dxa" w:w="110"/>
+            </w:tcMar>
+            <w:vAlign w:val="center"/>
+          </w:tcPr>
+          <w:p>
+            <w:pPr>
+              <w:spacing w:after="0" w:before="0" w:line="280"/>
+            </w:pPr>
+            <w:r>
+              <w:rPr>
+                <w:rFonts w:ascii="맑은 고딕" w:cs="맑은 고딕" w:eastAsia="맑은 고딕" w:hAnsi="맑은 고딕"/>
+                <w:b/>
+                <w:bCs/>
+                <w:sz w:val="17"/>
+                <w:szCs w:val="17"/>
+              </w:rPr>
+              <w:t xml:space="preserve">변색·탈색 방지 / 보풀 방지</w:t>
+            </w:r>
+          </w:p>
+        </w:tc>
+        <w:tc>
+          <w:tcPr>
+            <w:tcW w:type="dxa" w:w="2400"/>
+            <w:tcMar>
+              <w:top w:type="dxa" w:w="70"/>
+              <w:left w:type="dxa" w:w="110"/>
+              <w:bottom w:type="dxa" w:w="70"/>
+              <w:right w:type="dxa" w:w="110"/>
+            </w:tcMar>
+            <w:vAlign w:val="center"/>
+          </w:tcPr>
+          <w:p>
+            <w:pPr>
+              <w:spacing w:after="0" w:before="0" w:line="280"/>
+            </w:pPr>
+            <w:r>
+              <w:rPr>
+                <w:rFonts w:ascii="맑은 고딕" w:cs="맑은 고딕" w:eastAsia="맑은 고딕" w:hAnsi="맑은 고딕"/>
+                <w:color w:val="595959"/>
+                <w:sz w:val="16"/>
+                <w:szCs w:val="16"/>
+              </w:rPr>
+              <w:t xml:space="preserve">피지 1위·6위</w:t>
+            </w:r>
+          </w:p>
+        </w:tc>
+        <w:tc>
+          <w:tcPr>
+            <w:tcW w:type="dxa" w:w="3226"/>
+            <w:tcMar>
+              <w:top w:type="dxa" w:w="70"/>
+              <w:left w:type="dxa" w:w="110"/>
+              <w:bottom w:type="dxa" w:w="70"/>
+              <w:right w:type="dxa" w:w="110"/>
+            </w:tcMar>
+            <w:vAlign w:val="center"/>
+          </w:tcPr>
+          <w:p>
+            <w:pPr>
+              <w:spacing w:after="0" w:before="0" w:line="280"/>
+            </w:pPr>
+            <w:r>
+              <w:rPr>
+                <w:rFonts w:ascii="맑은 고딕" w:cs="맑은 고딕" w:eastAsia="맑은 고딕" w:hAnsi="맑은 고딕"/>
+                <w:sz w:val="16"/>
+                <w:szCs w:val="16"/>
+              </w:rPr>
+              <w:t xml:space="preserve">반복 세탁 후 색차·인장강도 측정</w:t>
+            </w:r>
+          </w:p>
+        </w:tc>
+      </w:tr>
+      <w:tr>
+        <w:tc>
+          <w:tcPr>
+            <w:tcW w:type="dxa" w:w="800"/>
+            <w:shd w:fill="FBE4D5" w:color="auto" w:val="clear"/>
+            <w:tcMar>
+              <w:top w:type="dxa" w:w="70"/>
+              <w:left w:type="dxa" w:w="110"/>
+              <w:bottom w:type="dxa" w:w="70"/>
+              <w:right w:type="dxa" w:w="110"/>
+            </w:tcMar>
+            <w:vAlign w:val="center"/>
+          </w:tcPr>
+          <w:p>
+            <w:pPr>
+              <w:spacing w:after="0" w:before="0" w:line="280"/>
+              <w:jc w:val="center"/>
+            </w:pPr>
+            <w:r>
+              <w:rPr>
+                <w:rFonts w:ascii="맑은 고딕" w:cs="맑은 고딕" w:eastAsia="맑은 고딕" w:hAnsi="맑은 고딕"/>
+                <w:b/>
+                <w:bCs/>
+                <w:sz w:val="17"/>
+                <w:szCs w:val="17"/>
+              </w:rPr>
+              <w:t xml:space="preserve">기본</w:t>
+            </w:r>
+          </w:p>
+        </w:tc>
+        <w:tc>
+          <w:tcPr>
+            <w:tcW w:type="dxa" w:w="2600"/>
+            <w:tcMar>
+              <w:top w:type="dxa" w:w="70"/>
+              <w:left w:type="dxa" w:w="110"/>
+              <w:bottom w:type="dxa" w:w="70"/>
+              <w:right w:type="dxa" w:w="110"/>
+            </w:tcMar>
+            <w:vAlign w:val="center"/>
+          </w:tcPr>
+          <w:p>
+            <w:pPr>
+              <w:spacing w:after="0" w:before="0" w:line="280"/>
+            </w:pPr>
+            <w:r>
+              <w:rPr>
+                <w:rFonts w:ascii="맑은 고딕" w:cs="맑은 고딕" w:eastAsia="맑은 고딕" w:hAnsi="맑은 고딕"/>
+                <w:b/>
+                <w:bCs/>
+                <w:sz w:val="17"/>
+                <w:szCs w:val="17"/>
+              </w:rPr>
+              <w:t xml:space="preserve">세탁조 오염 저감</w:t>
+            </w:r>
+          </w:p>
+        </w:tc>
+        <w:tc>
+          <w:tcPr>
+            <w:tcW w:type="dxa" w:w="2400"/>
+            <w:tcMar>
+              <w:top w:type="dxa" w:w="70"/>
+              <w:left w:type="dxa" w:w="110"/>
+              <w:bottom w:type="dxa" w:w="70"/>
+              <w:right w:type="dxa" w:w="110"/>
+            </w:tcMar>
+            <w:vAlign w:val="center"/>
+          </w:tcPr>
+          <w:p>
+            <w:pPr>
+              <w:spacing w:after="0" w:before="0" w:line="280"/>
+            </w:pPr>
+            <w:r>
+              <w:rPr>
+                <w:rFonts w:ascii="맑은 고딕" w:cs="맑은 고딕" w:eastAsia="맑은 고딕" w:hAnsi="맑은 고딕"/>
+                <w:color w:val="595959"/>
+                <w:sz w:val="16"/>
+                <w:szCs w:val="16"/>
+              </w:rPr>
+              <w:t xml:space="preserve">퍼실 4위·5위 '세탁조 청소'</w:t>
+            </w:r>
+          </w:p>
+        </w:tc>
+        <w:tc>
+          <w:tcPr>
+            <w:tcW w:type="dxa" w:w="3226"/>
+            <w:tcMar>
+              <w:top w:type="dxa" w:w="70"/>
+              <w:left w:type="dxa" w:w="110"/>
+              <w:bottom w:type="dxa" w:w="70"/>
+              <w:right w:type="dxa" w:w="110"/>
+            </w:tcMar>
+            <w:vAlign w:val="center"/>
+          </w:tcPr>
+          <w:p>
+            <w:pPr>
+              <w:spacing w:after="0" w:before="0" w:line="280"/>
+            </w:pPr>
+            <w:r>
+              <w:rPr>
+                <w:rFonts w:ascii="맑은 고딕" w:cs="맑은 고딕" w:eastAsia="맑은 고딕" w:hAnsi="맑은 고딕"/>
+                <w:sz w:val="16"/>
+                <w:szCs w:val="16"/>
+              </w:rPr>
+              <w:t xml:space="preserve">세탁조 오염 저감 시험</w:t>
+            </w:r>
+          </w:p>
+        </w:tc>
+      </w:tr>
+      <w:tr>
+        <w:tc>
+          <w:tcPr>
+            <w:tcW w:type="dxa" w:w="800"/>
+            <w:shd w:fill="FBE4D5" w:color="auto" w:val="clear"/>
+            <w:tcMar>
+              <w:top w:type="dxa" w:w="70"/>
+              <w:left w:type="dxa" w:w="110"/>
+              <w:bottom w:type="dxa" w:w="70"/>
+              <w:right w:type="dxa" w:w="110"/>
+            </w:tcMar>
+            <w:vAlign w:val="center"/>
+          </w:tcPr>
+          <w:p>
+            <w:pPr>
+              <w:spacing w:after="0" w:before="0" w:line="280"/>
+              <w:jc w:val="center"/>
+            </w:pPr>
+            <w:r>
+              <w:rPr>
+                <w:rFonts w:ascii="맑은 고딕" w:cs="맑은 고딕" w:eastAsia="맑은 고딕" w:hAnsi="맑은 고딕"/>
+                <w:b/>
+                <w:bCs/>
+                <w:sz w:val="17"/>
+                <w:szCs w:val="17"/>
+              </w:rPr>
+              <w:t xml:space="preserve">기본</w:t>
+            </w:r>
+          </w:p>
+        </w:tc>
+        <w:tc>
+          <w:tcPr>
+            <w:tcW w:type="dxa" w:w="2600"/>
+            <w:tcMar>
+              <w:top w:type="dxa" w:w="70"/>
+              <w:left w:type="dxa" w:w="110"/>
+              <w:bottom w:type="dxa" w:w="70"/>
+              <w:right w:type="dxa" w:w="110"/>
+            </w:tcMar>
+            <w:vAlign w:val="center"/>
+          </w:tcPr>
+          <w:p>
+            <w:pPr>
+              <w:spacing w:after="0" w:before="0" w:line="280"/>
+            </w:pPr>
+            <w:r>
+              <w:rPr>
+                <w:rFonts w:ascii="맑은 고딕" w:cs="맑은 고딕" w:eastAsia="맑은 고딕" w:hAnsi="맑은 고딕"/>
+                <w:b/>
+                <w:bCs/>
+                <w:sz w:val="17"/>
+                <w:szCs w:val="17"/>
+              </w:rPr>
+              <w:t xml:space="preserve">실내건조 쉰내 제거</w:t>
+            </w:r>
+          </w:p>
+        </w:tc>
+        <w:tc>
+          <w:tcPr>
+            <w:tcW w:type="dxa" w:w="2400"/>
+            <w:tcMar>
+              <w:top w:type="dxa" w:w="70"/>
+              <w:left w:type="dxa" w:w="110"/>
+              <w:bottom w:type="dxa" w:w="70"/>
+              <w:right w:type="dxa" w:w="110"/>
+            </w:tcMar>
+            <w:vAlign w:val="center"/>
+          </w:tcPr>
+          <w:p>
+            <w:pPr>
+              <w:spacing w:after="0" w:before="0" w:line="280"/>
+            </w:pPr>
+            <w:r>
+              <w:rPr>
+                <w:rFonts w:ascii="맑은 고딕" w:cs="맑은 고딕" w:eastAsia="맑은 고딕" w:hAnsi="맑은 고딕"/>
+                <w:color w:val="595959"/>
+                <w:sz w:val="16"/>
+                <w:szCs w:val="16"/>
+              </w:rPr>
+              <w:t xml:space="preserve">액츠 '쉰내 제거' / 피지 모락셀라</w:t>
+            </w:r>
+          </w:p>
+        </w:tc>
+        <w:tc>
+          <w:tcPr>
+            <w:tcW w:type="dxa" w:w="3226"/>
+            <w:tcMar>
+              <w:top w:type="dxa" w:w="70"/>
+              <w:left w:type="dxa" w:w="110"/>
+              <w:bottom w:type="dxa" w:w="70"/>
+              <w:right w:type="dxa" w:w="110"/>
+            </w:tcMar>
+            <w:vAlign w:val="center"/>
+          </w:tcPr>
+          <w:p>
+            <w:pPr>
+              <w:spacing w:after="0" w:before="0" w:line="280"/>
+            </w:pPr>
+            <w:r>
+              <w:rPr>
+                <w:rFonts w:ascii="맑은 고딕" w:cs="맑은 고딕" w:eastAsia="맑은 고딕" w:hAnsi="맑은 고딕"/>
+                <w:sz w:val="16"/>
+                <w:szCs w:val="16"/>
+              </w:rPr>
+              <w:t xml:space="preserve">쉰내 원인균 억제 시험 + 24/48시간 관능평가</w:t>
+            </w:r>
+          </w:p>
+        </w:tc>
+      </w:tr>
+      <w:tr>
+        <w:tc>
+          <w:tcPr>
+            <w:tcW w:type="dxa" w:w="800"/>
+            <w:shd w:fill="FBE4D5" w:color="auto" w:val="clear"/>
+            <w:tcMar>
+              <w:top w:type="dxa" w:w="70"/>
+              <w:left w:type="dxa" w:w="110"/>
+              <w:bottom w:type="dxa" w:w="70"/>
+              <w:right w:type="dxa" w:w="110"/>
+            </w:tcMar>
+            <w:vAlign w:val="center"/>
+          </w:tcPr>
+          <w:p>
+            <w:pPr>
+              <w:spacing w:after="0" w:before="0" w:line="280"/>
+              <w:jc w:val="center"/>
+            </w:pPr>
+            <w:r>
+              <w:rPr>
+                <w:rFonts w:ascii="맑은 고딕" w:cs="맑은 고딕" w:eastAsia="맑은 고딕" w:hAnsi="맑은 고딕"/>
+                <w:b/>
+                <w:bCs/>
+                <w:sz w:val="17"/>
+                <w:szCs w:val="17"/>
+              </w:rPr>
+              <w:t xml:space="preserve">기본</w:t>
+            </w:r>
+          </w:p>
+        </w:tc>
+        <w:tc>
+          <w:tcPr>
+            <w:tcW w:type="dxa" w:w="2600"/>
+            <w:tcMar>
+              <w:top w:type="dxa" w:w="70"/>
+              <w:left w:type="dxa" w:w="110"/>
+              <w:bottom w:type="dxa" w:w="70"/>
+              <w:right w:type="dxa" w:w="110"/>
+            </w:tcMar>
+            <w:vAlign w:val="center"/>
+          </w:tcPr>
+          <w:p>
+            <w:pPr>
+              <w:spacing w:after="0" w:before="0" w:line="280"/>
+            </w:pPr>
+            <w:r>
+              <w:rPr>
+                <w:rFonts w:ascii="맑은 고딕" w:cs="맑은 고딕" w:eastAsia="맑은 고딕" w:hAnsi="맑은 고딕"/>
+                <w:b/>
+                <w:bCs/>
+                <w:sz w:val="17"/>
+                <w:szCs w:val="17"/>
+              </w:rPr>
+              <w:t xml:space="preserve">암모니아 99% 이상 제거</w:t>
+            </w:r>
+          </w:p>
+        </w:tc>
+        <w:tc>
+          <w:tcPr>
+            <w:tcW w:type="dxa" w:w="2400"/>
+            <w:tcMar>
+              <w:top w:type="dxa" w:w="70"/>
+              <w:left w:type="dxa" w:w="110"/>
+              <w:bottom w:type="dxa" w:w="70"/>
+              <w:right w:type="dxa" w:w="110"/>
+            </w:tcMar>
+            <w:vAlign w:val="center"/>
+          </w:tcPr>
+          <w:p>
+            <w:pPr>
+              <w:spacing w:after="0" w:before="0" w:line="280"/>
+            </w:pPr>
+            <w:r>
+              <w:rPr>
+                <w:rFonts w:ascii="맑은 고딕" w:cs="맑은 고딕" w:eastAsia="맑은 고딕" w:hAnsi="맑은 고딕"/>
+                <w:color w:val="595959"/>
+                <w:sz w:val="16"/>
+                <w:szCs w:val="16"/>
+              </w:rPr>
+              <w:t xml:space="preserve">탐사(19위) 암모니아 99% 제거</w:t>
+            </w:r>
+          </w:p>
+        </w:tc>
+        <w:tc>
+          <w:tcPr>
+            <w:tcW w:type="dxa" w:w="3226"/>
+            <w:tcMar>
+              <w:top w:type="dxa" w:w="70"/>
+              <w:left w:type="dxa" w:w="110"/>
+              <w:bottom w:type="dxa" w:w="70"/>
+              <w:right w:type="dxa" w:w="110"/>
+            </w:tcMar>
+            <w:vAlign w:val="center"/>
+          </w:tcPr>
+          <w:p>
+            <w:pPr>
+              <w:spacing w:after="0" w:before="0" w:line="280"/>
+            </w:pPr>
+            <w:r>
+              <w:rPr>
+                <w:rFonts w:ascii="맑은 고딕" w:cs="맑은 고딕" w:eastAsia="맑은 고딕" w:hAnsi="맑은 고딕"/>
+                <w:sz w:val="16"/>
+                <w:szCs w:val="16"/>
+              </w:rPr>
+              <w:t xml:space="preserve">탈취력 시험</w:t>
+            </w:r>
+          </w:p>
+        </w:tc>
+      </w:tr>
+      <w:tr>
+        <w:tc>
+          <w:tcPr>
+            <w:tcW w:type="dxa" w:w="800"/>
+            <w:shd w:fill="FBE4D5" w:color="auto" w:val="clear"/>
+            <w:tcMar>
+              <w:top w:type="dxa" w:w="70"/>
+              <w:left w:type="dxa" w:w="110"/>
+              <w:bottom w:type="dxa" w:w="70"/>
+              <w:right w:type="dxa" w:w="110"/>
+            </w:tcMar>
+            <w:vAlign w:val="center"/>
+          </w:tcPr>
+          <w:p>
+            <w:pPr>
+              <w:spacing w:after="0" w:before="0" w:line="280"/>
+              <w:jc w:val="center"/>
+            </w:pPr>
+            <w:r>
+              <w:rPr>
+                <w:rFonts w:ascii="맑은 고딕" w:cs="맑은 고딕" w:eastAsia="맑은 고딕" w:hAnsi="맑은 고딕"/>
+                <w:b/>
+                <w:bCs/>
+                <w:sz w:val="17"/>
+                <w:szCs w:val="17"/>
+              </w:rPr>
+              <w:t xml:space="preserve">기본</w:t>
+            </w:r>
+          </w:p>
+        </w:tc>
+        <w:tc>
+          <w:tcPr>
+            <w:tcW w:type="dxa" w:w="2600"/>
+            <w:tcMar>
+              <w:top w:type="dxa" w:w="70"/>
+              <w:left w:type="dxa" w:w="110"/>
+              <w:bottom w:type="dxa" w:w="70"/>
+              <w:right w:type="dxa" w:w="110"/>
+            </w:tcMar>
+            <w:vAlign w:val="center"/>
+          </w:tcPr>
+          <w:p>
+            <w:pPr>
+              <w:spacing w:after="0" w:before="0" w:line="280"/>
+            </w:pPr>
+            <w:r>
+              <w:rPr>
+                <w:rFonts w:ascii="맑은 고딕" w:cs="맑은 고딕" w:eastAsia="맑은 고딕" w:hAnsi="맑은 고딕"/>
+                <w:b/>
+                <w:bCs/>
+                <w:sz w:val="17"/>
+                <w:szCs w:val="17"/>
+              </w:rPr>
+              <w:t xml:space="preserve">베이킹소다·구연산·과탄산소다 등 보조 성분</w:t>
+            </w:r>
+          </w:p>
+        </w:tc>
+        <w:tc>
+          <w:tcPr>
+            <w:tcW w:type="dxa" w:w="2400"/>
+            <w:tcMar>
+              <w:top w:type="dxa" w:w="70"/>
+              <w:left w:type="dxa" w:w="110"/>
+              <w:bottom w:type="dxa" w:w="70"/>
+              <w:right w:type="dxa" w:w="110"/>
+            </w:tcMar>
+            <w:vAlign w:val="center"/>
+          </w:tcPr>
+          <w:p>
+            <w:pPr>
+              <w:spacing w:after="0" w:before="0" w:line="280"/>
+            </w:pPr>
+            <w:r>
+              <w:rPr>
+                <w:rFonts w:ascii="맑은 고딕" w:cs="맑은 고딕" w:eastAsia="맑은 고딕" w:hAnsi="맑은 고딕"/>
+                <w:color w:val="595959"/>
+                <w:sz w:val="16"/>
+                <w:szCs w:val="16"/>
+              </w:rPr>
+              <w:t xml:space="preserve">퍼플리·비트 베이킹소다 / 비트·테크 구연산 / 봉쥬르끌레어 과탄산소다</w:t>
+            </w:r>
+          </w:p>
+        </w:tc>
+        <w:tc>
+          <w:tcPr>
+            <w:tcW w:type="dxa" w:w="3226"/>
+            <w:tcMar>
+              <w:top w:type="dxa" w:w="70"/>
+              <w:left w:type="dxa" w:w="110"/>
+              <w:bottom w:type="dxa" w:w="70"/>
+              <w:right w:type="dxa" w:w="110"/>
+            </w:tcMar>
+            <w:vAlign w:val="center"/>
+          </w:tcPr>
+          <w:p>
+            <w:pPr>
+              <w:spacing w:after="0" w:before="0" w:line="280"/>
+            </w:pPr>
+            <w:r>
+              <w:rPr>
+                <w:rFonts w:ascii="맑은 고딕" w:cs="맑은 고딕" w:eastAsia="맑은 고딕" w:hAnsi="맑은 고딕"/>
+                <w:sz w:val="16"/>
+                <w:szCs w:val="16"/>
+              </w:rPr>
+              <w:t xml:space="preserve">성분 확인서</w:t>
+            </w:r>
+          </w:p>
+        </w:tc>
+      </w:tr>
+      <w:tr>
+        <w:tc>
+          <w:tcPr>
+            <w:tcW w:type="dxa" w:w="800"/>
+            <w:shd w:fill="E2EFDA" w:color="auto" w:val="clear"/>
+            <w:tcMar>
+              <w:top w:type="dxa" w:w="70"/>
+              <w:left w:type="dxa" w:w="110"/>
+              <w:bottom w:type="dxa" w:w="70"/>
+              <w:right w:type="dxa" w:w="110"/>
+            </w:tcMar>
+            <w:vAlign w:val="center"/>
+          </w:tcPr>
+          <w:p>
+            <w:pPr>
+              <w:spacing w:after="0" w:before="0" w:line="280"/>
+              <w:jc w:val="center"/>
+            </w:pPr>
+            <w:r>
+              <w:rPr>
+                <w:rFonts w:ascii="맑은 고딕" w:cs="맑은 고딕" w:eastAsia="맑은 고딕" w:hAnsi="맑은 고딕"/>
+                <w:b/>
+                <w:bCs/>
                 <w:sz w:val="17"/>
                 <w:szCs w:val="17"/>
               </w:rPr>
@@ -7907,53 +10067,624 @@
         </w:tc>
         <w:tc>
           <w:tcPr>
-            <w:tcW w:type="dxa" w:w="3200"/>
-            <w:tcMar>
-              <w:top w:type="dxa" w:w="70"/>
-              <w:left w:type="dxa" w:w="110"/>
-              <w:bottom w:type="dxa" w:w="70"/>
-              <w:right w:type="dxa" w:w="110"/>
-            </w:tcMar>
-            <w:vAlign w:val="center"/>
-          </w:tcPr>
-          <w:p>
-            <w:pPr>
-              <w:spacing w:after="0" w:before="0" w:line="280"/>
-            </w:pPr>
-            <w:r>
-              <w:rPr>
-                <w:rFonts w:ascii="맑은 고딕" w:cs="맑은 고딕" w:eastAsia="맑은 고딕" w:hAnsi="맑은 고딕"/>
-                <w:b w:val="false"/>
-                <w:bCs w:val="false"/>
-                <w:sz w:val="17"/>
-                <w:szCs w:val="17"/>
-              </w:rPr>
-              <w:t xml:space="preserve">협회 인증(아토피·미세먼지 등)</w:t>
-            </w:r>
-          </w:p>
-        </w:tc>
-        <w:tc>
-          <w:tcPr>
-            <w:tcW w:type="dxa" w:w="4926"/>
-            <w:tcMar>
-              <w:top w:type="dxa" w:w="70"/>
-              <w:left w:type="dxa" w:w="110"/>
-              <w:bottom w:type="dxa" w:w="70"/>
-              <w:right w:type="dxa" w:w="110"/>
-            </w:tcMar>
-            <w:vAlign w:val="center"/>
-          </w:tcPr>
-          <w:p>
-            <w:pPr>
-              <w:spacing w:after="0" w:before="0" w:line="280"/>
-            </w:pPr>
-            <w:r>
-              <w:rPr>
-                <w:rFonts w:ascii="맑은 고딕" w:cs="맑은 고딕" w:eastAsia="맑은 고딕" w:hAnsi="맑은 고딕"/>
-                <w:sz w:val="17"/>
-                <w:szCs w:val="17"/>
-              </w:rPr>
-              <w:t xml:space="preserve">시험: 해당 협회 인증 절차</w:t>
+            <w:tcW w:type="dxa" w:w="2600"/>
+            <w:tcMar>
+              <w:top w:type="dxa" w:w="70"/>
+              <w:left w:type="dxa" w:w="110"/>
+              <w:bottom w:type="dxa" w:w="70"/>
+              <w:right w:type="dxa" w:w="110"/>
+            </w:tcMar>
+            <w:vAlign w:val="center"/>
+          </w:tcPr>
+          <w:p>
+            <w:pPr>
+              <w:spacing w:after="0" w:before="0" w:line="280"/>
+            </w:pPr>
+            <w:r>
+              <w:rPr>
+                <w:rFonts w:ascii="맑은 고딕" w:cs="맑은 고딕" w:eastAsia="맑은 고딕" w:hAnsi="맑은 고딕"/>
+                <w:b/>
+                <w:bCs/>
+                <w:sz w:val="17"/>
+                <w:szCs w:val="17"/>
+              </w:rPr>
+              <w:t xml:space="preserve">경수에서도 세정력 유지</w:t>
+            </w:r>
+          </w:p>
+        </w:tc>
+        <w:tc>
+          <w:tcPr>
+            <w:tcW w:type="dxa" w:w="2400"/>
+            <w:tcMar>
+              <w:top w:type="dxa" w:w="70"/>
+              <w:left w:type="dxa" w:w="110"/>
+              <w:bottom w:type="dxa" w:w="70"/>
+              <w:right w:type="dxa" w:w="110"/>
+            </w:tcMar>
+            <w:vAlign w:val="center"/>
+          </w:tcPr>
+          <w:p>
+            <w:pPr>
+              <w:spacing w:after="0" w:before="0" w:line="280"/>
+            </w:pPr>
+            <w:r>
+              <w:rPr>
+                <w:rFonts w:ascii="맑은 고딕" w:cs="맑은 고딕" w:eastAsia="맑은 고딕" w:hAnsi="맑은 고딕"/>
+                <w:color w:val="595959"/>
+                <w:sz w:val="16"/>
+                <w:szCs w:val="16"/>
+              </w:rPr>
+              <w:t xml:space="preserve">조사된 액상 소구점 33개 중 없음</w:t>
+            </w:r>
+          </w:p>
+        </w:tc>
+        <w:tc>
+          <w:tcPr>
+            <w:tcW w:type="dxa" w:w="3226"/>
+            <w:tcMar>
+              <w:top w:type="dxa" w:w="70"/>
+              <w:left w:type="dxa" w:w="110"/>
+              <w:bottom w:type="dxa" w:w="70"/>
+              <w:right w:type="dxa" w:w="110"/>
+            </w:tcMar>
+            <w:vAlign w:val="center"/>
+          </w:tcPr>
+          <w:p>
+            <w:pPr>
+              <w:spacing w:after="0" w:before="0" w:line="280"/>
+            </w:pPr>
+            <w:r>
+              <w:rPr>
+                <w:rFonts w:ascii="맑은 고딕" w:cs="맑은 고딕" w:eastAsia="맑은 고딕" w:hAnsi="맑은 고딕"/>
+                <w:sz w:val="16"/>
+                <w:szCs w:val="16"/>
+              </w:rPr>
+              <w:t xml:space="preserve">경도별 세정력 시험</w:t>
+            </w:r>
+          </w:p>
+        </w:tc>
+      </w:tr>
+      <w:tr>
+        <w:tc>
+          <w:tcPr>
+            <w:tcW w:type="dxa" w:w="800"/>
+            <w:shd w:fill="E2EFDA" w:color="auto" w:val="clear"/>
+            <w:tcMar>
+              <w:top w:type="dxa" w:w="70"/>
+              <w:left w:type="dxa" w:w="110"/>
+              <w:bottom w:type="dxa" w:w="70"/>
+              <w:right w:type="dxa" w:w="110"/>
+            </w:tcMar>
+            <w:vAlign w:val="center"/>
+          </w:tcPr>
+          <w:p>
+            <w:pPr>
+              <w:spacing w:after="0" w:before="0" w:line="280"/>
+              <w:jc w:val="center"/>
+            </w:pPr>
+            <w:r>
+              <w:rPr>
+                <w:rFonts w:ascii="맑은 고딕" w:cs="맑은 고딕" w:eastAsia="맑은 고딕" w:hAnsi="맑은 고딕"/>
+                <w:b/>
+                <w:bCs/>
+                <w:sz w:val="17"/>
+                <w:szCs w:val="17"/>
+              </w:rPr>
+              <w:t xml:space="preserve">차별화</w:t>
+            </w:r>
+          </w:p>
+        </w:tc>
+        <w:tc>
+          <w:tcPr>
+            <w:tcW w:type="dxa" w:w="2600"/>
+            <w:tcMar>
+              <w:top w:type="dxa" w:w="70"/>
+              <w:left w:type="dxa" w:w="110"/>
+              <w:bottom w:type="dxa" w:w="70"/>
+              <w:right w:type="dxa" w:w="110"/>
+            </w:tcMar>
+            <w:vAlign w:val="center"/>
+          </w:tcPr>
+          <w:p>
+            <w:pPr>
+              <w:spacing w:after="0" w:before="0" w:line="280"/>
+            </w:pPr>
+            <w:r>
+              <w:rPr>
+                <w:rFonts w:ascii="맑은 고딕" w:cs="맑은 고딕" w:eastAsia="맑은 고딕" w:hAnsi="맑은 고딕"/>
+                <w:b/>
+                <w:bCs/>
+                <w:sz w:val="17"/>
+                <w:szCs w:val="17"/>
+              </w:rPr>
+              <w:t xml:space="preserve">1회 세탁당 비용 표기</w:t>
+            </w:r>
+          </w:p>
+        </w:tc>
+        <w:tc>
+          <w:tcPr>
+            <w:tcW w:type="dxa" w:w="2400"/>
+            <w:tcMar>
+              <w:top w:type="dxa" w:w="70"/>
+              <w:left w:type="dxa" w:w="110"/>
+              <w:bottom w:type="dxa" w:w="70"/>
+              <w:right w:type="dxa" w:w="110"/>
+            </w:tcMar>
+            <w:vAlign w:val="center"/>
+          </w:tcPr>
+          <w:p>
+            <w:pPr>
+              <w:spacing w:after="0" w:before="0" w:line="280"/>
+            </w:pPr>
+            <w:r>
+              <w:rPr>
+                <w:rFonts w:ascii="맑은 고딕" w:cs="맑은 고딕" w:eastAsia="맑은 고딕" w:hAnsi="맑은 고딕"/>
+                <w:color w:val="595959"/>
+                <w:sz w:val="16"/>
+                <w:szCs w:val="16"/>
+              </w:rPr>
+              <w:t xml:space="preserve">전부 100ml당으로만 말함</w:t>
+            </w:r>
+          </w:p>
+        </w:tc>
+        <w:tc>
+          <w:tcPr>
+            <w:tcW w:type="dxa" w:w="3226"/>
+            <w:tcMar>
+              <w:top w:type="dxa" w:w="70"/>
+              <w:left w:type="dxa" w:w="110"/>
+              <w:bottom w:type="dxa" w:w="70"/>
+              <w:right w:type="dxa" w:w="110"/>
+            </w:tcMar>
+            <w:vAlign w:val="center"/>
+          </w:tcPr>
+          <w:p>
+            <w:pPr>
+              <w:spacing w:after="0" w:before="0" w:line="280"/>
+            </w:pPr>
+            <w:r>
+              <w:rPr>
+                <w:rFonts w:ascii="맑은 고딕" w:cs="맑은 고딕" w:eastAsia="맑은 고딕" w:hAnsi="맑은 고딕"/>
+                <w:sz w:val="16"/>
+                <w:szCs w:val="16"/>
+              </w:rPr>
+              <w:t xml:space="preserve">-</w:t>
+            </w:r>
+          </w:p>
+        </w:tc>
+      </w:tr>
+      <w:tr>
+        <w:tc>
+          <w:tcPr>
+            <w:tcW w:type="dxa" w:w="800"/>
+            <w:shd w:fill="E2EFDA" w:color="auto" w:val="clear"/>
+            <w:tcMar>
+              <w:top w:type="dxa" w:w="70"/>
+              <w:left w:type="dxa" w:w="110"/>
+              <w:bottom w:type="dxa" w:w="70"/>
+              <w:right w:type="dxa" w:w="110"/>
+            </w:tcMar>
+            <w:vAlign w:val="center"/>
+          </w:tcPr>
+          <w:p>
+            <w:pPr>
+              <w:spacing w:after="0" w:before="0" w:line="280"/>
+              <w:jc w:val="center"/>
+            </w:pPr>
+            <w:r>
+              <w:rPr>
+                <w:rFonts w:ascii="맑은 고딕" w:cs="맑은 고딕" w:eastAsia="맑은 고딕" w:hAnsi="맑은 고딕"/>
+                <w:b/>
+                <w:bCs/>
+                <w:sz w:val="17"/>
+                <w:szCs w:val="17"/>
+              </w:rPr>
+              <w:t xml:space="preserve">차별화</w:t>
+            </w:r>
+          </w:p>
+        </w:tc>
+        <w:tc>
+          <w:tcPr>
+            <w:tcW w:type="dxa" w:w="2600"/>
+            <w:tcMar>
+              <w:top w:type="dxa" w:w="70"/>
+              <w:left w:type="dxa" w:w="110"/>
+              <w:bottom w:type="dxa" w:w="70"/>
+              <w:right w:type="dxa" w:w="110"/>
+            </w:tcMar>
+            <w:vAlign w:val="center"/>
+          </w:tcPr>
+          <w:p>
+            <w:pPr>
+              <w:spacing w:after="0" w:before="0" w:line="280"/>
+            </w:pPr>
+            <w:r>
+              <w:rPr>
+                <w:rFonts w:ascii="맑은 고딕" w:cs="맑은 고딕" w:eastAsia="맑은 고딕" w:hAnsi="맑은 고딕"/>
+                <w:b/>
+                <w:bCs/>
+                <w:sz w:val="17"/>
+                <w:szCs w:val="17"/>
+              </w:rPr>
+              <w:t xml:space="preserve">저점도 — 찬물에서 빠르게 풀림</w:t>
+            </w:r>
+          </w:p>
+        </w:tc>
+        <w:tc>
+          <w:tcPr>
+            <w:tcW w:type="dxa" w:w="2400"/>
+            <w:tcMar>
+              <w:top w:type="dxa" w:w="70"/>
+              <w:left w:type="dxa" w:w="110"/>
+              <w:bottom w:type="dxa" w:w="70"/>
+              <w:right w:type="dxa" w:w="110"/>
+            </w:tcMar>
+            <w:vAlign w:val="center"/>
+          </w:tcPr>
+          <w:p>
+            <w:pPr>
+              <w:spacing w:after="0" w:before="0" w:line="280"/>
+            </w:pPr>
+            <w:r>
+              <w:rPr>
+                <w:rFonts w:ascii="맑은 고딕" w:cs="맑은 고딕" w:eastAsia="맑은 고딕" w:hAnsi="맑은 고딕"/>
+                <w:color w:val="595959"/>
+                <w:sz w:val="16"/>
+                <w:szCs w:val="16"/>
+              </w:rPr>
+              <w:t xml:space="preserve">액상 세탁세제 소구점에 없음(섬유유연제 아우라가 사용)</w:t>
+            </w:r>
+          </w:p>
+        </w:tc>
+        <w:tc>
+          <w:tcPr>
+            <w:tcW w:type="dxa" w:w="3226"/>
+            <w:tcMar>
+              <w:top w:type="dxa" w:w="70"/>
+              <w:left w:type="dxa" w:w="110"/>
+              <w:bottom w:type="dxa" w:w="70"/>
+              <w:right w:type="dxa" w:w="110"/>
+            </w:tcMar>
+            <w:vAlign w:val="center"/>
+          </w:tcPr>
+          <w:p>
+            <w:pPr>
+              <w:spacing w:after="0" w:before="0" w:line="280"/>
+            </w:pPr>
+            <w:r>
+              <w:rPr>
+                <w:rFonts w:ascii="맑은 고딕" w:cs="맑은 고딕" w:eastAsia="맑은 고딕" w:hAnsi="맑은 고딕"/>
+                <w:sz w:val="16"/>
+                <w:szCs w:val="16"/>
+              </w:rPr>
+              <w:t xml:space="preserve">점도 측정 + 저온 용해</w:t>
+            </w:r>
+          </w:p>
+        </w:tc>
+      </w:tr>
+      <w:tr>
+        <w:tc>
+          <w:tcPr>
+            <w:tcW w:type="dxa" w:w="800"/>
+            <w:shd w:fill="E2EFDA" w:color="auto" w:val="clear"/>
+            <w:tcMar>
+              <w:top w:type="dxa" w:w="70"/>
+              <w:left w:type="dxa" w:w="110"/>
+              <w:bottom w:type="dxa" w:w="70"/>
+              <w:right w:type="dxa" w:w="110"/>
+            </w:tcMar>
+            <w:vAlign w:val="center"/>
+          </w:tcPr>
+          <w:p>
+            <w:pPr>
+              <w:spacing w:after="0" w:before="0" w:line="280"/>
+              <w:jc w:val="center"/>
+            </w:pPr>
+            <w:r>
+              <w:rPr>
+                <w:rFonts w:ascii="맑은 고딕" w:cs="맑은 고딕" w:eastAsia="맑은 고딕" w:hAnsi="맑은 고딕"/>
+                <w:b/>
+                <w:bCs/>
+                <w:sz w:val="17"/>
+                <w:szCs w:val="17"/>
+              </w:rPr>
+              <w:t xml:space="preserve">차별화</w:t>
+            </w:r>
+          </w:p>
+        </w:tc>
+        <w:tc>
+          <w:tcPr>
+            <w:tcW w:type="dxa" w:w="2600"/>
+            <w:tcMar>
+              <w:top w:type="dxa" w:w="70"/>
+              <w:left w:type="dxa" w:w="110"/>
+              <w:bottom w:type="dxa" w:w="70"/>
+              <w:right w:type="dxa" w:w="110"/>
+            </w:tcMar>
+            <w:vAlign w:val="center"/>
+          </w:tcPr>
+          <w:p>
+            <w:pPr>
+              <w:spacing w:after="0" w:before="0" w:line="280"/>
+            </w:pPr>
+            <w:r>
+              <w:rPr>
+                <w:rFonts w:ascii="맑은 고딕" w:cs="맑은 고딕" w:eastAsia="맑은 고딕" w:hAnsi="맑은 고딕"/>
+                <w:b/>
+                <w:bCs/>
+                <w:sz w:val="17"/>
+                <w:szCs w:val="17"/>
+              </w:rPr>
+              <w:t xml:space="preserve">알레르기 유발 향료 26종 미함유</w:t>
+            </w:r>
+          </w:p>
+        </w:tc>
+        <w:tc>
+          <w:tcPr>
+            <w:tcW w:type="dxa" w:w="2400"/>
+            <w:tcMar>
+              <w:top w:type="dxa" w:w="70"/>
+              <w:left w:type="dxa" w:w="110"/>
+              <w:bottom w:type="dxa" w:w="70"/>
+              <w:right w:type="dxa" w:w="110"/>
+            </w:tcMar>
+            <w:vAlign w:val="center"/>
+          </w:tcPr>
+          <w:p>
+            <w:pPr>
+              <w:spacing w:after="0" w:before="0" w:line="280"/>
+            </w:pPr>
+            <w:r>
+              <w:rPr>
+                <w:rFonts w:ascii="맑은 고딕" w:cs="맑은 고딕" w:eastAsia="맑은 고딕" w:hAnsi="맑은 고딕"/>
+                <w:color w:val="595959"/>
+                <w:sz w:val="16"/>
+                <w:szCs w:val="16"/>
+              </w:rPr>
+              <w:t xml:space="preserve">없음</w:t>
+            </w:r>
+          </w:p>
+        </w:tc>
+        <w:tc>
+          <w:tcPr>
+            <w:tcW w:type="dxa" w:w="3226"/>
+            <w:tcMar>
+              <w:top w:type="dxa" w:w="70"/>
+              <w:left w:type="dxa" w:w="110"/>
+              <w:bottom w:type="dxa" w:w="70"/>
+              <w:right w:type="dxa" w:w="110"/>
+            </w:tcMar>
+            <w:vAlign w:val="center"/>
+          </w:tcPr>
+          <w:p>
+            <w:pPr>
+              <w:spacing w:after="0" w:before="0" w:line="280"/>
+            </w:pPr>
+            <w:r>
+              <w:rPr>
+                <w:rFonts w:ascii="맑은 고딕" w:cs="맑은 고딕" w:eastAsia="맑은 고딕" w:hAnsi="맑은 고딕"/>
+                <w:sz w:val="16"/>
+                <w:szCs w:val="16"/>
+              </w:rPr>
+              <w:t xml:space="preserve">향료 성분 분석</w:t>
+            </w:r>
+          </w:p>
+        </w:tc>
+      </w:tr>
+      <w:tr>
+        <w:tc>
+          <w:tcPr>
+            <w:tcW w:type="dxa" w:w="800"/>
+            <w:shd w:fill="E2EFDA" w:color="auto" w:val="clear"/>
+            <w:tcMar>
+              <w:top w:type="dxa" w:w="70"/>
+              <w:left w:type="dxa" w:w="110"/>
+              <w:bottom w:type="dxa" w:w="70"/>
+              <w:right w:type="dxa" w:w="110"/>
+            </w:tcMar>
+            <w:vAlign w:val="center"/>
+          </w:tcPr>
+          <w:p>
+            <w:pPr>
+              <w:spacing w:after="0" w:before="0" w:line="280"/>
+              <w:jc w:val="center"/>
+            </w:pPr>
+            <w:r>
+              <w:rPr>
+                <w:rFonts w:ascii="맑은 고딕" w:cs="맑은 고딕" w:eastAsia="맑은 고딕" w:hAnsi="맑은 고딕"/>
+                <w:b/>
+                <w:bCs/>
+                <w:sz w:val="17"/>
+                <w:szCs w:val="17"/>
+              </w:rPr>
+              <w:t xml:space="preserve">차별화</w:t>
+            </w:r>
+          </w:p>
+        </w:tc>
+        <w:tc>
+          <w:tcPr>
+            <w:tcW w:type="dxa" w:w="2600"/>
+            <w:tcMar>
+              <w:top w:type="dxa" w:w="70"/>
+              <w:left w:type="dxa" w:w="110"/>
+              <w:bottom w:type="dxa" w:w="70"/>
+              <w:right w:type="dxa" w:w="110"/>
+            </w:tcMar>
+            <w:vAlign w:val="center"/>
+          </w:tcPr>
+          <w:p>
+            <w:pPr>
+              <w:spacing w:after="0" w:before="0" w:line="280"/>
+            </w:pPr>
+            <w:r>
+              <w:rPr>
+                <w:rFonts w:ascii="맑은 고딕" w:cs="맑은 고딕" w:eastAsia="맑은 고딕" w:hAnsi="맑은 고딕"/>
+                <w:b/>
+                <w:bCs/>
+                <w:sz w:val="17"/>
+                <w:szCs w:val="17"/>
+              </w:rPr>
+              <w:t xml:space="preserve">비건 / 동물실험 미실시</w:t>
+            </w:r>
+          </w:p>
+        </w:tc>
+        <w:tc>
+          <w:tcPr>
+            <w:tcW w:type="dxa" w:w="2400"/>
+            <w:tcMar>
+              <w:top w:type="dxa" w:w="70"/>
+              <w:left w:type="dxa" w:w="110"/>
+              <w:bottom w:type="dxa" w:w="70"/>
+              <w:right w:type="dxa" w:w="110"/>
+            </w:tcMar>
+            <w:vAlign w:val="center"/>
+          </w:tcPr>
+          <w:p>
+            <w:pPr>
+              <w:spacing w:after="0" w:before="0" w:line="280"/>
+            </w:pPr>
+            <w:r>
+              <w:rPr>
+                <w:rFonts w:ascii="맑은 고딕" w:cs="맑은 고딕" w:eastAsia="맑은 고딕" w:hAnsi="맑은 고딕"/>
+                <w:color w:val="595959"/>
+                <w:sz w:val="16"/>
+                <w:szCs w:val="16"/>
+              </w:rPr>
+              <w:t xml:space="preserve">세탁세제 소구점에 없음(섬유유연제 리퀴드가 사용)</w:t>
+            </w:r>
+          </w:p>
+        </w:tc>
+        <w:tc>
+          <w:tcPr>
+            <w:tcW w:type="dxa" w:w="3226"/>
+            <w:tcMar>
+              <w:top w:type="dxa" w:w="70"/>
+              <w:left w:type="dxa" w:w="110"/>
+              <w:bottom w:type="dxa" w:w="70"/>
+              <w:right w:type="dxa" w:w="110"/>
+            </w:tcMar>
+            <w:vAlign w:val="center"/>
+          </w:tcPr>
+          <w:p>
+            <w:pPr>
+              <w:spacing w:after="0" w:before="0" w:line="280"/>
+            </w:pPr>
+            <w:r>
+              <w:rPr>
+                <w:rFonts w:ascii="맑은 고딕" w:cs="맑은 고딕" w:eastAsia="맑은 고딕" w:hAnsi="맑은 고딕"/>
+                <w:sz w:val="16"/>
+                <w:szCs w:val="16"/>
+              </w:rPr>
+              <w:t xml:space="preserve">비건 인증</w:t>
+            </w:r>
+          </w:p>
+        </w:tc>
+      </w:tr>
+      <w:tr>
+        <w:tc>
+          <w:tcPr>
+            <w:tcW w:type="dxa" w:w="800"/>
+            <w:shd w:fill="E2EFDA" w:color="auto" w:val="clear"/>
+            <w:tcMar>
+              <w:top w:type="dxa" w:w="70"/>
+              <w:left w:type="dxa" w:w="110"/>
+              <w:bottom w:type="dxa" w:w="70"/>
+              <w:right w:type="dxa" w:w="110"/>
+            </w:tcMar>
+            <w:vAlign w:val="center"/>
+          </w:tcPr>
+          <w:p>
+            <w:pPr>
+              <w:spacing w:after="0" w:before="0" w:line="280"/>
+              <w:jc w:val="center"/>
+            </w:pPr>
+            <w:r>
+              <w:rPr>
+                <w:rFonts w:ascii="맑은 고딕" w:cs="맑은 고딕" w:eastAsia="맑은 고딕" w:hAnsi="맑은 고딕"/>
+                <w:b/>
+                <w:bCs/>
+                <w:sz w:val="17"/>
+                <w:szCs w:val="17"/>
+              </w:rPr>
+              <w:t xml:space="preserve">차별화</w:t>
+            </w:r>
+          </w:p>
+        </w:tc>
+        <w:tc>
+          <w:tcPr>
+            <w:tcW w:type="dxa" w:w="2600"/>
+            <w:tcMar>
+              <w:top w:type="dxa" w:w="70"/>
+              <w:left w:type="dxa" w:w="110"/>
+              <w:bottom w:type="dxa" w:w="70"/>
+              <w:right w:type="dxa" w:w="110"/>
+            </w:tcMar>
+            <w:vAlign w:val="center"/>
+          </w:tcPr>
+          <w:p>
+            <w:pPr>
+              <w:spacing w:after="0" w:before="0" w:line="280"/>
+            </w:pPr>
+            <w:r>
+              <w:rPr>
+                <w:rFonts w:ascii="맑은 고딕" w:cs="맑은 고딕" w:eastAsia="맑은 고딕" w:hAnsi="맑은 고딕"/>
+                <w:b/>
+                <w:bCs/>
+                <w:sz w:val="17"/>
+                <w:szCs w:val="17"/>
+              </w:rPr>
+              <w:t xml:space="preserve">생분해도 수치 제시</w:t>
+            </w:r>
+          </w:p>
+        </w:tc>
+        <w:tc>
+          <w:tcPr>
+            <w:tcW w:type="dxa" w:w="2400"/>
+            <w:tcMar>
+              <w:top w:type="dxa" w:w="70"/>
+              <w:left w:type="dxa" w:w="110"/>
+              <w:bottom w:type="dxa" w:w="70"/>
+              <w:right w:type="dxa" w:w="110"/>
+            </w:tcMar>
+            <w:vAlign w:val="center"/>
+          </w:tcPr>
+          <w:p>
+            <w:pPr>
+              <w:spacing w:after="0" w:before="0" w:line="280"/>
+            </w:pPr>
+            <w:r>
+              <w:rPr>
+                <w:rFonts w:ascii="맑은 고딕" w:cs="맑은 고딕" w:eastAsia="맑은 고딕" w:hAnsi="맑은 고딕"/>
+                <w:color w:val="595959"/>
+                <w:sz w:val="16"/>
+                <w:szCs w:val="16"/>
+              </w:rPr>
+              <w:t xml:space="preserve">액상에 없음(캡슐 허글리만 95%)</w:t>
+            </w:r>
+          </w:p>
+        </w:tc>
+        <w:tc>
+          <w:tcPr>
+            <w:tcW w:type="dxa" w:w="3226"/>
+            <w:tcMar>
+              <w:top w:type="dxa" w:w="70"/>
+              <w:left w:type="dxa" w:w="110"/>
+              <w:bottom w:type="dxa" w:w="70"/>
+              <w:right w:type="dxa" w:w="110"/>
+            </w:tcMar>
+            <w:vAlign w:val="center"/>
+          </w:tcPr>
+          <w:p>
+            <w:pPr>
+              <w:spacing w:after="0" w:before="0" w:line="280"/>
+            </w:pPr>
+            <w:r>
+              <w:rPr>
+                <w:rFonts w:ascii="맑은 고딕" w:cs="맑은 고딕" w:eastAsia="맑은 고딕" w:hAnsi="맑은 고딕"/>
+                <w:sz w:val="16"/>
+                <w:szCs w:val="16"/>
+              </w:rPr>
+              <w:t xml:space="preserve">생분해도 시험</w:t>
             </w:r>
           </w:p>
         </w:tc>
@@ -7970,7 +10701,7 @@
           <w:sz w:val="17"/>
           <w:szCs w:val="17"/>
         </w:rPr>
-        <w:t xml:space="preserve">'필수'는 시장에서 표준이 된 사양으로, 없으면 비교 대상에서 제외됩니다. '차별화'는 이 제품의 핵심 소구점입니다.</w:t>
+        <w:t xml:space="preserve">'기본'은 현재 시장 제품들이 갖춘 것을 최대치로 모은 사양입니다. 빼면 비교에서 밀립니다. '차별화'는 그 위에 더하는 항목입니다.</w:t>
       </w:r>
     </w:p>
     <w:p>
@@ -9472,7 +12203,7 @@
           <w:sz w:val="18"/>
           <w:szCs w:val="18"/>
         </w:rPr>
-        <w:t xml:space="preserve">• '필수' 사양</w:t>
+        <w:t xml:space="preserve">• '기본' 사양</w:t>
       </w:r>
       <w:r>
         <w:rPr>
@@ -9480,7 +12211,7 @@
           <w:sz w:val="18"/>
           <w:szCs w:val="18"/>
         </w:rPr>
-        <w:t xml:space="preserve"> — 3장의 필수 항목은 경쟁 제품이 모두 갖춘 것으로, 빼서 원가를 맞추는 것은 선택지가 아닙니다.</w:t>
+        <w:t xml:space="preserve"> — 3장의 기본 항목은 현재 시장 제품들이 갖춘 것을 최대치로 모은 것입니다. 이걸 빼서 원가를 맞추면 비교표에서 밀리므로, 조정 대상이 아닙니다. 조정이 필요하면 '차별화' 항목부터 검토해 주시기 바랍니다.</w:t>
       </w:r>
     </w:p>
     <w:sectPr>
